--- a/06-学生侧材料/讲义/_数学工具/数学工具-第6讲-量纲数量级与估算.docx
+++ b/06-学生侧材料/讲义/_数学工具/数学工具-第6讲-量纲数量级与估算.docx
@@ -30386,7 +30386,7 @@
         <w:rPr>
           <w:rFonts w:hint="eastAsia" w:ascii="Times New Roman" w:hAnsi="Times New Roman" w:eastAsia="FangSong" w:cs="Times New Roman"/>
         </w:rPr>
-        <w:t>顺带看出</w:t>
+        <w:t>由此亦可看出</w:t>
       </w:r>
       <w:r>
         <w:rPr>

--- a/06-学生侧材料/讲义/_数学工具/数学工具-第6讲-量纲数量级与估算.docx
+++ b/06-学生侧材料/讲义/_数学工具/数学工具-第6讲-量纲数量级与估算.docx
@@ -26703,6 +26703,12 @@
       </w:pPr>
       <w:r>
         <w:rPr>
+          <w:rFonts w:ascii="Times New Roman" w:hAnsi="Times New Roman" w:eastAsia="Times New Roman" w:cs="Times New Roman"/>
+        </w:rPr>
+        <w:t xml:space="preserve">10.1 </w:t>
+      </w:r>
+      <w:r>
+        <w:rPr>
           <w:rFonts w:hint="eastAsia" w:ascii="Times New Roman" w:hAnsi="Times New Roman" w:eastAsia="SimHei" w:cs="Times New Roman"/>
         </w:rPr>
         <w:t>基础巩固</w:t>
@@ -26734,14 +26740,24 @@
     </w:p>
     <w:p>
       <w:pPr>
-        <w:pStyle w:val="Compact"/>
-        <w:numPr>
-          <w:ilvl w:val="0"/>
-          <w:numId w:val="1005"/>
-        </w:numPr>
+        <w:pStyle w:val="FirstParagraph"/>
       </w:pPr>
       <w:r>
         <w:rPr>
+          <w:rFonts w:ascii="Times New Roman" w:hAnsi="Times New Roman" w:eastAsia="Times New Roman" w:cs="Times New Roman"/>
+          <w:b/>
+          <w:bCs/>
+        </w:rPr>
+        <w:t xml:space="preserve">1.</w:t>
+      </w:r>
+      <w:r>
+        <w:rPr>
+          <w:rFonts w:ascii="Times New Roman" w:hAnsi="Times New Roman" w:eastAsia="Times New Roman" w:cs="Times New Roman"/>
+        </w:rPr>
+        <w:t xml:space="preserve"> </w:t>
+      </w:r>
+      <w:r>
+        <w:rPr>
           <w:rFonts w:hint="eastAsia" w:ascii="Times New Roman" w:hAnsi="Times New Roman" w:eastAsia="FangSong" w:cs="Times New Roman"/>
         </w:rPr>
         <w:t>写出下列物理量的量纲式</w:t>
@@ -26867,15 +26883,26 @@
         </w:rPr>
         <w:t xml:space="preserve">。</w:t>
       </w:r>
-    </w:p>
-    <w:p>
-      <w:pPr>
-        <w:pStyle w:val="Compact"/>
-        <w:numPr>
-          <w:ilvl w:val="0"/>
-          <w:numId w:val="1005"/>
-        </w:numPr>
-      </w:pPr>
+      <w:r>
+        <w:rPr>
+          <w:rFonts w:ascii="Times New Roman" w:hAnsi="Times New Roman" w:eastAsia="Times New Roman" w:cs="Times New Roman"/>
+        </w:rPr>
+        <w:t xml:space="preserve"> </w:t>
+      </w:r>
+      <w:r>
+        <w:rPr>
+          <w:rFonts w:ascii="Times New Roman" w:hAnsi="Times New Roman" w:eastAsia="Times New Roman" w:cs="Times New Roman"/>
+          <w:b/>
+          <w:bCs/>
+        </w:rPr>
+        <w:t xml:space="preserve">2.</w:t>
+      </w:r>
+      <w:r>
+        <w:rPr>
+          <w:rFonts w:ascii="Times New Roman" w:hAnsi="Times New Roman" w:eastAsia="Times New Roman" w:cs="Times New Roman"/>
+        </w:rPr>
+        <w:t xml:space="preserve"> </w:t>
+      </w:r>
       <w:r>
         <w:rPr>
           <w:rFonts w:hint="eastAsia" w:ascii="Times New Roman" w:hAnsi="Times New Roman" w:eastAsia="FangSong" w:cs="Times New Roman"/>
@@ -27065,15 +27092,26 @@
         </w:rPr>
         <w:t xml:space="preserve">）。</w:t>
       </w:r>
-    </w:p>
-    <w:p>
-      <w:pPr>
-        <w:pStyle w:val="Compact"/>
-        <w:numPr>
-          <w:ilvl w:val="0"/>
-          <w:numId w:val="1005"/>
-        </w:numPr>
-      </w:pPr>
+      <w:r>
+        <w:rPr>
+          <w:rFonts w:ascii="Times New Roman" w:hAnsi="Times New Roman" w:eastAsia="Times New Roman" w:cs="Times New Roman"/>
+        </w:rPr>
+        <w:t xml:space="preserve"> </w:t>
+      </w:r>
+      <w:r>
+        <w:rPr>
+          <w:rFonts w:ascii="Times New Roman" w:hAnsi="Times New Roman" w:eastAsia="Times New Roman" w:cs="Times New Roman"/>
+          <w:b/>
+          <w:bCs/>
+        </w:rPr>
+        <w:t xml:space="preserve">3.</w:t>
+      </w:r>
+      <w:r>
+        <w:rPr>
+          <w:rFonts w:ascii="Times New Roman" w:hAnsi="Times New Roman" w:eastAsia="Times New Roman" w:cs="Times New Roman"/>
+        </w:rPr>
+        <w:t xml:space="preserve"> </w:t>
+      </w:r>
       <w:r>
         <w:rPr>
           <w:rFonts w:hint="eastAsia" w:ascii="Times New Roman" w:hAnsi="Times New Roman" w:eastAsia="FangSong" w:cs="Times New Roman"/>
@@ -27280,15 +27318,26 @@
         </w:rPr>
         <w:t>。</w:t>
       </w:r>
-    </w:p>
-    <w:p>
-      <w:pPr>
-        <w:pStyle w:val="Compact"/>
-        <w:numPr>
-          <w:ilvl w:val="0"/>
-          <w:numId w:val="1005"/>
-        </w:numPr>
-      </w:pPr>
+      <w:r>
+        <w:rPr>
+          <w:rFonts w:ascii="Times New Roman" w:hAnsi="Times New Roman" w:eastAsia="Times New Roman" w:cs="Times New Roman"/>
+        </w:rPr>
+        <w:t xml:space="preserve"> </w:t>
+      </w:r>
+      <w:r>
+        <w:rPr>
+          <w:rFonts w:ascii="Times New Roman" w:hAnsi="Times New Roman" w:eastAsia="Times New Roman" w:cs="Times New Roman"/>
+          <w:b/>
+          <w:bCs/>
+        </w:rPr>
+        <w:t xml:space="preserve">4.</w:t>
+      </w:r>
+      <w:r>
+        <w:rPr>
+          <w:rFonts w:ascii="Times New Roman" w:hAnsi="Times New Roman" w:eastAsia="Times New Roman" w:cs="Times New Roman"/>
+        </w:rPr>
+        <w:t xml:space="preserve"> </w:t>
+      </w:r>
       <w:r>
         <w:rPr>
           <w:rFonts w:hint="eastAsia" w:ascii="Times New Roman" w:hAnsi="Times New Roman" w:eastAsia="FangSong" w:cs="Times New Roman"/>
@@ -27397,15 +27446,26 @@
         </w:rPr>
         <w:t xml:space="preserve">→ kJ/mol。</w:t>
       </w:r>
-    </w:p>
-    <w:p>
-      <w:pPr>
-        <w:pStyle w:val="Compact"/>
-        <w:numPr>
-          <w:ilvl w:val="0"/>
-          <w:numId w:val="1005"/>
-        </w:numPr>
-      </w:pPr>
+      <w:r>
+        <w:rPr>
+          <w:rFonts w:ascii="Times New Roman" w:hAnsi="Times New Roman" w:eastAsia="Times New Roman" w:cs="Times New Roman"/>
+        </w:rPr>
+        <w:t xml:space="preserve"> </w:t>
+      </w:r>
+      <w:r>
+        <w:rPr>
+          <w:rFonts w:ascii="Times New Roman" w:hAnsi="Times New Roman" w:eastAsia="Times New Roman" w:cs="Times New Roman"/>
+          <w:b/>
+          <w:bCs/>
+        </w:rPr>
+        <w:t xml:space="preserve">5.</w:t>
+      </w:r>
+      <w:r>
+        <w:rPr>
+          <w:rFonts w:ascii="Times New Roman" w:hAnsi="Times New Roman" w:eastAsia="Times New Roman" w:cs="Times New Roman"/>
+        </w:rPr>
+        <w:t xml:space="preserve"> </w:t>
+      </w:r>
       <w:r>
         <w:rPr>
           <w:rFonts w:hint="eastAsia" w:ascii="Times New Roman" w:hAnsi="Times New Roman" w:eastAsia="FangSong" w:cs="Times New Roman"/>
@@ -27552,15 +27612,26 @@
         </w:rPr>
         <w:t xml:space="preserve">。</w:t>
       </w:r>
-    </w:p>
-    <w:p>
-      <w:pPr>
-        <w:pStyle w:val="Compact"/>
-        <w:numPr>
-          <w:ilvl w:val="0"/>
-          <w:numId w:val="1005"/>
-        </w:numPr>
-      </w:pPr>
+      <w:r>
+        <w:rPr>
+          <w:rFonts w:ascii="Times New Roman" w:hAnsi="Times New Roman" w:eastAsia="Times New Roman" w:cs="Times New Roman"/>
+        </w:rPr>
+        <w:t xml:space="preserve"> </w:t>
+      </w:r>
+      <w:r>
+        <w:rPr>
+          <w:rFonts w:ascii="Times New Roman" w:hAnsi="Times New Roman" w:eastAsia="Times New Roman" w:cs="Times New Roman"/>
+          <w:b/>
+          <w:bCs/>
+        </w:rPr>
+        <w:t xml:space="preserve">6.</w:t>
+      </w:r>
+      <w:r>
+        <w:rPr>
+          <w:rFonts w:ascii="Times New Roman" w:hAnsi="Times New Roman" w:eastAsia="Times New Roman" w:cs="Times New Roman"/>
+        </w:rPr>
+        <w:t xml:space="preserve"> </w:t>
+      </w:r>
       <w:r>
         <w:rPr>
           <w:rFonts w:ascii="Times New Roman" w:hAnsi="Times New Roman" w:eastAsia="Times New Roman" w:cs="Times New Roman"/>
@@ -27712,6 +27783,12 @@
       </w:pPr>
       <w:r>
         <w:rPr>
+          <w:rFonts w:ascii="Times New Roman" w:hAnsi="Times New Roman" w:eastAsia="Times New Roman" w:cs="Times New Roman"/>
+        </w:rPr>
+        <w:t xml:space="preserve">10.2 </w:t>
+      </w:r>
+      <w:r>
+        <w:rPr>
           <w:rFonts w:hint="eastAsia" w:ascii="Times New Roman" w:hAnsi="Times New Roman" w:eastAsia="SimHei" w:cs="Times New Roman"/>
         </w:rPr>
         <w:t>竞赛入门</w:t>
@@ -27743,12 +27820,22 @@
     </w:p>
     <w:p>
       <w:pPr>
-        <w:pStyle w:val="Compact"/>
-        <w:numPr>
-          <w:ilvl w:val="0"/>
-          <w:numId w:val="1006"/>
-        </w:numPr>
+        <w:pStyle w:val="FirstParagraph"/>
       </w:pPr>
+      <w:r>
+        <w:rPr>
+          <w:rFonts w:ascii="Times New Roman" w:hAnsi="Times New Roman" w:eastAsia="Times New Roman" w:cs="Times New Roman"/>
+          <w:b/>
+          <w:bCs/>
+        </w:rPr>
+        <w:t xml:space="preserve">7.</w:t>
+      </w:r>
+      <w:r>
+        <w:rPr>
+          <w:rFonts w:ascii="Times New Roman" w:hAnsi="Times New Roman" w:eastAsia="Times New Roman" w:cs="Times New Roman"/>
+        </w:rPr>
+        <w:t xml:space="preserve"> </w:t>
+      </w:r>
       <m:oMath>
         <m:oMathPr>
           <m:ctrlPr>
@@ -27867,15 +27954,26 @@
         </w:rPr>
         <w:t>？</w:t>
       </w:r>
-    </w:p>
-    <w:p>
-      <w:pPr>
-        <w:pStyle w:val="Compact"/>
-        <w:numPr>
-          <w:ilvl w:val="0"/>
-          <w:numId w:val="1006"/>
-        </w:numPr>
-      </w:pPr>
+      <w:r>
+        <w:rPr>
+          <w:rFonts w:ascii="Times New Roman" w:hAnsi="Times New Roman" w:eastAsia="Times New Roman" w:cs="Times New Roman"/>
+        </w:rPr>
+        <w:t xml:space="preserve"> </w:t>
+      </w:r>
+      <w:r>
+        <w:rPr>
+          <w:rFonts w:ascii="Times New Roman" w:hAnsi="Times New Roman" w:eastAsia="Times New Roman" w:cs="Times New Roman"/>
+          <w:b/>
+          <w:bCs/>
+        </w:rPr>
+        <w:t xml:space="preserve">8.</w:t>
+      </w:r>
+      <w:r>
+        <w:rPr>
+          <w:rFonts w:ascii="Times New Roman" w:hAnsi="Times New Roman" w:eastAsia="Times New Roman" w:cs="Times New Roman"/>
+        </w:rPr>
+        <w:t xml:space="preserve"> </w:t>
+      </w:r>
       <w:r>
         <w:rPr>
           <w:rFonts w:ascii="Times New Roman" w:hAnsi="Times New Roman" w:eastAsia="Times New Roman" w:cs="Times New Roman"/>
@@ -28040,15 +28138,26 @@
         </w:rPr>
         <w:t>。</w:t>
       </w:r>
-    </w:p>
-    <w:p>
-      <w:pPr>
-        <w:pStyle w:val="Compact"/>
-        <w:numPr>
-          <w:ilvl w:val="0"/>
-          <w:numId w:val="1006"/>
-        </w:numPr>
-      </w:pPr>
+      <w:r>
+        <w:rPr>
+          <w:rFonts w:ascii="Times New Roman" w:hAnsi="Times New Roman" w:eastAsia="Times New Roman" w:cs="Times New Roman"/>
+        </w:rPr>
+        <w:t xml:space="preserve"> </w:t>
+      </w:r>
+      <w:r>
+        <w:rPr>
+          <w:rFonts w:ascii="Times New Roman" w:hAnsi="Times New Roman" w:eastAsia="Times New Roman" w:cs="Times New Roman"/>
+          <w:b/>
+          <w:bCs/>
+        </w:rPr>
+        <w:t xml:space="preserve">9.</w:t>
+      </w:r>
+      <w:r>
+        <w:rPr>
+          <w:rFonts w:ascii="Times New Roman" w:hAnsi="Times New Roman" w:eastAsia="Times New Roman" w:cs="Times New Roman"/>
+        </w:rPr>
+        <w:t xml:space="preserve"> </w:t>
+      </w:r>
       <w:r>
         <w:rPr>
           <w:rFonts w:hint="eastAsia" w:ascii="Times New Roman" w:hAnsi="Times New Roman" w:eastAsia="FangSong" w:cs="Times New Roman"/>
@@ -28110,15 +28219,26 @@
         </w:rPr>
         <w:t>。</w:t>
       </w:r>
-    </w:p>
-    <w:p>
-      <w:pPr>
-        <w:pStyle w:val="Compact"/>
-        <w:numPr>
-          <w:ilvl w:val="0"/>
-          <w:numId w:val="1006"/>
-        </w:numPr>
-      </w:pPr>
+      <w:r>
+        <w:rPr>
+          <w:rFonts w:ascii="Times New Roman" w:hAnsi="Times New Roman" w:eastAsia="Times New Roman" w:cs="Times New Roman"/>
+        </w:rPr>
+        <w:t xml:space="preserve"> </w:t>
+      </w:r>
+      <w:r>
+        <w:rPr>
+          <w:rFonts w:ascii="Times New Roman" w:hAnsi="Times New Roman" w:eastAsia="Times New Roman" w:cs="Times New Roman"/>
+          <w:b/>
+          <w:bCs/>
+        </w:rPr>
+        <w:t xml:space="preserve">10.</w:t>
+      </w:r>
+      <w:r>
+        <w:rPr>
+          <w:rFonts w:ascii="Times New Roman" w:hAnsi="Times New Roman" w:eastAsia="Times New Roman" w:cs="Times New Roman"/>
+        </w:rPr>
+        <w:t xml:space="preserve"> </w:t>
+      </w:r>
       <w:r>
         <w:rPr>
           <w:rFonts w:ascii="Times New Roman" w:hAnsi="Times New Roman" w:eastAsia="Times New Roman" w:cs="Times New Roman"/>
@@ -28224,15 +28344,26 @@
         </w:rPr>
         <w:t xml:space="preserve">。</w:t>
       </w:r>
-    </w:p>
-    <w:p>
-      <w:pPr>
-        <w:pStyle w:val="Compact"/>
-        <w:numPr>
-          <w:ilvl w:val="0"/>
-          <w:numId w:val="1006"/>
-        </w:numPr>
-      </w:pPr>
+      <w:r>
+        <w:rPr>
+          <w:rFonts w:ascii="Times New Roman" w:hAnsi="Times New Roman" w:eastAsia="Times New Roman" w:cs="Times New Roman"/>
+        </w:rPr>
+        <w:t xml:space="preserve"> </w:t>
+      </w:r>
+      <w:r>
+        <w:rPr>
+          <w:rFonts w:ascii="Times New Roman" w:hAnsi="Times New Roman" w:eastAsia="Times New Roman" w:cs="Times New Roman"/>
+          <w:b/>
+          <w:bCs/>
+        </w:rPr>
+        <w:t xml:space="preserve">11.</w:t>
+      </w:r>
+      <w:r>
+        <w:rPr>
+          <w:rFonts w:ascii="Times New Roman" w:hAnsi="Times New Roman" w:eastAsia="Times New Roman" w:cs="Times New Roman"/>
+        </w:rPr>
+        <w:t xml:space="preserve"> </w:t>
+      </w:r>
       <m:oMath>
         <m:oMathPr>
           <m:ctrlPr>
@@ -28368,15 +28499,26 @@
         </w:rPr>
         <w:t>？</w:t>
       </w:r>
-    </w:p>
-    <w:p>
-      <w:pPr>
-        <w:pStyle w:val="Compact"/>
-        <w:numPr>
-          <w:ilvl w:val="0"/>
-          <w:numId w:val="1006"/>
-        </w:numPr>
-      </w:pPr>
+      <w:r>
+        <w:rPr>
+          <w:rFonts w:ascii="Times New Roman" w:hAnsi="Times New Roman" w:eastAsia="Times New Roman" w:cs="Times New Roman"/>
+        </w:rPr>
+        <w:t xml:space="preserve"> </w:t>
+      </w:r>
+      <w:r>
+        <w:rPr>
+          <w:rFonts w:ascii="Times New Roman" w:hAnsi="Times New Roman" w:eastAsia="Times New Roman" w:cs="Times New Roman"/>
+          <w:b/>
+          <w:bCs/>
+        </w:rPr>
+        <w:t xml:space="preserve">12.</w:t>
+      </w:r>
+      <w:r>
+        <w:rPr>
+          <w:rFonts w:ascii="Times New Roman" w:hAnsi="Times New Roman" w:eastAsia="Times New Roman" w:cs="Times New Roman"/>
+        </w:rPr>
+        <w:t xml:space="preserve"> </w:t>
+      </w:r>
       <w:r>
         <w:rPr>
           <w:rFonts w:hint="eastAsia" w:ascii="Times New Roman" w:hAnsi="Times New Roman" w:eastAsia="FangSong" w:cs="Times New Roman"/>
@@ -28495,7 +28637,7 @@
       </w:r>
     </w:p>
     <w:bookmarkEnd w:id="48"/>
-    <w:bookmarkStart w:id="49" w:name="真题挑战6-题竞赛风格改编"/>
+    <w:bookmarkStart w:id="49" w:name="真题挑战6-题竞赛风格改编6-题"/>
     <w:p>
       <w:pPr>
         <w:pStyle w:val="Heading3"/>
@@ -28503,6 +28645,12 @@
       </w:pPr>
       <w:r>
         <w:rPr>
+          <w:rFonts w:ascii="Times New Roman" w:hAnsi="Times New Roman" w:eastAsia="Times New Roman" w:cs="Times New Roman"/>
+        </w:rPr>
+        <w:t xml:space="preserve">10.3 </w:t>
+      </w:r>
+      <w:r>
+        <w:rPr>
           <w:rFonts w:hint="eastAsia" w:ascii="Times New Roman" w:hAnsi="Times New Roman" w:eastAsia="SimHei" w:cs="Times New Roman"/>
         </w:rPr>
         <w:t>真题挑战</w:t>
@@ -28536,6 +28684,24 @@
           <w:rFonts w:hint="eastAsia" w:ascii="Times New Roman" w:hAnsi="Times New Roman" w:eastAsia="SimHei" w:cs="Times New Roman"/>
         </w:rPr>
         <w:t>竞赛风格改编</w:t>
+      </w:r>
+      <w:r>
+        <w:rPr>
+          <w:rFonts w:hint="eastAsia" w:ascii="Times New Roman" w:hAnsi="Times New Roman" w:eastAsia="Times New Roman" w:cs="Times New Roman"/>
+        </w:rPr>
+        <w:t>）（6</w:t>
+      </w:r>
+      <w:r>
+        <w:rPr>
+          <w:rFonts w:ascii="Times New Roman" w:hAnsi="Times New Roman" w:eastAsia="Times New Roman" w:cs="Times New Roman"/>
+        </w:rPr>
+        <w:t xml:space="preserve"> </w:t>
+      </w:r>
+      <w:r>
+        <w:rPr>
+          <w:rFonts w:hint="eastAsia" w:ascii="Times New Roman" w:hAnsi="Times New Roman" w:eastAsia="SimHei" w:cs="Times New Roman"/>
+        </w:rPr>
+        <w:t>题</w:t>
       </w:r>
       <w:r>
         <w:rPr>
@@ -28546,12 +28712,22 @@
     </w:p>
     <w:p>
       <w:pPr>
-        <w:pStyle w:val="Compact"/>
-        <w:numPr>
-          <w:ilvl w:val="0"/>
-          <w:numId w:val="1007"/>
-        </w:numPr>
+        <w:pStyle w:val="FirstParagraph"/>
       </w:pPr>
+      <w:r>
+        <w:rPr>
+          <w:rFonts w:ascii="Times New Roman" w:hAnsi="Times New Roman" w:eastAsia="Times New Roman" w:cs="Times New Roman"/>
+          <w:b/>
+          <w:bCs/>
+        </w:rPr>
+        <w:t xml:space="preserve">13.</w:t>
+      </w:r>
+      <w:r>
+        <w:rPr>
+          <w:rFonts w:ascii="Times New Roman" w:hAnsi="Times New Roman" w:eastAsia="Times New Roman" w:cs="Times New Roman"/>
+        </w:rPr>
+        <w:t xml:space="preserve"> </w:t>
+      </w:r>
       <w:r>
         <w:rPr>
           <w:rFonts w:hint="eastAsia" w:ascii="Times New Roman" w:hAnsi="Times New Roman" w:eastAsia="FangSong" w:cs="Times New Roman"/>
@@ -28794,15 +28970,26 @@
         </w:rPr>
         <w:t xml:space="preserve">。</w:t>
       </w:r>
-    </w:p>
-    <w:p>
-      <w:pPr>
-        <w:pStyle w:val="Compact"/>
-        <w:numPr>
-          <w:ilvl w:val="0"/>
-          <w:numId w:val="1007"/>
-        </w:numPr>
-      </w:pPr>
+      <w:r>
+        <w:rPr>
+          <w:rFonts w:ascii="Times New Roman" w:hAnsi="Times New Roman" w:eastAsia="Times New Roman" w:cs="Times New Roman"/>
+        </w:rPr>
+        <w:t xml:space="preserve"> </w:t>
+      </w:r>
+      <w:r>
+        <w:rPr>
+          <w:rFonts w:ascii="Times New Roman" w:hAnsi="Times New Roman" w:eastAsia="Times New Roman" w:cs="Times New Roman"/>
+          <w:b/>
+          <w:bCs/>
+        </w:rPr>
+        <w:t xml:space="preserve">14.</w:t>
+      </w:r>
+      <w:r>
+        <w:rPr>
+          <w:rFonts w:ascii="Times New Roman" w:hAnsi="Times New Roman" w:eastAsia="Times New Roman" w:cs="Times New Roman"/>
+        </w:rPr>
+        <w:t xml:space="preserve"> </w:t>
+      </w:r>
       <w:r>
         <w:rPr>
           <w:rFonts w:hint="eastAsia" w:ascii="Times New Roman" w:hAnsi="Times New Roman" w:eastAsia="FangSong" w:cs="Times New Roman"/>
@@ -28943,15 +29130,26 @@
         </w:rPr>
         <w:t xml:space="preserve">）。</w:t>
       </w:r>
-    </w:p>
-    <w:p>
-      <w:pPr>
-        <w:pStyle w:val="Compact"/>
-        <w:numPr>
-          <w:ilvl w:val="0"/>
-          <w:numId w:val="1007"/>
-        </w:numPr>
-      </w:pPr>
+      <w:r>
+        <w:rPr>
+          <w:rFonts w:ascii="Times New Roman" w:hAnsi="Times New Roman" w:eastAsia="Times New Roman" w:cs="Times New Roman"/>
+        </w:rPr>
+        <w:t xml:space="preserve"> </w:t>
+      </w:r>
+      <w:r>
+        <w:rPr>
+          <w:rFonts w:ascii="Times New Roman" w:hAnsi="Times New Roman" w:eastAsia="Times New Roman" w:cs="Times New Roman"/>
+          <w:b/>
+          <w:bCs/>
+        </w:rPr>
+        <w:t xml:space="preserve">15.</w:t>
+      </w:r>
+      <w:r>
+        <w:rPr>
+          <w:rFonts w:ascii="Times New Roman" w:hAnsi="Times New Roman" w:eastAsia="Times New Roman" w:cs="Times New Roman"/>
+        </w:rPr>
+        <w:t xml:space="preserve"> </w:t>
+      </w:r>
       <w:r>
         <w:rPr>
           <w:rFonts w:hint="eastAsia" w:ascii="Times New Roman" w:hAnsi="Times New Roman" w:eastAsia="FangSong" w:cs="Times New Roman"/>
@@ -29284,15 +29482,26 @@
         </w:rPr>
         <w:t>。</w:t>
       </w:r>
-    </w:p>
-    <w:p>
-      <w:pPr>
-        <w:pStyle w:val="Compact"/>
-        <w:numPr>
-          <w:ilvl w:val="0"/>
-          <w:numId w:val="1007"/>
-        </w:numPr>
-      </w:pPr>
+      <w:r>
+        <w:rPr>
+          <w:rFonts w:ascii="Times New Roman" w:hAnsi="Times New Roman" w:eastAsia="Times New Roman" w:cs="Times New Roman"/>
+        </w:rPr>
+        <w:t xml:space="preserve"> </w:t>
+      </w:r>
+      <w:r>
+        <w:rPr>
+          <w:rFonts w:ascii="Times New Roman" w:hAnsi="Times New Roman" w:eastAsia="Times New Roman" w:cs="Times New Roman"/>
+          <w:b/>
+          <w:bCs/>
+        </w:rPr>
+        <w:t xml:space="preserve">16.</w:t>
+      </w:r>
+      <w:r>
+        <w:rPr>
+          <w:rFonts w:ascii="Times New Roman" w:hAnsi="Times New Roman" w:eastAsia="Times New Roman" w:cs="Times New Roman"/>
+        </w:rPr>
+        <w:t xml:space="preserve"> </w:t>
+      </w:r>
       <w:r>
         <w:rPr>
           <w:rFonts w:hint="eastAsia" w:ascii="Times New Roman" w:hAnsi="Times New Roman" w:eastAsia="FangSong" w:cs="Times New Roman"/>
@@ -29359,15 +29568,26 @@
         </w:rPr>
         <w:t xml:space="preserve">kJ/mol）。</w:t>
       </w:r>
-    </w:p>
-    <w:p>
-      <w:pPr>
-        <w:pStyle w:val="Compact"/>
-        <w:numPr>
-          <w:ilvl w:val="0"/>
-          <w:numId w:val="1007"/>
-        </w:numPr>
-      </w:pPr>
+      <w:r>
+        <w:rPr>
+          <w:rFonts w:ascii="Times New Roman" w:hAnsi="Times New Roman" w:eastAsia="Times New Roman" w:cs="Times New Roman"/>
+        </w:rPr>
+        <w:t xml:space="preserve"> </w:t>
+      </w:r>
+      <w:r>
+        <w:rPr>
+          <w:rFonts w:ascii="Times New Roman" w:hAnsi="Times New Roman" w:eastAsia="Times New Roman" w:cs="Times New Roman"/>
+          <w:b/>
+          <w:bCs/>
+        </w:rPr>
+        <w:t xml:space="preserve">17.</w:t>
+      </w:r>
+      <w:r>
+        <w:rPr>
+          <w:rFonts w:ascii="Times New Roman" w:hAnsi="Times New Roman" w:eastAsia="Times New Roman" w:cs="Times New Roman"/>
+        </w:rPr>
+        <w:t xml:space="preserve"> </w:t>
+      </w:r>
       <w:r>
         <w:rPr>
           <w:rFonts w:hint="eastAsia" w:ascii="Times New Roman" w:hAnsi="Times New Roman" w:eastAsia="FangSong" w:cs="Times New Roman"/>
@@ -29664,15 +29884,26 @@
         </w:rPr>
         <w:t xml:space="preserve">kJ/mol）。</w:t>
       </w:r>
-    </w:p>
-    <w:p>
-      <w:pPr>
-        <w:pStyle w:val="Compact"/>
-        <w:numPr>
-          <w:ilvl w:val="0"/>
-          <w:numId w:val="1007"/>
-        </w:numPr>
-      </w:pPr>
+      <w:r>
+        <w:rPr>
+          <w:rFonts w:ascii="Times New Roman" w:hAnsi="Times New Roman" w:eastAsia="Times New Roman" w:cs="Times New Roman"/>
+        </w:rPr>
+        <w:t xml:space="preserve"> </w:t>
+      </w:r>
+      <w:r>
+        <w:rPr>
+          <w:rFonts w:ascii="Times New Roman" w:hAnsi="Times New Roman" w:eastAsia="Times New Roman" w:cs="Times New Roman"/>
+          <w:b/>
+          <w:bCs/>
+        </w:rPr>
+        <w:t xml:space="preserve">18.</w:t>
+      </w:r>
+      <w:r>
+        <w:rPr>
+          <w:rFonts w:ascii="Times New Roman" w:hAnsi="Times New Roman" w:eastAsia="Times New Roman" w:cs="Times New Roman"/>
+        </w:rPr>
+        <w:t xml:space="preserve"> </w:t>
+      </w:r>
       <w:r>
         <w:rPr>
           <w:rFonts w:hint="eastAsia" w:ascii="Times New Roman" w:hAnsi="Times New Roman" w:eastAsia="FangSong" w:cs="Times New Roman"/>
@@ -36527,176 +36758,6 @@
       </w:rPr>
     </w:lvl>
   </w:abstractNum>
-  <w:abstractNum w:abstractNumId="99417">
-    <w:nsid w:val="00A99417"/>
-    <w:multiLevelType w:val="multilevel"/>
-    <w:lvl w:ilvl="0">
-      <w:start w:val="7"/>
-      <w:numFmt w:val="decimal"/>
-      <w:lvlText w:val="%1."/>
-      <w:lvlJc w:val="left"/>
-      <w:pPr>
-        <w:ind w:left="720" w:hanging="360"/>
-      </w:pPr>
-    </w:lvl>
-    <w:lvl w:ilvl="1">
-      <w:start w:val="7"/>
-      <w:numFmt w:val="decimal"/>
-      <w:lvlText w:val="%2."/>
-      <w:lvlJc w:val="left"/>
-      <w:pPr>
-        <w:ind w:left="1440" w:hanging="360"/>
-      </w:pPr>
-    </w:lvl>
-    <w:lvl w:ilvl="2">
-      <w:start w:val="7"/>
-      <w:numFmt w:val="decimal"/>
-      <w:lvlText w:val="%3."/>
-      <w:lvlJc w:val="left"/>
-      <w:pPr>
-        <w:ind w:left="2160" w:hanging="360"/>
-      </w:pPr>
-    </w:lvl>
-    <w:lvl w:ilvl="3">
-      <w:start w:val="7"/>
-      <w:numFmt w:val="decimal"/>
-      <w:lvlText w:val="%4."/>
-      <w:lvlJc w:val="left"/>
-      <w:pPr>
-        <w:ind w:left="2880" w:hanging="360"/>
-      </w:pPr>
-    </w:lvl>
-    <w:lvl w:ilvl="4">
-      <w:start w:val="7"/>
-      <w:numFmt w:val="decimal"/>
-      <w:lvlText w:val="%5."/>
-      <w:lvlJc w:val="left"/>
-      <w:pPr>
-        <w:ind w:left="3600" w:hanging="360"/>
-      </w:pPr>
-    </w:lvl>
-    <w:lvl w:ilvl="5">
-      <w:start w:val="7"/>
-      <w:numFmt w:val="decimal"/>
-      <w:lvlText w:val="%6."/>
-      <w:lvlJc w:val="left"/>
-      <w:pPr>
-        <w:ind w:left="4320" w:hanging="360"/>
-      </w:pPr>
-    </w:lvl>
-    <w:lvl w:ilvl="6">
-      <w:start w:val="7"/>
-      <w:numFmt w:val="decimal"/>
-      <w:lvlText w:val="%7."/>
-      <w:lvlJc w:val="left"/>
-      <w:pPr>
-        <w:ind w:left="5040" w:hanging="360"/>
-      </w:pPr>
-    </w:lvl>
-    <w:lvl w:ilvl="7">
-      <w:start w:val="7"/>
-      <w:numFmt w:val="decimal"/>
-      <w:lvlText w:val="%8."/>
-      <w:lvlJc w:val="left"/>
-      <w:pPr>
-        <w:ind w:left="5760" w:hanging="360"/>
-      </w:pPr>
-    </w:lvl>
-    <w:lvl w:ilvl="8">
-      <w:start w:val="7"/>
-      <w:numFmt w:val="decimal"/>
-      <w:lvlText w:val="%9."/>
-      <w:lvlJc w:val="left"/>
-      <w:pPr>
-        <w:ind w:left="6480" w:hanging="360"/>
-      </w:pPr>
-    </w:lvl>
-  </w:abstractNum>
-  <w:abstractNum w:abstractNumId="994113">
-    <w:nsid w:val="0A994113"/>
-    <w:multiLevelType w:val="multilevel"/>
-    <w:lvl w:ilvl="0">
-      <w:start w:val="13"/>
-      <w:numFmt w:val="decimal"/>
-      <w:lvlText w:val="%1."/>
-      <w:lvlJc w:val="left"/>
-      <w:pPr>
-        <w:ind w:left="720" w:hanging="360"/>
-      </w:pPr>
-    </w:lvl>
-    <w:lvl w:ilvl="1">
-      <w:start w:val="13"/>
-      <w:numFmt w:val="decimal"/>
-      <w:lvlText w:val="%2."/>
-      <w:lvlJc w:val="left"/>
-      <w:pPr>
-        <w:ind w:left="1440" w:hanging="360"/>
-      </w:pPr>
-    </w:lvl>
-    <w:lvl w:ilvl="2">
-      <w:start w:val="13"/>
-      <w:numFmt w:val="decimal"/>
-      <w:lvlText w:val="%3."/>
-      <w:lvlJc w:val="left"/>
-      <w:pPr>
-        <w:ind w:left="2160" w:hanging="360"/>
-      </w:pPr>
-    </w:lvl>
-    <w:lvl w:ilvl="3">
-      <w:start w:val="13"/>
-      <w:numFmt w:val="decimal"/>
-      <w:lvlText w:val="%4."/>
-      <w:lvlJc w:val="left"/>
-      <w:pPr>
-        <w:ind w:left="2880" w:hanging="360"/>
-      </w:pPr>
-    </w:lvl>
-    <w:lvl w:ilvl="4">
-      <w:start w:val="13"/>
-      <w:numFmt w:val="decimal"/>
-      <w:lvlText w:val="%5."/>
-      <w:lvlJc w:val="left"/>
-      <w:pPr>
-        <w:ind w:left="3600" w:hanging="360"/>
-      </w:pPr>
-    </w:lvl>
-    <w:lvl w:ilvl="5">
-      <w:start w:val="13"/>
-      <w:numFmt w:val="decimal"/>
-      <w:lvlText w:val="%6."/>
-      <w:lvlJc w:val="left"/>
-      <w:pPr>
-        <w:ind w:left="4320" w:hanging="360"/>
-      </w:pPr>
-    </w:lvl>
-    <w:lvl w:ilvl="6">
-      <w:start w:val="13"/>
-      <w:numFmt w:val="decimal"/>
-      <w:lvlText w:val="%7."/>
-      <w:lvlJc w:val="left"/>
-      <w:pPr>
-        <w:ind w:left="5040" w:hanging="360"/>
-      </w:pPr>
-    </w:lvl>
-    <w:lvl w:ilvl="7">
-      <w:start w:val="13"/>
-      <w:numFmt w:val="decimal"/>
-      <w:lvlText w:val="%8."/>
-      <w:lvlJc w:val="left"/>
-      <w:pPr>
-        <w:ind w:left="5760" w:hanging="360"/>
-      </w:pPr>
-    </w:lvl>
-    <w:lvl w:ilvl="8">
-      <w:start w:val="13"/>
-      <w:numFmt w:val="decimal"/>
-      <w:lvlText w:val="%9."/>
-      <w:lvlJc w:val="left"/>
-      <w:pPr>
-        <w:ind w:left="6480" w:hanging="360"/>
-      </w:pPr>
-    </w:lvl>
-  </w:abstractNum>
   <w:num w:numId="1000">
     <w:abstractNumId w:val="990"/>
   </w:num>
@@ -36738,96 +36799,6 @@
   </w:num>
   <w:num w:numId="1004">
     <w:abstractNumId w:val="991"/>
-  </w:num>
-  <w:num w:numId="1005">
-    <w:abstractNumId w:val="99411"/>
-    <w:lvlOverride w:ilvl="0">
-      <w:startOverride w:val="1"/>
-    </w:lvlOverride>
-    <w:lvlOverride w:ilvl="1">
-      <w:startOverride w:val="1"/>
-    </w:lvlOverride>
-    <w:lvlOverride w:ilvl="2">
-      <w:startOverride w:val="1"/>
-    </w:lvlOverride>
-    <w:lvlOverride w:ilvl="3">
-      <w:startOverride w:val="1"/>
-    </w:lvlOverride>
-    <w:lvlOverride w:ilvl="4">
-      <w:startOverride w:val="1"/>
-    </w:lvlOverride>
-    <w:lvlOverride w:ilvl="5">
-      <w:startOverride w:val="1"/>
-    </w:lvlOverride>
-    <w:lvlOverride w:ilvl="6">
-      <w:startOverride w:val="1"/>
-    </w:lvlOverride>
-    <w:lvlOverride w:ilvl="7">
-      <w:startOverride w:val="1"/>
-    </w:lvlOverride>
-    <w:lvlOverride w:ilvl="8">
-      <w:startOverride w:val="1"/>
-    </w:lvlOverride>
-  </w:num>
-  <w:num w:numId="1006">
-    <w:abstractNumId w:val="99417"/>
-    <w:lvlOverride w:ilvl="0">
-      <w:startOverride w:val="7"/>
-    </w:lvlOverride>
-    <w:lvlOverride w:ilvl="1">
-      <w:startOverride w:val="7"/>
-    </w:lvlOverride>
-    <w:lvlOverride w:ilvl="2">
-      <w:startOverride w:val="7"/>
-    </w:lvlOverride>
-    <w:lvlOverride w:ilvl="3">
-      <w:startOverride w:val="7"/>
-    </w:lvlOverride>
-    <w:lvlOverride w:ilvl="4">
-      <w:startOverride w:val="7"/>
-    </w:lvlOverride>
-    <w:lvlOverride w:ilvl="5">
-      <w:startOverride w:val="7"/>
-    </w:lvlOverride>
-    <w:lvlOverride w:ilvl="6">
-      <w:startOverride w:val="7"/>
-    </w:lvlOverride>
-    <w:lvlOverride w:ilvl="7">
-      <w:startOverride w:val="7"/>
-    </w:lvlOverride>
-    <w:lvlOverride w:ilvl="8">
-      <w:startOverride w:val="7"/>
-    </w:lvlOverride>
-  </w:num>
-  <w:num w:numId="1007">
-    <w:abstractNumId w:val="994113"/>
-    <w:lvlOverride w:ilvl="0">
-      <w:startOverride w:val="13"/>
-    </w:lvlOverride>
-    <w:lvlOverride w:ilvl="1">
-      <w:startOverride w:val="13"/>
-    </w:lvlOverride>
-    <w:lvlOverride w:ilvl="2">
-      <w:startOverride w:val="13"/>
-    </w:lvlOverride>
-    <w:lvlOverride w:ilvl="3">
-      <w:startOverride w:val="13"/>
-    </w:lvlOverride>
-    <w:lvlOverride w:ilvl="4">
-      <w:startOverride w:val="13"/>
-    </w:lvlOverride>
-    <w:lvlOverride w:ilvl="5">
-      <w:startOverride w:val="13"/>
-    </w:lvlOverride>
-    <w:lvlOverride w:ilvl="6">
-      <w:startOverride w:val="13"/>
-    </w:lvlOverride>
-    <w:lvlOverride w:ilvl="7">
-      <w:startOverride w:val="13"/>
-    </w:lvlOverride>
-    <w:lvlOverride w:ilvl="8">
-      <w:startOverride w:val="13"/>
-    </w:lvlOverride>
   </w:num>
 </w:numbering>
 </file>

--- a/06-学生侧材料/讲义/_数学工具/数学工具-第6讲-量纲数量级与估算.docx
+++ b/06-学生侧材料/讲义/_数学工具/数学工具-第6讲-量纲数量级与估算.docx
@@ -75,6 +75,41 @@
           <w:rFonts w:hint="eastAsia" w:ascii="Times New Roman" w:hAnsi="Times New Roman" w:eastAsia="SimHei" w:cs="Times New Roman"/>
         </w:rPr>
         <w:t xml:space="preserve">学习目标</w:t>
+      </w:r>
+    </w:p>
+    <w:p>
+      <w:pPr>
+        <w:pStyle w:val="BlockText"/>
+      </w:pPr>
+      <w:r>
+        <w:rPr>
+          <w:rFonts w:hint="eastAsia" w:ascii="Times New Roman" w:hAnsi="Times New Roman" w:eastAsia="FangSong" w:cs="Times New Roman"/>
+        </w:rPr>
+        <w:t>对齐考纲</w:t>
+      </w:r>
+      <w:r>
+        <w:rPr>
+          <w:rFonts w:hint="eastAsia" w:ascii="Times New Roman" w:hAnsi="Times New Roman" w:eastAsia="Times New Roman" w:cs="Times New Roman"/>
+        </w:rPr>
+        <w:t>：§01</w:t>
+      </w:r>
+      <w:r>
+        <w:rPr>
+          <w:rFonts w:ascii="Times New Roman" w:hAnsi="Times New Roman" w:eastAsia="Times New Roman" w:cs="Times New Roman"/>
+        </w:rPr>
+        <w:t xml:space="preserve"> </w:t>
+      </w:r>
+      <w:r>
+        <w:rPr>
+          <w:rFonts w:hint="eastAsia" w:ascii="Times New Roman" w:hAnsi="Times New Roman" w:eastAsia="FangSong" w:cs="Times New Roman"/>
+        </w:rPr>
+        <w:t xml:space="preserve">有效数字</w:t>
+      </w:r>
+      <w:r>
+        <w:rPr>
+          <w:rFonts w:ascii="Times New Roman" w:hAnsi="Times New Roman" w:eastAsia="Times New Roman" w:cs="Times New Roman"/>
+        </w:rPr>
+        <w:t xml:space="preserve"> </w:t>
       </w:r>
     </w:p>
     <w:p>

--- a/06-学生侧材料/讲义/_数学工具/数学工具-第6讲-量纲数量级与估算.docx
+++ b/06-学生侧材料/讲义/_数学工具/数学工具-第6讲-量纲数量级与估算.docx
@@ -9369,13 +9369,7 @@
         <w:rPr>
           <w:rFonts w:hint="eastAsia" w:ascii="Times New Roman" w:hAnsi="Times New Roman" w:eastAsia="FangSong" w:cs="Times New Roman"/>
         </w:rPr>
-        <w:t>例如二级</w:t>
-      </w:r>
-      <w:r>
-        <w:rPr>
-          <w:rFonts w:hint="eastAsia" w:ascii="Times New Roman" w:hAnsi="Times New Roman" w:eastAsia="Times New Roman" w:cs="Times New Roman"/>
-        </w:rPr>
-        <w:t>：</w:t>
+        <w:t xml:space="preserve">例如二级为</w:t>
       </w:r>
       <w:r>
         <w:rPr>
@@ -16108,7 +16102,7 @@
               <w:rPr>
                 <w:rFonts w:hint="eastAsia" w:ascii="Times New Roman" w:hAnsi="Times New Roman" w:eastAsia="FangSong" w:cs="Times New Roman"/>
               </w:rPr>
-              <w:t xml:space="preserve">跨越极大</w:t>
+              <w:t xml:space="preserve">跨度极大</w:t>
             </w:r>
           </w:p>
         </w:tc>
@@ -16809,7 +16803,7 @@
           </m:ctrlPr>
         </m:oMathPr>
         <m:r>
-          <m:t>6.79</m:t>
+          <m:t>6.78</m:t>
         </m:r>
         <m:r>
           <m:rPr>
@@ -16879,7 +16873,7 @@
         <w:rPr>
           <w:rFonts w:hint="eastAsia" w:ascii="Times New Roman" w:hAnsi="Times New Roman" w:eastAsia="Times New Roman" w:cs="Times New Roman"/>
         </w:rPr>
-        <w:t>0.1%，</w:t>
+        <w:t>0.3%，</w:t>
       </w:r>
       <w:r>
         <w:rPr>
@@ -28672,7 +28666,7 @@
       </w:r>
     </w:p>
     <w:bookmarkEnd w:id="48"/>
-    <w:bookmarkStart w:id="49" w:name="真题挑战6-题竞赛风格改编6-题"/>
+    <w:bookmarkStart w:id="49" w:name="真题挑战6-题竞赛风格改编"/>
     <w:p>
       <w:pPr>
         <w:pStyle w:val="Heading3"/>
@@ -28719,24 +28713,6 @@
           <w:rFonts w:hint="eastAsia" w:ascii="Times New Roman" w:hAnsi="Times New Roman" w:eastAsia="SimHei" w:cs="Times New Roman"/>
         </w:rPr>
         <w:t>竞赛风格改编</w:t>
-      </w:r>
-      <w:r>
-        <w:rPr>
-          <w:rFonts w:hint="eastAsia" w:ascii="Times New Roman" w:hAnsi="Times New Roman" w:eastAsia="Times New Roman" w:cs="Times New Roman"/>
-        </w:rPr>
-        <w:t>）（6</w:t>
-      </w:r>
-      <w:r>
-        <w:rPr>
-          <w:rFonts w:ascii="Times New Roman" w:hAnsi="Times New Roman" w:eastAsia="Times New Roman" w:cs="Times New Roman"/>
-        </w:rPr>
-        <w:t xml:space="preserve"> </w:t>
-      </w:r>
-      <w:r>
-        <w:rPr>
-          <w:rFonts w:hint="eastAsia" w:ascii="Times New Roman" w:hAnsi="Times New Roman" w:eastAsia="SimHei" w:cs="Times New Roman"/>
-        </w:rPr>
-        <w:t>题</w:t>
       </w:r>
       <w:r>
         <w:rPr>

--- a/06-学生侧材料/讲义/_数学工具/数学工具-第6讲-量纲数量级与估算.docx
+++ b/06-学生侧材料/讲义/_数学工具/数学工具-第6讲-量纲数量级与估算.docx
@@ -2,7 +2,7 @@
 <file path=word/document.xml><?xml version="1.0" encoding="utf-8"?>
 <w:document xmlns:w="http://schemas.openxmlformats.org/wordprocessingml/2006/main" xmlns:m="http://schemas.openxmlformats.org/officeDocument/2006/math" xmlns:r="http://schemas.openxmlformats.org/officeDocument/2006/relationships" xmlns:o="urn:schemas-microsoft-com:office:office" xmlns:v="urn:schemas-microsoft-com:vml" xmlns:w10="urn:schemas-microsoft-com:office:word" xmlns:a="http://schemas.openxmlformats.org/drawingml/2006/main" xmlns:pic="http://schemas.openxmlformats.org/drawingml/2006/picture" xmlns:wp="http://schemas.openxmlformats.org/drawingml/2006/wordprocessingDrawing">
   <w:body>
-    <w:bookmarkStart w:id="54" w:name="第6讲量纲数量级与估算算之前先知道答案长什么样"/>
+    <w:bookmarkStart w:id="55" w:name="第6讲量纲数量级与估算算之前先知道答案长什么样"/>
     <w:p>
       <w:pPr>
         <w:pStyle w:val="Heading1"/>
@@ -25271,7 +25271,530 @@
     </w:p>
     <w:bookmarkEnd w:id="44"/>
     <w:bookmarkEnd w:id="45"/>
-    <w:bookmarkStart w:id="46" w:name="九核心公式速查"/>
+    <w:bookmarkStart w:id="46" w:name="本讲小结"/>
+    <w:p>
+      <w:pPr>
+        <w:pStyle w:val="Heading2"/>
+        <w:spacing w:before="280" w:after="120"/>
+      </w:pPr>
+      <w:r>
+        <w:rPr>
+          <w:rFonts w:hint="eastAsia" w:ascii="Times New Roman" w:hAnsi="Times New Roman" w:eastAsia="SimHei" w:cs="Times New Roman"/>
+        </w:rPr>
+        <w:t xml:space="preserve">本讲小结</w:t>
+      </w:r>
+    </w:p>
+    <w:p>
+      <w:pPr>
+        <w:pStyle w:val="FirstParagraph"/>
+      </w:pPr>
+      <w:r>
+        <w:rPr>
+          <w:rFonts w:hint="eastAsia" w:ascii="Times New Roman" w:hAnsi="Times New Roman" w:eastAsia="FangSong" w:cs="Times New Roman"/>
+        </w:rPr>
+        <w:t>本讲主线</w:t>
+      </w:r>
+      <w:r>
+        <w:rPr>
+          <w:rFonts w:hint="eastAsia" w:ascii="Times New Roman" w:hAnsi="Times New Roman" w:eastAsia="Times New Roman" w:cs="Times New Roman"/>
+        </w:rPr>
+        <w:t>：</w:t>
+      </w:r>
+      <w:r>
+        <w:rPr>
+          <w:rFonts w:hint="eastAsia" w:ascii="Times New Roman" w:hAnsi="Times New Roman" w:eastAsia="FangSong" w:cs="Times New Roman"/>
+          <w:b/>
+          <w:bCs/>
+        </w:rPr>
+        <w:t>先看</w:t>
+      </w:r>
+      <w:r>
+        <w:rPr>
+          <w:rFonts w:hint="eastAsia" w:ascii="Times New Roman" w:hAnsi="Times New Roman" w:eastAsia="Times New Roman" w:cs="Times New Roman"/>
+          <w:b/>
+          <w:bCs/>
+        </w:rPr>
+        <w:t>「</w:t>
+      </w:r>
+      <w:r>
+        <w:rPr>
+          <w:rFonts w:hint="eastAsia" w:ascii="Times New Roman" w:hAnsi="Times New Roman" w:eastAsia="FangSong" w:cs="Times New Roman"/>
+          <w:b/>
+          <w:bCs/>
+        </w:rPr>
+        <w:t>什么东西</w:t>
+      </w:r>
+      <w:r>
+        <w:rPr>
+          <w:rFonts w:hint="eastAsia" w:ascii="Times New Roman" w:hAnsi="Times New Roman" w:eastAsia="Times New Roman" w:cs="Times New Roman"/>
+          <w:b/>
+          <w:bCs/>
+        </w:rPr>
+        <w:t>」（</w:t>
+      </w:r>
+      <w:r>
+        <w:rPr>
+          <w:rFonts w:hint="eastAsia" w:ascii="Times New Roman" w:hAnsi="Times New Roman" w:eastAsia="FangSong" w:cs="Times New Roman"/>
+          <w:b/>
+          <w:bCs/>
+        </w:rPr>
+        <w:t>量纲</w:t>
+      </w:r>
+      <w:r>
+        <w:rPr>
+          <w:rFonts w:hint="eastAsia" w:ascii="Times New Roman" w:hAnsi="Times New Roman" w:eastAsia="Times New Roman" w:cs="Times New Roman"/>
+          <w:b/>
+          <w:bCs/>
+        </w:rPr>
+        <w:t>），</w:t>
+      </w:r>
+      <w:r>
+        <w:rPr>
+          <w:rFonts w:hint="eastAsia" w:ascii="Times New Roman" w:hAnsi="Times New Roman" w:eastAsia="FangSong" w:cs="Times New Roman"/>
+          <w:b/>
+          <w:bCs/>
+        </w:rPr>
+        <w:t>再看</w:t>
+      </w:r>
+      <w:r>
+        <w:rPr>
+          <w:rFonts w:hint="eastAsia" w:ascii="Times New Roman" w:hAnsi="Times New Roman" w:eastAsia="Times New Roman" w:cs="Times New Roman"/>
+          <w:b/>
+          <w:bCs/>
+        </w:rPr>
+        <w:t>「</w:t>
+      </w:r>
+      <w:r>
+        <w:rPr>
+          <w:rFonts w:hint="eastAsia" w:ascii="Times New Roman" w:hAnsi="Times New Roman" w:eastAsia="FangSong" w:cs="Times New Roman"/>
+          <w:b/>
+          <w:bCs/>
+        </w:rPr>
+        <w:t>多大</w:t>
+      </w:r>
+      <w:r>
+        <w:rPr>
+          <w:rFonts w:hint="eastAsia" w:ascii="Times New Roman" w:hAnsi="Times New Roman" w:eastAsia="Times New Roman" w:cs="Times New Roman"/>
+          <w:b/>
+          <w:bCs/>
+        </w:rPr>
+        <w:t>」（</w:t>
+      </w:r>
+      <w:r>
+        <w:rPr>
+          <w:rFonts w:hint="eastAsia" w:ascii="Times New Roman" w:hAnsi="Times New Roman" w:eastAsia="FangSong" w:cs="Times New Roman"/>
+          <w:b/>
+          <w:bCs/>
+        </w:rPr>
+        <w:t>数量级</w:t>
+      </w:r>
+      <w:r>
+        <w:rPr>
+          <w:rFonts w:hint="eastAsia" w:ascii="Times New Roman" w:hAnsi="Times New Roman" w:eastAsia="Times New Roman" w:cs="Times New Roman"/>
+          <w:b/>
+          <w:bCs/>
+        </w:rPr>
+        <w:t>），</w:t>
+      </w:r>
+      <w:r>
+        <w:rPr>
+          <w:rFonts w:hint="eastAsia" w:ascii="Times New Roman" w:hAnsi="Times New Roman" w:eastAsia="FangSong" w:cs="Times New Roman"/>
+          <w:b/>
+          <w:bCs/>
+        </w:rPr>
+        <w:t>最后才谈数字</w:t>
+      </w:r>
+      <w:r>
+        <w:rPr>
+          <w:rFonts w:ascii="Times New Roman" w:hAnsi="Times New Roman" w:eastAsia="Times New Roman" w:cs="Times New Roman"/>
+        </w:rPr>
+        <w:t xml:space="preserve">。</w:t>
+      </w:r>
+    </w:p>
+    <w:p>
+      <w:pPr>
+        <w:pStyle w:val="Compact"/>
+        <w:numPr>
+          <w:ilvl w:val="0"/>
+          <w:numId w:val="1005"/>
+        </w:numPr>
+      </w:pPr>
+      <w:r>
+        <w:rPr>
+          <w:rFonts w:hint="eastAsia" w:ascii="Times New Roman" w:hAnsi="Times New Roman" w:eastAsia="FangSong" w:cs="Times New Roman"/>
+          <w:b/>
+          <w:bCs/>
+        </w:rPr>
+        <w:t xml:space="preserve">量纲一致性</w:t>
+      </w:r>
+      <w:r>
+        <w:rPr>
+          <w:rFonts w:hint="eastAsia" w:ascii="Times New Roman" w:hAnsi="Times New Roman" w:eastAsia="FangSong" w:cs="Times New Roman"/>
+        </w:rPr>
+        <w:t>是第一件武器</w:t>
+      </w:r>
+      <w:r>
+        <w:rPr>
+          <w:rFonts w:hint="eastAsia" w:ascii="Times New Roman" w:hAnsi="Times New Roman" w:eastAsia="Times New Roman" w:cs="Times New Roman"/>
+        </w:rPr>
+        <w:t>：</w:t>
+      </w:r>
+      <w:r>
+        <w:rPr>
+          <w:rFonts w:hint="eastAsia" w:ascii="Times New Roman" w:hAnsi="Times New Roman" w:eastAsia="FangSong" w:cs="Times New Roman"/>
+        </w:rPr>
+        <w:t>等式两边量纲必须相同</w:t>
+      </w:r>
+      <w:r>
+        <w:rPr>
+          <w:rFonts w:hint="eastAsia" w:ascii="Times New Roman" w:hAnsi="Times New Roman" w:eastAsia="Times New Roman" w:cs="Times New Roman"/>
+        </w:rPr>
+        <w:t>——</w:t>
+      </w:r>
+      <w:r>
+        <w:rPr>
+          <w:rFonts w:hint="eastAsia" w:ascii="Times New Roman" w:hAnsi="Times New Roman" w:eastAsia="FangSong" w:cs="Times New Roman"/>
+        </w:rPr>
+        <w:t>验公式</w:t>
+      </w:r>
+      <w:r>
+        <w:rPr>
+          <w:rFonts w:hint="eastAsia" w:ascii="Times New Roman" w:hAnsi="Times New Roman" w:eastAsia="Times New Roman" w:cs="Times New Roman"/>
+        </w:rPr>
+        <w:t>、</w:t>
+      </w:r>
+      <w:r>
+        <w:rPr>
+          <w:rFonts w:hint="eastAsia" w:ascii="Times New Roman" w:hAnsi="Times New Roman" w:eastAsia="FangSong" w:cs="Times New Roman"/>
+        </w:rPr>
+        <w:t>查漏项一秒见效</w:t>
+      </w:r>
+      <w:r>
+        <w:rPr>
+          <w:rFonts w:hint="eastAsia" w:ascii="Times New Roman" w:hAnsi="Times New Roman" w:eastAsia="Times New Roman" w:cs="Times New Roman"/>
+        </w:rPr>
+        <w:t>。</w:t>
+      </w:r>
+    </w:p>
+    <w:p>
+      <w:pPr>
+        <w:pStyle w:val="Compact"/>
+        <w:numPr>
+          <w:ilvl w:val="0"/>
+          <w:numId w:val="1005"/>
+        </w:numPr>
+      </w:pPr>
+      <w:r>
+        <w:rPr>
+          <w:rFonts w:hint="eastAsia" w:ascii="Times New Roman" w:hAnsi="Times New Roman" w:eastAsia="FangSong" w:cs="Times New Roman"/>
+          <w:b/>
+          <w:bCs/>
+        </w:rPr>
+        <w:t xml:space="preserve">量纲分析三招</w:t>
+      </w:r>
+      <w:r>
+        <w:rPr>
+          <w:rFonts w:hint="eastAsia" w:ascii="Times New Roman" w:hAnsi="Times New Roman" w:eastAsia="FangSong" w:cs="Times New Roman"/>
+        </w:rPr>
+        <w:t>能从物理常识直接推出标度关系</w:t>
+      </w:r>
+      <w:r>
+        <w:rPr>
+          <w:rFonts w:hint="eastAsia" w:ascii="Times New Roman" w:hAnsi="Times New Roman" w:eastAsia="Times New Roman" w:cs="Times New Roman"/>
+        </w:rPr>
+        <w:t>（</w:t>
+      </w:r>
+      <w:r>
+        <w:rPr>
+          <w:rFonts w:hint="eastAsia" w:ascii="Times New Roman" w:hAnsi="Times New Roman" w:eastAsia="FangSong" w:cs="Times New Roman"/>
+        </w:rPr>
+        <w:t>如单摆周期只依赖</w:t>
+      </w:r>
+      <w:r>
+        <w:rPr>
+          <w:rFonts w:ascii="Times New Roman" w:hAnsi="Times New Roman" w:eastAsia="Times New Roman" w:cs="Times New Roman"/>
+        </w:rPr>
+        <w:t xml:space="preserve"> </w:t>
+      </w:r>
+      <w:r>
+        <w:rPr>
+          <w:rFonts w:hint="eastAsia" w:ascii="Times New Roman" w:hAnsi="Times New Roman" w:eastAsia="Times New Roman" w:cs="Times New Roman"/>
+        </w:rPr>
+        <w:t>√(l/g)），</w:t>
+      </w:r>
+      <w:r>
+        <w:rPr>
+          <w:rFonts w:hint="eastAsia" w:ascii="Times New Roman" w:hAnsi="Times New Roman" w:eastAsia="FangSong" w:cs="Times New Roman"/>
+        </w:rPr>
+        <w:t>不依赖具体数值</w:t>
+      </w:r>
+      <w:r>
+        <w:rPr>
+          <w:rFonts w:hint="eastAsia" w:ascii="Times New Roman" w:hAnsi="Times New Roman" w:eastAsia="Times New Roman" w:cs="Times New Roman"/>
+        </w:rPr>
+        <w:t>。</w:t>
+      </w:r>
+    </w:p>
+    <w:p>
+      <w:pPr>
+        <w:pStyle w:val="Compact"/>
+        <w:numPr>
+          <w:ilvl w:val="0"/>
+          <w:numId w:val="1005"/>
+        </w:numPr>
+      </w:pPr>
+      <w:r>
+        <w:rPr>
+          <w:rFonts w:hint="eastAsia" w:ascii="Times New Roman" w:hAnsi="Times New Roman" w:eastAsia="FangSong" w:cs="Times New Roman"/>
+          <w:b/>
+          <w:bCs/>
+        </w:rPr>
+        <w:t xml:space="preserve">数量级心算</w:t>
+      </w:r>
+      <w:r>
+        <w:rPr>
+          <w:rFonts w:hint="eastAsia" w:ascii="Times New Roman" w:hAnsi="Times New Roman" w:eastAsia="Times New Roman" w:cs="Times New Roman"/>
+        </w:rPr>
+        <w:t>：</w:t>
+      </w:r>
+      <w:r>
+        <w:rPr>
+          <w:rFonts w:hint="eastAsia" w:ascii="Times New Roman" w:hAnsi="Times New Roman" w:eastAsia="FangSong" w:cs="Times New Roman"/>
+        </w:rPr>
+        <w:t>科学记数法</w:t>
+      </w:r>
+      <w:r>
+        <w:rPr>
+          <w:rFonts w:ascii="Times New Roman" w:hAnsi="Times New Roman" w:eastAsia="Times New Roman" w:cs="Times New Roman"/>
+        </w:rPr>
+        <w:t xml:space="preserve"> + lg </w:t>
+      </w:r>
+      <w:r>
+        <w:rPr>
+          <w:rFonts w:hint="eastAsia" w:ascii="Times New Roman" w:hAnsi="Times New Roman" w:eastAsia="FangSong" w:cs="Times New Roman"/>
+        </w:rPr>
+        <w:t>近似</w:t>
+      </w:r>
+      <w:r>
+        <w:rPr>
+          <w:rFonts w:hint="eastAsia" w:ascii="Times New Roman" w:hAnsi="Times New Roman" w:eastAsia="Times New Roman" w:cs="Times New Roman"/>
+        </w:rPr>
+        <w:t>（lg</w:t>
+      </w:r>
+      <w:r>
+        <w:rPr>
+          <w:rFonts w:ascii="Times New Roman" w:hAnsi="Times New Roman" w:eastAsia="Times New Roman" w:cs="Times New Roman"/>
+        </w:rPr>
+        <w:t xml:space="preserve"> 2 ≈ 0.3、lg 3 ≈ </w:t>
+      </w:r>
+      <w:r>
+        <w:rPr>
+          <w:rFonts w:hint="eastAsia" w:ascii="Times New Roman" w:hAnsi="Times New Roman" w:eastAsia="Times New Roman" w:cs="Times New Roman"/>
+        </w:rPr>
+        <w:t xml:space="preserve">0.48）；</w:t>
+      </w:r>
+      <w:r>
+        <w:rPr>
+          <w:rFonts w:hint="eastAsia" w:ascii="Times New Roman" w:hAnsi="Times New Roman" w:eastAsia="FangSong" w:cs="Times New Roman"/>
+          <w:b/>
+          <w:bCs/>
+        </w:rPr>
+        <w:t xml:space="preserve">估算四把斧</w:t>
+      </w:r>
+      <w:r>
+        <w:rPr>
+          <w:rFonts w:hint="eastAsia" w:ascii="Times New Roman" w:hAnsi="Times New Roman" w:eastAsia="Times New Roman" w:cs="Times New Roman"/>
+        </w:rPr>
+        <w:t>（</w:t>
+      </w:r>
+      <w:r>
+        <w:rPr>
+          <w:rFonts w:hint="eastAsia" w:ascii="Times New Roman" w:hAnsi="Times New Roman" w:eastAsia="FangSong" w:cs="Times New Roman"/>
+        </w:rPr>
+        <w:t>近似</w:t>
+      </w:r>
+      <w:r>
+        <w:rPr>
+          <w:rFonts w:hint="eastAsia" w:ascii="Times New Roman" w:hAnsi="Times New Roman" w:eastAsia="Times New Roman" w:cs="Times New Roman"/>
+        </w:rPr>
+        <w:t>/</w:t>
+      </w:r>
+      <w:r>
+        <w:rPr>
+          <w:rFonts w:hint="eastAsia" w:ascii="Times New Roman" w:hAnsi="Times New Roman" w:eastAsia="FangSong" w:cs="Times New Roman"/>
+        </w:rPr>
+        <w:t>极值</w:t>
+      </w:r>
+      <w:r>
+        <w:rPr>
+          <w:rFonts w:hint="eastAsia" w:ascii="Times New Roman" w:hAnsi="Times New Roman" w:eastAsia="Times New Roman" w:cs="Times New Roman"/>
+        </w:rPr>
+        <w:t>/</w:t>
+      </w:r>
+      <w:r>
+        <w:rPr>
+          <w:rFonts w:hint="eastAsia" w:ascii="Times New Roman" w:hAnsi="Times New Roman" w:eastAsia="FangSong" w:cs="Times New Roman"/>
+        </w:rPr>
+        <w:t>对照</w:t>
+      </w:r>
+      <w:r>
+        <w:rPr>
+          <w:rFonts w:hint="eastAsia" w:ascii="Times New Roman" w:hAnsi="Times New Roman" w:eastAsia="Times New Roman" w:cs="Times New Roman"/>
+        </w:rPr>
+        <w:t>/</w:t>
+      </w:r>
+      <w:r>
+        <w:rPr>
+          <w:rFonts w:hint="eastAsia" w:ascii="Times New Roman" w:hAnsi="Times New Roman" w:eastAsia="FangSong" w:cs="Times New Roman"/>
+        </w:rPr>
+        <w:t>补偿</w:t>
+      </w:r>
+      <w:r>
+        <w:rPr>
+          <w:rFonts w:hint="eastAsia" w:ascii="Times New Roman" w:hAnsi="Times New Roman" w:eastAsia="Times New Roman" w:cs="Times New Roman"/>
+        </w:rPr>
+        <w:t>）</w:t>
+      </w:r>
+      <w:r>
+        <w:rPr>
+          <w:rFonts w:hint="eastAsia" w:ascii="Times New Roman" w:hAnsi="Times New Roman" w:eastAsia="FangSong" w:cs="Times New Roman"/>
+        </w:rPr>
+        <w:t>让</w:t>
+      </w:r>
+      <w:r>
+        <w:rPr>
+          <w:rFonts w:ascii="Times New Roman" w:hAnsi="Times New Roman" w:eastAsia="Times New Roman" w:cs="Times New Roman"/>
+        </w:rPr>
+        <w:t xml:space="preserve"> 10</w:t>
+      </w:r>
+      <w:r>
+        <w:rPr>
+          <w:rFonts w:ascii="Times New Roman" w:hAnsi="Times New Roman" w:eastAsia="Times New Roman" w:cs="Times New Roman"/>
+          <w:vertAlign w:val="superscript"/>
+        </w:rPr>
+        <w:t>23</w:t>
+      </w:r>
+      <w:r>
+        <w:rPr>
+          <w:rFonts w:ascii="Times New Roman" w:hAnsi="Times New Roman" w:eastAsia="Times New Roman" w:cs="Times New Roman"/>
+        </w:rPr>
+        <w:t xml:space="preserve"> </w:t>
+      </w:r>
+      <w:r>
+        <w:rPr>
+          <w:rFonts w:hint="eastAsia" w:ascii="Times New Roman" w:hAnsi="Times New Roman" w:eastAsia="FangSong" w:cs="Times New Roman"/>
+        </w:rPr>
+        <w:t>量级的问题可心算</w:t>
+      </w:r>
+      <w:r>
+        <w:rPr>
+          <w:rFonts w:hint="eastAsia" w:ascii="Times New Roman" w:hAnsi="Times New Roman" w:eastAsia="Times New Roman" w:cs="Times New Roman"/>
+        </w:rPr>
+        <w:t>。</w:t>
+      </w:r>
+    </w:p>
+    <w:p>
+      <w:pPr>
+        <w:pStyle w:val="Compact"/>
+        <w:numPr>
+          <w:ilvl w:val="0"/>
+          <w:numId w:val="1005"/>
+        </w:numPr>
+      </w:pPr>
+      <w:r>
+        <w:rPr>
+          <w:rFonts w:hint="eastAsia" w:ascii="Times New Roman" w:hAnsi="Times New Roman" w:eastAsia="FangSong" w:cs="Times New Roman"/>
+          <w:b/>
+          <w:bCs/>
+        </w:rPr>
+        <w:t xml:space="preserve">选择题第一道过滤器</w:t>
+      </w:r>
+      <w:r>
+        <w:rPr>
+          <w:rFonts w:hint="eastAsia" w:ascii="Times New Roman" w:hAnsi="Times New Roman" w:eastAsia="Times New Roman" w:cs="Times New Roman"/>
+        </w:rPr>
+        <w:t>：</w:t>
+      </w:r>
+      <w:r>
+        <w:rPr>
+          <w:rFonts w:hint="eastAsia" w:ascii="Times New Roman" w:hAnsi="Times New Roman" w:eastAsia="FangSong" w:cs="Times New Roman"/>
+        </w:rPr>
+        <w:t>量纲不符与数量级离谱的选项先排除</w:t>
+      </w:r>
+      <w:r>
+        <w:rPr>
+          <w:rFonts w:hint="eastAsia" w:ascii="Times New Roman" w:hAnsi="Times New Roman" w:eastAsia="Times New Roman" w:cs="Times New Roman"/>
+        </w:rPr>
+        <w:t>，</w:t>
+      </w:r>
+      <w:r>
+        <w:rPr>
+          <w:rFonts w:hint="eastAsia" w:ascii="Times New Roman" w:hAnsi="Times New Roman" w:eastAsia="FangSong" w:cs="Times New Roman"/>
+        </w:rPr>
+        <w:t>再比细节</w:t>
+      </w:r>
+      <w:r>
+        <w:rPr>
+          <w:rFonts w:hint="eastAsia" w:ascii="Times New Roman" w:hAnsi="Times New Roman" w:eastAsia="Times New Roman" w:cs="Times New Roman"/>
+        </w:rPr>
+        <w:t>。</w:t>
+      </w:r>
+    </w:p>
+    <w:p>
+      <w:pPr>
+        <w:pStyle w:val="FirstParagraph"/>
+      </w:pPr>
+      <w:r>
+        <w:rPr>
+          <w:rFonts w:hint="eastAsia" w:ascii="Times New Roman" w:hAnsi="Times New Roman" w:eastAsia="FangSong" w:cs="Times New Roman"/>
+        </w:rPr>
+        <w:t>下一讲</w:t>
+      </w:r>
+      <w:r>
+        <w:rPr>
+          <w:rFonts w:hint="eastAsia" w:ascii="Times New Roman" w:hAnsi="Times New Roman" w:eastAsia="Times New Roman" w:cs="Times New Roman"/>
+        </w:rPr>
+        <w:t>：</w:t>
+      </w:r>
+      <w:r>
+        <w:rPr>
+          <w:rFonts w:hint="eastAsia" w:ascii="Times New Roman" w:hAnsi="Times New Roman" w:eastAsia="FangSong" w:cs="Times New Roman"/>
+        </w:rPr>
+        <w:t>统计热力学的数学入口</w:t>
+      </w:r>
+      <w:r>
+        <w:rPr>
+          <w:rFonts w:hint="eastAsia" w:ascii="Times New Roman" w:hAnsi="Times New Roman" w:eastAsia="Times New Roman" w:cs="Times New Roman"/>
+        </w:rPr>
+        <w:t>——</w:t>
+      </w:r>
+      <w:r>
+        <w:rPr>
+          <w:rFonts w:hint="eastAsia" w:ascii="Times New Roman" w:hAnsi="Times New Roman" w:eastAsia="FangSong" w:cs="Times New Roman"/>
+        </w:rPr>
+        <w:t>怎么数</w:t>
+      </w:r>
+      <w:r>
+        <w:rPr>
+          <w:rFonts w:hint="eastAsia" w:ascii="Times New Roman" w:hAnsi="Times New Roman" w:eastAsia="Times New Roman" w:cs="Times New Roman"/>
+        </w:rPr>
+        <w:t>「</w:t>
+      </w:r>
+      <w:r>
+        <w:rPr>
+          <w:rFonts w:hint="eastAsia" w:ascii="Times New Roman" w:hAnsi="Times New Roman" w:eastAsia="FangSong" w:cs="Times New Roman"/>
+        </w:rPr>
+        <w:t>有多少种排列</w:t>
+      </w:r>
+      <w:r>
+        <w:rPr>
+          <w:rFonts w:hint="eastAsia" w:ascii="Times New Roman" w:hAnsi="Times New Roman" w:eastAsia="Times New Roman" w:cs="Times New Roman"/>
+        </w:rPr>
+        <w:t>」。</w:t>
+      </w:r>
+    </w:p>
+    <w:bookmarkEnd w:id="46"/>
+    <w:bookmarkStart w:id="47" w:name="九本讲速查"/>
     <w:p>
       <w:pPr>
         <w:pStyle w:val="Heading2"/>
@@ -25293,7 +25816,7 @@
         <w:rPr>
           <w:rFonts w:hint="eastAsia" w:ascii="Times New Roman" w:hAnsi="Times New Roman" w:eastAsia="SimHei" w:cs="Times New Roman"/>
         </w:rPr>
-        <w:t>核心公式速查</w:t>
+        <w:t>本讲速查</w:t>
       </w:r>
     </w:p>
     <w:tbl>
@@ -26698,8 +27221,8 @@
         </w:pict>
       </w:r>
     </w:p>
-    <w:bookmarkEnd w:id="46"/>
-    <w:bookmarkStart w:id="50" w:name="十练习题"/>
+    <w:bookmarkEnd w:id="47"/>
+    <w:bookmarkStart w:id="51" w:name="十练习题"/>
     <w:p>
       <w:pPr>
         <w:pStyle w:val="Heading2"/>
@@ -26724,7 +27247,7 @@
         <w:t>练习题</w:t>
       </w:r>
     </w:p>
-    <w:bookmarkStart w:id="47" w:name="基础巩固6-题"/>
+    <w:bookmarkStart w:id="48" w:name="基础巩固6-题"/>
     <w:p>
       <w:pPr>
         <w:pStyle w:val="Heading3"/>
@@ -27803,8 +28326,8 @@
         <w:t>）。</w:t>
       </w:r>
     </w:p>
-    <w:bookmarkEnd w:id="47"/>
-    <w:bookmarkStart w:id="48" w:name="竞赛入门6-题"/>
+    <w:bookmarkEnd w:id="48"/>
+    <w:bookmarkStart w:id="49" w:name="竞赛入门6-题"/>
     <w:p>
       <w:pPr>
         <w:pStyle w:val="Heading3"/>
@@ -28665,8 +29188,8 @@
         <w:t>。</w:t>
       </w:r>
     </w:p>
-    <w:bookmarkEnd w:id="48"/>
-    <w:bookmarkStart w:id="49" w:name="真题挑战6-题竞赛风格改编"/>
+    <w:bookmarkEnd w:id="49"/>
+    <w:bookmarkStart w:id="50" w:name="真题挑战6-题竞赛风格改编"/>
     <w:p>
       <w:pPr>
         <w:pStyle w:val="Heading3"/>
@@ -30163,9 +30686,9 @@
         </w:pict>
       </w:r>
     </w:p>
-    <w:bookmarkEnd w:id="49"/>
     <w:bookmarkEnd w:id="50"/>
-    <w:bookmarkStart w:id="53" w:name="十一参考答案"/>
+    <w:bookmarkEnd w:id="51"/>
+    <w:bookmarkStart w:id="54" w:name="十一参考答案"/>
     <w:p>
       <w:pPr>
         <w:pStyle w:val="Heading2"/>
@@ -30190,7 +30713,7 @@
         <w:t>参考答案</w:t>
       </w:r>
     </w:p>
-    <w:bookmarkStart w:id="51" w:name="练一练"/>
+    <w:bookmarkStart w:id="52" w:name="练一练"/>
     <w:p>
       <w:pPr>
         <w:pStyle w:val="Heading3"/>
@@ -31014,8 +31537,8 @@
         <w:t xml:space="preserve">✓）</w:t>
       </w:r>
     </w:p>
-    <w:bookmarkEnd w:id="51"/>
-    <w:bookmarkStart w:id="52" w:name="练习题"/>
+    <w:bookmarkEnd w:id="52"/>
+    <w:bookmarkStart w:id="53" w:name="练习题"/>
     <w:p>
       <w:pPr>
         <w:pStyle w:val="Heading3"/>
@@ -38549,9 +39072,9 @@
         <w:t>。</w:t>
       </w:r>
     </w:p>
-    <w:bookmarkEnd w:id="52"/>
     <w:bookmarkEnd w:id="53"/>
     <w:bookmarkEnd w:id="54"/>
+    <w:bookmarkEnd w:id="55"/>
     <w:sectPr>
       <w:footerReference w:type="default" r:id="rId9"/>
       <w:footnotePr>
@@ -38928,6 +39451,9 @@
     <w:abstractNumId w:val="991"/>
   </w:num>
   <w:num w:numId="1004">
+    <w:abstractNumId w:val="991"/>
+  </w:num>
+  <w:num w:numId="1005">
     <w:abstractNumId w:val="991"/>
   </w:num>
 </w:numbering>

--- a/06-学生侧材料/讲义/_数学工具/数学工具-第6讲-量纲数量级与估算.docx
+++ b/06-学生侧材料/讲义/_数学工具/数学工具-第6讲-量纲数量级与估算.docx
@@ -1260,7 +1260,7 @@
         <w:t>」</w:t>
       </w:r>
     </w:p>
-    <w:bookmarkStart w:id="10" w:name="三件事别混为一谈"/>
+    <w:bookmarkStart w:id="10" w:name="数值单位与量纲的区别"/>
     <w:p>
       <w:pPr>
         <w:pStyle w:val="Heading3"/>
@@ -1276,7 +1276,19 @@
         <w:rPr>
           <w:rFonts w:hint="eastAsia" w:ascii="Times New Roman" w:hAnsi="Times New Roman" w:eastAsia="SimHei" w:cs="Times New Roman"/>
         </w:rPr>
-        <w:t xml:space="preserve">三件事别混为一谈</w:t>
+        <w:t>数值</w:t>
+      </w:r>
+      <w:r>
+        <w:rPr>
+          <w:rFonts w:hint="eastAsia" w:ascii="Times New Roman" w:hAnsi="Times New Roman" w:eastAsia="Times New Roman" w:cs="Times New Roman"/>
+        </w:rPr>
+        <w:t>、</w:t>
+      </w:r>
+      <w:r>
+        <w:rPr>
+          <w:rFonts w:hint="eastAsia" w:ascii="Times New Roman" w:hAnsi="Times New Roman" w:eastAsia="SimHei" w:cs="Times New Roman"/>
+        </w:rPr>
+        <w:t>单位与量纲的区别</w:t>
       </w:r>
     </w:p>
     <w:p>
@@ -1288,7 +1300,7 @@
         <w:rPr>
           <w:rFonts w:hint="eastAsia" w:ascii="Times New Roman" w:hAnsi="Times New Roman" w:eastAsia="FangSong" w:cs="Times New Roman"/>
         </w:rPr>
-        <w:t xml:space="preserve">拿到</w:t>
+        <w:t xml:space="preserve">以</w:t>
       </w:r>
       <w:r>
         <w:rPr>
@@ -1313,7 +1325,7 @@
         <w:rPr>
           <w:rFonts w:hint="eastAsia" w:ascii="Times New Roman" w:hAnsi="Times New Roman" w:eastAsia="FangSong" w:cs="Times New Roman"/>
         </w:rPr>
-        <w:t>这个量</w:t>
+        <w:t>为例</w:t>
       </w:r>
       <w:r>
         <w:rPr>
@@ -1325,7 +1337,7 @@
         <w:rPr>
           <w:rFonts w:hint="eastAsia" w:ascii="Times New Roman" w:hAnsi="Times New Roman" w:eastAsia="FangSong" w:cs="Times New Roman"/>
         </w:rPr>
-        <w:t>里面其实有三层信息</w:t>
+        <w:t>其中包含三层信息</w:t>
       </w:r>
       <w:r>
         <w:rPr>
@@ -2643,7 +2655,7 @@
       </w:r>
     </w:p>
     <w:bookmarkEnd w:id="11"/>
-    <w:bookmarkStart w:id="12" w:name="常见化学量的量纲背下来检验公式时直接用"/>
+    <w:bookmarkStart w:id="12" w:name="常见化学量的量纲建议熟记检验公式时直接使用"/>
     <w:p>
       <w:pPr>
         <w:pStyle w:val="Heading3"/>
@@ -2671,7 +2683,7 @@
         <w:rPr>
           <w:rFonts w:hint="eastAsia" w:ascii="Times New Roman" w:hAnsi="Times New Roman" w:eastAsia="SimHei" w:cs="Times New Roman"/>
         </w:rPr>
-        <w:t>背下来</w:t>
+        <w:t>建议熟记</w:t>
       </w:r>
       <w:r>
         <w:rPr>
@@ -2683,7 +2695,7 @@
         <w:rPr>
           <w:rFonts w:hint="eastAsia" w:ascii="Times New Roman" w:hAnsi="Times New Roman" w:eastAsia="SimHei" w:cs="Times New Roman"/>
         </w:rPr>
-        <w:t>检验公式时直接用</w:t>
+        <w:t>检验公式时直接使用</w:t>
       </w:r>
       <w:r>
         <w:rPr>
@@ -3726,7 +3738,7 @@
         <w:rPr>
           <w:rFonts w:hint="eastAsia" w:ascii="Times New Roman" w:hAnsi="Times New Roman" w:eastAsia="FangSong" w:cs="Times New Roman"/>
         </w:rPr>
-        <w:t>不用死记</w:t>
+        <w:t>不必逐条记忆</w:t>
       </w:r>
       <w:r>
         <w:rPr>
@@ -3738,7 +3750,7 @@
         <w:rPr>
           <w:rFonts w:hint="eastAsia" w:ascii="Times New Roman" w:hAnsi="Times New Roman" w:eastAsia="FangSong" w:cs="Times New Roman"/>
         </w:rPr>
-        <w:t>记住三个锚点</w:t>
+        <w:t>只需记住三个锚点</w:t>
       </w:r>
       <w:r>
         <w:rPr>
@@ -4399,7 +4411,7 @@
       </w:r>
     </w:p>
     <w:bookmarkEnd w:id="14"/>
-    <w:bookmarkStart w:id="15" w:name="规则-b-里最容易踩的坑超越函数"/>
+    <w:bookmarkStart w:id="15" w:name="规则-b-中最易出错之处超越函数"/>
     <w:p>
       <w:pPr>
         <w:pStyle w:val="Heading3"/>
@@ -4427,7 +4439,7 @@
         <w:rPr>
           <w:rFonts w:hint="eastAsia" w:ascii="Times New Roman" w:hAnsi="Times New Roman" w:eastAsia="SimHei" w:cs="Times New Roman"/>
         </w:rPr>
-        <w:t>里最容易踩的坑</w:t>
+        <w:t>中最易出错之处</w:t>
       </w:r>
       <w:r>
         <w:rPr>
@@ -4551,7 +4563,7 @@
         <w:rPr>
           <w:rFonts w:hint="eastAsia" w:ascii="Times New Roman" w:hAnsi="Times New Roman" w:eastAsia="FangSong" w:cs="Times New Roman"/>
         </w:rPr>
-        <w:t>看泰勒展开就明白了</w:t>
+        <w:t>由泰勒展开即可看出</w:t>
       </w:r>
       <w:r>
         <w:rPr>
@@ -5952,25 +5964,13 @@
         <w:rPr>
           <w:rFonts w:hint="eastAsia" w:ascii="Times New Roman" w:hAnsi="Times New Roman" w:eastAsia="Times New Roman" w:cs="Times New Roman"/>
         </w:rPr>
-        <w:t>」。</w:t>
-      </w:r>
-      <w:r>
-        <w:rPr>
-          <w:rFonts w:hint="eastAsia" w:ascii="Times New Roman" w:hAnsi="Times New Roman" w:eastAsia="FangSong" w:cs="Times New Roman"/>
-        </w:rPr>
-        <w:t>先自己动手</w:t>
-      </w:r>
-      <w:r>
-        <w:rPr>
-          <w:rFonts w:hint="eastAsia" w:ascii="Times New Roman" w:hAnsi="Times New Roman" w:eastAsia="Times New Roman" w:cs="Times New Roman"/>
-        </w:rPr>
-        <w:t>，</w:t>
-      </w:r>
-      <w:r>
-        <w:rPr>
-          <w:rFonts w:hint="eastAsia" w:ascii="Times New Roman" w:hAnsi="Times New Roman" w:eastAsia="FangSong" w:cs="Times New Roman"/>
-        </w:rPr>
-        <w:t>效果差很多</w:t>
+        <w:t>」，</w:t>
+      </w:r>
+      <w:r>
+        <w:rPr>
+          <w:rFonts w:hint="eastAsia" w:ascii="Times New Roman" w:hAnsi="Times New Roman" w:eastAsia="FangSong" w:cs="Times New Roman"/>
+        </w:rPr>
+        <w:t>建议先自行检验</w:t>
       </w:r>
       <w:r>
         <w:rPr>
@@ -6055,7 +6055,7 @@
         <w:rPr>
           <w:rFonts w:hint="eastAsia" w:ascii="Times New Roman" w:hAnsi="Times New Roman" w:eastAsia="FangSong" w:cs="Times New Roman"/>
         </w:rPr>
-        <w:t>这是最高频的用法</w:t>
+        <w:t>这是最常用的用法</w:t>
       </w:r>
       <w:r>
         <w:rPr>
@@ -7865,7 +7865,7 @@
         <w:rPr>
           <w:rFonts w:hint="eastAsia" w:ascii="Times New Roman" w:hAnsi="Times New Roman" w:eastAsia="FangSong" w:cs="Times New Roman"/>
         </w:rPr>
-        <w:t>后者一眼就被量纲枪毙</w:t>
+        <w:t>后者可由量纲直接排除</w:t>
       </w:r>
       <w:r>
         <w:rPr>
@@ -9124,7 +9124,7 @@
         <w:rPr>
           <w:rFonts w:hint="eastAsia" w:ascii="Times New Roman" w:hAnsi="Times New Roman" w:eastAsia="FangSong" w:cs="Times New Roman"/>
         </w:rPr>
-        <w:t>这是选择题的经典送分点</w:t>
+        <w:t>这是选择题中的常见考点</w:t>
       </w:r>
       <w:r>
         <w:rPr>
@@ -9562,7 +9562,7 @@
       </w:r>
     </w:p>
     <w:bookmarkEnd w:id="19"/>
-    <w:bookmarkStart w:id="20" w:name="第三招猜公式量纲法定指数"/>
+    <w:bookmarkStart w:id="20" w:name="第三招推定公式形式量纲确定指数"/>
     <w:p>
       <w:pPr>
         <w:pStyle w:val="Heading3"/>
@@ -9590,7 +9590,7 @@
         <w:rPr>
           <w:rFonts w:hint="eastAsia" w:ascii="Times New Roman" w:hAnsi="Times New Roman" w:eastAsia="SimHei" w:cs="Times New Roman"/>
         </w:rPr>
-        <w:t>猜公式</w:t>
+        <w:t>推定公式形式</w:t>
       </w:r>
       <w:r>
         <w:rPr>
@@ -9602,7 +9602,7 @@
         <w:rPr>
           <w:rFonts w:hint="eastAsia" w:ascii="Times New Roman" w:hAnsi="Times New Roman" w:eastAsia="SimHei" w:cs="Times New Roman"/>
         </w:rPr>
-        <w:t>量纲法定指数</w:t>
+        <w:t>量纲确定指数</w:t>
       </w:r>
       <w:r>
         <w:rPr>
@@ -12395,7 +12395,7 @@
       </w:tr>
     </w:tbl>
     <w:bookmarkEnd w:id="23"/>
-    <w:bookmarkStart w:id="24" w:name="r-的四张面孔看清楚题里给的是什么单位"/>
+    <w:bookmarkStart w:id="24" w:name="r-的四种常用取值按题中单位选取"/>
     <w:p>
       <w:pPr>
         <w:pStyle w:val="Heading3"/>
@@ -12411,7 +12411,7 @@
         <w:rPr>
           <w:rFonts w:hint="eastAsia" w:ascii="Times New Roman" w:hAnsi="Times New Roman" w:eastAsia="SimHei" w:cs="Times New Roman"/>
         </w:rPr>
-        <w:t>的四张面孔</w:t>
+        <w:t>的四种常用取值</w:t>
       </w:r>
       <w:r>
         <w:rPr>
@@ -12423,7 +12423,7 @@
         <w:rPr>
           <w:rFonts w:hint="eastAsia" w:ascii="Times New Roman" w:hAnsi="Times New Roman" w:eastAsia="SimHei" w:cs="Times New Roman"/>
         </w:rPr>
-        <w:t>看清楚题里给的是什么单位</w:t>
+        <w:t>按题中单位选取</w:t>
       </w:r>
       <w:r>
         <w:rPr>
@@ -12960,31 +12960,7 @@
         <w:rPr>
           <w:rFonts w:hint="eastAsia" w:ascii="Times New Roman" w:hAnsi="Times New Roman" w:eastAsia="FangSong" w:cs="Times New Roman"/>
         </w:rPr>
-        <w:t>能省掉大量</w:t>
-      </w:r>
-      <w:r>
-        <w:rPr>
-          <w:rFonts w:hint="eastAsia" w:ascii="Times New Roman" w:hAnsi="Times New Roman" w:eastAsia="Times New Roman" w:cs="Times New Roman"/>
-        </w:rPr>
-        <w:t>「</w:t>
-      </w:r>
-      <w:r>
-        <w:rPr>
-          <w:rFonts w:hint="eastAsia" w:ascii="Times New Roman" w:hAnsi="Times New Roman" w:eastAsia="FangSong" w:cs="Times New Roman"/>
-        </w:rPr>
-        <w:t>为什么差这么多</w:t>
-      </w:r>
-      <w:r>
-        <w:rPr>
-          <w:rFonts w:hint="eastAsia" w:ascii="Times New Roman" w:hAnsi="Times New Roman" w:eastAsia="Times New Roman" w:cs="Times New Roman"/>
-        </w:rPr>
-        <w:t>」</w:t>
-      </w:r>
-      <w:r>
-        <w:rPr>
-          <w:rFonts w:hint="eastAsia" w:ascii="Times New Roman" w:hAnsi="Times New Roman" w:eastAsia="FangSong" w:cs="Times New Roman"/>
-        </w:rPr>
-        <w:t>的困惑</w:t>
+        <w:t>可避免数值不符带来的困惑</w:t>
       </w:r>
       <w:r>
         <w:rPr>
@@ -14198,7 +14174,7 @@
         <w:rPr>
           <w:rFonts w:hint="eastAsia" w:ascii="Times New Roman" w:hAnsi="Times New Roman" w:eastAsia="FangSong" w:cs="Times New Roman"/>
         </w:rPr>
-        <w:t>顺手记</w:t>
+        <w:t>可附带记忆</w:t>
       </w:r>
       <w:r>
         <w:rPr>
@@ -15264,7 +15240,7 @@
       </w:r>
     </w:p>
     <w:bookmarkEnd w:id="28"/>
-    <w:bookmarkStart w:id="29" w:name="化学数量级尺贴在桌角"/>
+    <w:bookmarkStart w:id="29" w:name="化学数量级尺建议常备"/>
     <w:p>
       <w:pPr>
         <w:pStyle w:val="Heading3"/>
@@ -15292,7 +15268,7 @@
         <w:rPr>
           <w:rFonts w:hint="eastAsia" w:ascii="Times New Roman" w:hAnsi="Times New Roman" w:eastAsia="SimHei" w:cs="Times New Roman"/>
         </w:rPr>
-        <w:t>贴在桌角</w:t>
+        <w:t>建议常备</w:t>
       </w:r>
       <w:r>
         <w:rPr>
@@ -15873,9 +15849,16 @@
             <w:r>
               <w:rPr>
                 <w:rStyle w:val="VerbatimChar"/>
+                <w:rFonts w:hint="eastAsia" w:ascii="Times New Roman" w:hAnsi="Times New Roman" w:eastAsia="Times New Roman" w:cs="Times New Roman"/>
+              </w:rPr>
+              <w:t xml:space="preserve">10～40</w:t>
+            </w:r>
+            <w:r>
+              <w:rPr>
+                <w:rStyle w:val="VerbatimChar"/>
                 <w:rFonts w:ascii="Times New Roman" w:hAnsi="Times New Roman" w:eastAsia="Times New Roman" w:cs="Times New Roman"/>
               </w:rPr>
-              <w:t xml:space="preserve">10~40 kJ/mol</w:t>
+              <w:t xml:space="preserve"> kJ/mol</w:t>
             </w:r>
           </w:p>
         </w:tc>
@@ -15901,9 +15884,16 @@
             <w:r>
               <w:rPr>
                 <w:rStyle w:val="VerbatimChar"/>
+                <w:rFonts w:hint="eastAsia" w:ascii="Times New Roman" w:hAnsi="Times New Roman" w:eastAsia="Times New Roman" w:cs="Times New Roman"/>
+              </w:rPr>
+              <w:t xml:space="preserve">4～16</w:t>
+            </w:r>
+            <w:r>
+              <w:rPr>
+                <w:rStyle w:val="VerbatimChar"/>
                 <w:rFonts w:ascii="Times New Roman" w:hAnsi="Times New Roman" w:eastAsia="Times New Roman" w:cs="Times New Roman"/>
               </w:rPr>
-              <w:t xml:space="preserve">4~16 k_BT</w:t>
+              <w:t xml:space="preserve"> k_BT</w:t>
             </w:r>
           </w:p>
         </w:tc>
@@ -15934,9 +15924,16 @@
             <w:r>
               <w:rPr>
                 <w:rStyle w:val="VerbatimChar"/>
+                <w:rFonts w:hint="eastAsia" w:ascii="Times New Roman" w:hAnsi="Times New Roman" w:eastAsia="Times New Roman" w:cs="Times New Roman"/>
+              </w:rPr>
+              <w:t xml:space="preserve">150～500</w:t>
+            </w:r>
+            <w:r>
+              <w:rPr>
+                <w:rStyle w:val="VerbatimChar"/>
                 <w:rFonts w:ascii="Times New Roman" w:hAnsi="Times New Roman" w:eastAsia="Times New Roman" w:cs="Times New Roman"/>
               </w:rPr>
-              <w:t xml:space="preserve">150~500 kJ/mol</w:t>
+              <w:t xml:space="preserve"> kJ/mol</w:t>
             </w:r>
           </w:p>
         </w:tc>
@@ -15962,9 +15959,16 @@
             <w:r>
               <w:rPr>
                 <w:rStyle w:val="VerbatimChar"/>
+                <w:rFonts w:hint="eastAsia" w:ascii="Times New Roman" w:hAnsi="Times New Roman" w:eastAsia="Times New Roman" w:cs="Times New Roman"/>
+              </w:rPr>
+              <w:t xml:space="preserve">60～200</w:t>
+            </w:r>
+            <w:r>
+              <w:rPr>
+                <w:rStyle w:val="VerbatimChar"/>
                 <w:rFonts w:ascii="Times New Roman" w:hAnsi="Times New Roman" w:eastAsia="Times New Roman" w:cs="Times New Roman"/>
               </w:rPr>
-              <w:t xml:space="preserve">60~200 k_BT</w:t>
+              <w:t xml:space="preserve"> k_BT</w:t>
             </w:r>
           </w:p>
         </w:tc>
@@ -16070,14 +16074,14 @@
             <w:r>
               <w:rPr>
                 <w:rStyle w:val="VerbatimChar"/>
-                <w:rFonts w:ascii="Times New Roman" w:hAnsi="Times New Roman" w:eastAsia="Times New Roman" w:cs="Times New Roman"/>
-              </w:rPr>
-              <w:t>1~10</w:t>
+                <w:rFonts w:hint="eastAsia" w:ascii="Times New Roman" w:hAnsi="Times New Roman" w:eastAsia="Times New Roman" w:cs="Times New Roman"/>
+              </w:rPr>
+              <w:t>1～10</w:t>
             </w:r>
             <w:r>
               <w:rPr>
                 <w:rStyle w:val="VerbatimChar"/>
-                <w:rFonts w:ascii="Times New Roman" w:hAnsi="Times New Roman" w:eastAsia="Times New Roman" w:cs="Times New Roman"/>
+                <w:rFonts w:hint="eastAsia" w:ascii="Times New Roman" w:hAnsi="Times New Roman" w:eastAsia="Times New Roman" w:cs="Times New Roman"/>
                 <w:vertAlign w:val="superscript"/>
               </w:rPr>
               <w:t>4</w:t>
@@ -16142,31 +16146,7 @@
         <w:rPr>
           <w:rFonts w:hint="eastAsia" w:ascii="Times New Roman" w:hAnsi="Times New Roman" w:eastAsia="FangSong" w:cs="Times New Roman"/>
         </w:rPr>
-        <w:t>是判断</w:t>
-      </w:r>
-      <w:r>
-        <w:rPr>
-          <w:rFonts w:hint="eastAsia" w:ascii="Times New Roman" w:hAnsi="Times New Roman" w:eastAsia="Times New Roman" w:cs="Times New Roman"/>
-        </w:rPr>
-        <w:t>「</w:t>
-      </w:r>
-      <w:r>
-        <w:rPr>
-          <w:rFonts w:hint="eastAsia" w:ascii="Times New Roman" w:hAnsi="Times New Roman" w:eastAsia="FangSong" w:cs="Times New Roman"/>
-        </w:rPr>
-        <w:t>这个相互作用在高温下顶不顶得住</w:t>
-      </w:r>
-      <w:r>
-        <w:rPr>
-          <w:rFonts w:hint="eastAsia" w:ascii="Times New Roman" w:hAnsi="Times New Roman" w:eastAsia="Times New Roman" w:cs="Times New Roman"/>
-        </w:rPr>
-        <w:t>」</w:t>
-      </w:r>
-      <w:r>
-        <w:rPr>
-          <w:rFonts w:hint="eastAsia" w:ascii="Times New Roman" w:hAnsi="Times New Roman" w:eastAsia="FangSong" w:cs="Times New Roman"/>
-        </w:rPr>
-        <w:t>的标尺</w:t>
+        <w:t>是判断相互作用在高温下能否维持的标尺</w:t>
       </w:r>
       <w:r>
         <w:rPr>
@@ -16239,7 +16219,7 @@
         <w:rPr>
           <w:rFonts w:hint="eastAsia" w:ascii="Times New Roman" w:hAnsi="Times New Roman" w:eastAsia="FangSong" w:cs="Times New Roman"/>
         </w:rPr>
-        <w:t>室温下一撞就散</w:t>
+        <w:t>室温下容易被热运动破坏</w:t>
       </w:r>
       <w:r>
         <w:rPr>
@@ -16300,7 +16280,7 @@
         <w:rPr>
           <w:rFonts w:hint="eastAsia" w:ascii="Times New Roman" w:hAnsi="Times New Roman" w:eastAsia="FangSong" w:cs="Times New Roman"/>
         </w:rPr>
-        <w:t>室温下稳如泰山</w:t>
+        <w:t>在室温下保持稳定</w:t>
       </w:r>
       <w:r>
         <w:rPr>
@@ -16321,7 +16301,7 @@
     </w:p>
     <w:bookmarkEnd w:id="29"/>
     <w:bookmarkEnd w:id="30"/>
-    <w:bookmarkStart w:id="35" w:name="六估算的四把斧"/>
+    <w:bookmarkStart w:id="35" w:name="六估算的四种方法"/>
     <w:p>
       <w:pPr>
         <w:pStyle w:val="Heading2"/>
@@ -16343,7 +16323,7 @@
         <w:rPr>
           <w:rFonts w:hint="eastAsia" w:ascii="Times New Roman" w:hAnsi="Times New Roman" w:eastAsia="SimHei" w:cs="Times New Roman"/>
         </w:rPr>
-        <w:t>估算的四把斧</w:t>
+        <w:t>估算的四种方法</w:t>
       </w:r>
     </w:p>
     <w:bookmarkStart w:id="31" w:name="一位有效数字法"/>
@@ -16861,37 +16841,25 @@
         <w:rPr>
           <w:rFonts w:hint="eastAsia" w:ascii="Times New Roman" w:hAnsi="Times New Roman" w:eastAsia="FangSong" w:cs="Times New Roman"/>
         </w:rPr>
-        <w:t xml:space="preserve">误差</w:t>
-      </w:r>
-      <w:r>
-        <w:rPr>
-          <w:rFonts w:ascii="Times New Roman" w:hAnsi="Times New Roman" w:eastAsia="Times New Roman" w:cs="Times New Roman"/>
-        </w:rPr>
-        <w:t xml:space="preserve"> </w:t>
-      </w:r>
-      <w:r>
-        <w:rPr>
-          <w:rFonts w:hint="eastAsia" w:ascii="Times New Roman" w:hAnsi="Times New Roman" w:eastAsia="Times New Roman" w:cs="Times New Roman"/>
-        </w:rPr>
-        <w:t>0.3%，</w:t>
-      </w:r>
-      <w:r>
-        <w:rPr>
-          <w:rFonts w:hint="eastAsia" w:ascii="Times New Roman" w:hAnsi="Times New Roman" w:eastAsia="FangSong" w:cs="Times New Roman"/>
-        </w:rPr>
-        <w:t>运气好</w:t>
-      </w:r>
-      <w:r>
-        <w:rPr>
-          <w:rFonts w:hint="eastAsia" w:ascii="Times New Roman" w:hAnsi="Times New Roman" w:eastAsia="Times New Roman" w:cs="Times New Roman"/>
-        </w:rPr>
-        <w:t>；</w:t>
-      </w:r>
-      <w:r>
-        <w:rPr>
-          <w:rFonts w:hint="eastAsia" w:ascii="Times New Roman" w:hAnsi="Times New Roman" w:eastAsia="FangSong" w:cs="Times New Roman"/>
-        </w:rPr>
-        <w:t>一般能保证在</w:t>
+        <w:t xml:space="preserve">此处误差为</w:t>
+      </w:r>
+      <w:r>
+        <w:rPr>
+          <w:rFonts w:ascii="Times New Roman" w:hAnsi="Times New Roman" w:eastAsia="Times New Roman" w:cs="Times New Roman"/>
+        </w:rPr>
+        <w:t xml:space="preserve"> </w:t>
+      </w:r>
+      <w:r>
+        <w:rPr>
+          <w:rFonts w:hint="eastAsia" w:ascii="Times New Roman" w:hAnsi="Times New Roman" w:eastAsia="Times New Roman" w:cs="Times New Roman"/>
+        </w:rPr>
+        <w:t>0.3%；</w:t>
+      </w:r>
+      <w:r>
+        <w:rPr>
+          <w:rFonts w:hint="eastAsia" w:ascii="Times New Roman" w:hAnsi="Times New Roman" w:eastAsia="FangSong" w:cs="Times New Roman"/>
+        </w:rPr>
+        <w:t>一般情况下可控制在</w:t>
       </w:r>
       <w:r>
         <w:rPr>
@@ -16903,7 +16871,7 @@
         <w:rPr>
           <w:rFonts w:hint="eastAsia" w:ascii="Times New Roman" w:hAnsi="Times New Roman" w:eastAsia="FangSong" w:cs="Times New Roman"/>
         </w:rPr>
-        <w:t>内</w:t>
+        <w:t>以内</w:t>
       </w:r>
       <w:r>
         <w:rPr>
@@ -18147,7 +18115,7 @@
         <w:rPr>
           <w:rFonts w:hint="eastAsia" w:ascii="Times New Roman" w:hAnsi="Times New Roman" w:eastAsia="FangSong" w:cs="Times New Roman"/>
         </w:rPr>
-        <w:t>而是</w:t>
+        <w:t>而在于</w:t>
       </w:r>
       <w:r>
         <w:rPr>
@@ -18155,7 +18123,7 @@
           <w:b/>
           <w:bCs/>
         </w:rPr>
-        <w:t xml:space="preserve">别把数量级搞错一位</w:t>
+        <w:t xml:space="preserve">数量级不出错</w:t>
       </w:r>
       <w:r>
         <w:rPr>
@@ -23808,25 +23776,13 @@
         <w:rPr>
           <w:rFonts w:hint="eastAsia" w:ascii="Times New Roman" w:hAnsi="Times New Roman" w:eastAsia="Times New Roman" w:cs="Times New Roman"/>
         </w:rPr>
-        <w:t>）。</w:t>
-      </w:r>
-      <w:r>
-        <w:rPr>
-          <w:rFonts w:hint="eastAsia" w:ascii="Times New Roman" w:hAnsi="Times New Roman" w:eastAsia="FangSong" w:cs="Times New Roman"/>
-        </w:rPr>
-        <w:t>用时</w:t>
-      </w:r>
-      <w:r>
-        <w:rPr>
-          <w:rFonts w:ascii="Times New Roman" w:hAnsi="Times New Roman" w:eastAsia="Times New Roman" w:cs="Times New Roman"/>
-        </w:rPr>
-        <w:t xml:space="preserve"> 5 </w:t>
-      </w:r>
-      <w:r>
-        <w:rPr>
-          <w:rFonts w:hint="eastAsia" w:ascii="Times New Roman" w:hAnsi="Times New Roman" w:eastAsia="FangSong" w:cs="Times New Roman"/>
-        </w:rPr>
-        <w:t>秒</w:t>
+        <w:t>），</w:t>
+      </w:r>
+      <w:r>
+        <w:rPr>
+          <w:rFonts w:hint="eastAsia" w:ascii="Times New Roman" w:hAnsi="Times New Roman" w:eastAsia="FangSong" w:cs="Times New Roman"/>
+        </w:rPr>
+        <w:t>可迅速判定</w:t>
       </w:r>
       <w:r>
         <w:rPr>
@@ -24394,7 +24350,19 @@
         <w:rPr>
           <w:rFonts w:ascii="Times New Roman" w:hAnsi="Times New Roman" w:eastAsia="Times New Roman" w:cs="Times New Roman"/>
         </w:rPr>
-        <w:t xml:space="preserve"> 2~3 </w:t>
+        <w:t xml:space="preserve"> </w:t>
+      </w:r>
+      <w:r>
+        <w:rPr>
+          <w:rFonts w:hint="eastAsia" w:ascii="Times New Roman" w:hAnsi="Times New Roman" w:eastAsia="Times New Roman" w:cs="Times New Roman"/>
+        </w:rPr>
+        <w:t xml:space="preserve">2～3</w:t>
+      </w:r>
+      <w:r>
+        <w:rPr>
+          <w:rFonts w:ascii="Times New Roman" w:hAnsi="Times New Roman" w:eastAsia="Times New Roman" w:cs="Times New Roman"/>
+        </w:rPr>
+        <w:t xml:space="preserve"> </w:t>
       </w:r>
       <w:r>
         <w:rPr>
@@ -24925,19 +24893,7 @@
         <w:rPr>
           <w:rFonts w:hint="eastAsia" w:ascii="Times New Roman" w:hAnsi="Times New Roman" w:eastAsia="FangSong" w:cs="Times New Roman"/>
         </w:rPr>
-        <w:t>算完花</w:t>
-      </w:r>
-      <w:r>
-        <w:rPr>
-          <w:rFonts w:ascii="Times New Roman" w:hAnsi="Times New Roman" w:eastAsia="Times New Roman" w:cs="Times New Roman"/>
-        </w:rPr>
-        <w:t xml:space="preserve"> 10 </w:t>
-      </w:r>
-      <w:r>
-        <w:rPr>
-          <w:rFonts w:hint="eastAsia" w:ascii="Times New Roman" w:hAnsi="Times New Roman" w:eastAsia="FangSong" w:cs="Times New Roman"/>
-        </w:rPr>
-        <w:t>秒走一遍</w:t>
+        <w:t>计算完成后逐项核对</w:t>
       </w:r>
       <w:r>
         <w:rPr>
@@ -25306,7 +25262,7 @@
           <w:b/>
           <w:bCs/>
         </w:rPr>
-        <w:t>先看</w:t>
+        <w:t>先判量纲</w:t>
       </w:r>
       <w:r>
         <w:rPr>
@@ -25314,7 +25270,7 @@
           <w:b/>
           <w:bCs/>
         </w:rPr>
-        <w:t>「</w:t>
+        <w:t>，</w:t>
       </w:r>
       <w:r>
         <w:rPr>
@@ -25322,7 +25278,7 @@
           <w:b/>
           <w:bCs/>
         </w:rPr>
-        <w:t>什么东西</w:t>
+        <w:t>再定数量级</w:t>
       </w:r>
       <w:r>
         <w:rPr>
@@ -25330,7 +25286,7 @@
           <w:b/>
           <w:bCs/>
         </w:rPr>
-        <w:t>」（</w:t>
+        <w:t>，</w:t>
       </w:r>
       <w:r>
         <w:rPr>
@@ -25338,71 +25294,7 @@
           <w:b/>
           <w:bCs/>
         </w:rPr>
-        <w:t>量纲</w:t>
-      </w:r>
-      <w:r>
-        <w:rPr>
-          <w:rFonts w:hint="eastAsia" w:ascii="Times New Roman" w:hAnsi="Times New Roman" w:eastAsia="Times New Roman" w:cs="Times New Roman"/>
-          <w:b/>
-          <w:bCs/>
-        </w:rPr>
-        <w:t>），</w:t>
-      </w:r>
-      <w:r>
-        <w:rPr>
-          <w:rFonts w:hint="eastAsia" w:ascii="Times New Roman" w:hAnsi="Times New Roman" w:eastAsia="FangSong" w:cs="Times New Roman"/>
-          <w:b/>
-          <w:bCs/>
-        </w:rPr>
-        <w:t>再看</w:t>
-      </w:r>
-      <w:r>
-        <w:rPr>
-          <w:rFonts w:hint="eastAsia" w:ascii="Times New Roman" w:hAnsi="Times New Roman" w:eastAsia="Times New Roman" w:cs="Times New Roman"/>
-          <w:b/>
-          <w:bCs/>
-        </w:rPr>
-        <w:t>「</w:t>
-      </w:r>
-      <w:r>
-        <w:rPr>
-          <w:rFonts w:hint="eastAsia" w:ascii="Times New Roman" w:hAnsi="Times New Roman" w:eastAsia="FangSong" w:cs="Times New Roman"/>
-          <w:b/>
-          <w:bCs/>
-        </w:rPr>
-        <w:t>多大</w:t>
-      </w:r>
-      <w:r>
-        <w:rPr>
-          <w:rFonts w:hint="eastAsia" w:ascii="Times New Roman" w:hAnsi="Times New Roman" w:eastAsia="Times New Roman" w:cs="Times New Roman"/>
-          <w:b/>
-          <w:bCs/>
-        </w:rPr>
-        <w:t>」（</w:t>
-      </w:r>
-      <w:r>
-        <w:rPr>
-          <w:rFonts w:hint="eastAsia" w:ascii="Times New Roman" w:hAnsi="Times New Roman" w:eastAsia="FangSong" w:cs="Times New Roman"/>
-          <w:b/>
-          <w:bCs/>
-        </w:rPr>
-        <w:t>数量级</w:t>
-      </w:r>
-      <w:r>
-        <w:rPr>
-          <w:rFonts w:hint="eastAsia" w:ascii="Times New Roman" w:hAnsi="Times New Roman" w:eastAsia="Times New Roman" w:cs="Times New Roman"/>
-          <w:b/>
-          <w:bCs/>
-        </w:rPr>
-        <w:t>），</w:t>
-      </w:r>
-      <w:r>
-        <w:rPr>
-          <w:rFonts w:hint="eastAsia" w:ascii="Times New Roman" w:hAnsi="Times New Roman" w:eastAsia="FangSong" w:cs="Times New Roman"/>
-          <w:b/>
-          <w:bCs/>
-        </w:rPr>
-        <w:t>最后才谈数字</w:t>
+        <w:t>最后计算数值</w:t>
       </w:r>
       <w:r>
         <w:rPr>
@@ -25455,19 +25347,7 @@
         <w:rPr>
           <w:rFonts w:hint="eastAsia" w:ascii="Times New Roman" w:hAnsi="Times New Roman" w:eastAsia="FangSong" w:cs="Times New Roman"/>
         </w:rPr>
-        <w:t>验公式</w:t>
-      </w:r>
-      <w:r>
-        <w:rPr>
-          <w:rFonts w:hint="eastAsia" w:ascii="Times New Roman" w:hAnsi="Times New Roman" w:eastAsia="Times New Roman" w:cs="Times New Roman"/>
-        </w:rPr>
-        <w:t>、</w:t>
-      </w:r>
-      <w:r>
-        <w:rPr>
-          <w:rFonts w:hint="eastAsia" w:ascii="Times New Roman" w:hAnsi="Times New Roman" w:eastAsia="FangSong" w:cs="Times New Roman"/>
-        </w:rPr>
-        <w:t>查漏项一秒见效</w:t>
+        <w:t>可迅速检验公式与发现漏项</w:t>
       </w:r>
       <w:r>
         <w:rPr>
@@ -25490,13 +25370,13 @@
           <w:b/>
           <w:bCs/>
         </w:rPr>
-        <w:t xml:space="preserve">量纲分析三招</w:t>
-      </w:r>
-      <w:r>
-        <w:rPr>
-          <w:rFonts w:hint="eastAsia" w:ascii="Times New Roman" w:hAnsi="Times New Roman" w:eastAsia="FangSong" w:cs="Times New Roman"/>
-        </w:rPr>
-        <w:t>能从物理常识直接推出标度关系</w:t>
+        <w:t xml:space="preserve">量纲分析的三种用法</w:t>
+      </w:r>
+      <w:r>
+        <w:rPr>
+          <w:rFonts w:hint="eastAsia" w:ascii="Times New Roman" w:hAnsi="Times New Roman" w:eastAsia="FangSong" w:cs="Times New Roman"/>
+        </w:rPr>
+        <w:t>能由物理条件推出标度关系</w:t>
       </w:r>
       <w:r>
         <w:rPr>
@@ -25599,7 +25479,7 @@
           <w:b/>
           <w:bCs/>
         </w:rPr>
-        <w:t xml:space="preserve">估算四把斧</w:t>
+        <w:t xml:space="preserve">估算四种方法</w:t>
       </w:r>
       <w:r>
         <w:rPr>
@@ -25611,43 +25491,43 @@
         <w:rPr>
           <w:rFonts w:hint="eastAsia" w:ascii="Times New Roman" w:hAnsi="Times New Roman" w:eastAsia="FangSong" w:cs="Times New Roman"/>
         </w:rPr>
-        <w:t>近似</w:t>
-      </w:r>
-      <w:r>
-        <w:rPr>
-          <w:rFonts w:hint="eastAsia" w:ascii="Times New Roman" w:hAnsi="Times New Roman" w:eastAsia="Times New Roman" w:cs="Times New Roman"/>
-        </w:rPr>
-        <w:t>/</w:t>
-      </w:r>
-      <w:r>
-        <w:rPr>
-          <w:rFonts w:hint="eastAsia" w:ascii="Times New Roman" w:hAnsi="Times New Roman" w:eastAsia="FangSong" w:cs="Times New Roman"/>
-        </w:rPr>
-        <w:t>极值</w:t>
-      </w:r>
-      <w:r>
-        <w:rPr>
-          <w:rFonts w:hint="eastAsia" w:ascii="Times New Roman" w:hAnsi="Times New Roman" w:eastAsia="Times New Roman" w:cs="Times New Roman"/>
-        </w:rPr>
-        <w:t>/</w:t>
-      </w:r>
-      <w:r>
-        <w:rPr>
-          <w:rFonts w:hint="eastAsia" w:ascii="Times New Roman" w:hAnsi="Times New Roman" w:eastAsia="FangSong" w:cs="Times New Roman"/>
-        </w:rPr>
-        <w:t>对照</w:t>
-      </w:r>
-      <w:r>
-        <w:rPr>
-          <w:rFonts w:hint="eastAsia" w:ascii="Times New Roman" w:hAnsi="Times New Roman" w:eastAsia="Times New Roman" w:cs="Times New Roman"/>
-        </w:rPr>
-        <w:t>/</w:t>
-      </w:r>
-      <w:r>
-        <w:rPr>
-          <w:rFonts w:hint="eastAsia" w:ascii="Times New Roman" w:hAnsi="Times New Roman" w:eastAsia="FangSong" w:cs="Times New Roman"/>
-        </w:rPr>
-        <w:t>补偿</w:t>
+        <w:t>一位有效数字</w:t>
+      </w:r>
+      <w:r>
+        <w:rPr>
+          <w:rFonts w:hint="eastAsia" w:ascii="Times New Roman" w:hAnsi="Times New Roman" w:eastAsia="Times New Roman" w:cs="Times New Roman"/>
+        </w:rPr>
+        <w:t>／</w:t>
+      </w:r>
+      <w:r>
+        <w:rPr>
+          <w:rFonts w:hint="eastAsia" w:ascii="Times New Roman" w:hAnsi="Times New Roman" w:eastAsia="FangSong" w:cs="Times New Roman"/>
+        </w:rPr>
+        <w:t>上下界夹逼</w:t>
+      </w:r>
+      <w:r>
+        <w:rPr>
+          <w:rFonts w:hint="eastAsia" w:ascii="Times New Roman" w:hAnsi="Times New Roman" w:eastAsia="Times New Roman" w:cs="Times New Roman"/>
+        </w:rPr>
+        <w:t>／</w:t>
+      </w:r>
+      <w:r>
+        <w:rPr>
+          <w:rFonts w:hint="eastAsia" w:ascii="Times New Roman" w:hAnsi="Times New Roman" w:eastAsia="FangSong" w:cs="Times New Roman"/>
+        </w:rPr>
+        <w:t>对数化</w:t>
+      </w:r>
+      <w:r>
+        <w:rPr>
+          <w:rFonts w:hint="eastAsia" w:ascii="Times New Roman" w:hAnsi="Times New Roman" w:eastAsia="Times New Roman" w:cs="Times New Roman"/>
+        </w:rPr>
+        <w:t>／</w:t>
+      </w:r>
+      <w:r>
+        <w:rPr>
+          <w:rFonts w:hint="eastAsia" w:ascii="Times New Roman" w:hAnsi="Times New Roman" w:eastAsia="FangSong" w:cs="Times New Roman"/>
+        </w:rPr>
+        <w:t>分解</w:t>
       </w:r>
       <w:r>
         <w:rPr>
@@ -25719,7 +25599,7 @@
         <w:rPr>
           <w:rFonts w:hint="eastAsia" w:ascii="Times New Roman" w:hAnsi="Times New Roman" w:eastAsia="FangSong" w:cs="Times New Roman"/>
         </w:rPr>
-        <w:t>量纲不符与数量级离谱的选项先排除</w:t>
+        <w:t>量纲不符与数量级明显偏离的选项先排除</w:t>
       </w:r>
       <w:r>
         <w:rPr>

--- a/06-学生侧材料/讲义/_数学工具/数学工具-第6讲-量纲数量级与估算.docx
+++ b/06-学生侧材料/讲义/_数学工具/数学工具-第6讲-量纲数量级与估算.docx
@@ -2,68 +2,6 @@
 <file path=word/document.xml><?xml version="1.0" encoding="utf-8"?>
 <w:document xmlns:w="http://schemas.openxmlformats.org/wordprocessingml/2006/main" xmlns:m="http://schemas.openxmlformats.org/officeDocument/2006/math" xmlns:r="http://schemas.openxmlformats.org/officeDocument/2006/relationships" xmlns:o="urn:schemas-microsoft-com:office:office" xmlns:v="urn:schemas-microsoft-com:vml" xmlns:w10="urn:schemas-microsoft-com:office:word" xmlns:a="http://schemas.openxmlformats.org/drawingml/2006/main" xmlns:pic="http://schemas.openxmlformats.org/drawingml/2006/picture" xmlns:wp="http://schemas.openxmlformats.org/drawingml/2006/wordprocessingDrawing">
   <w:body>
-    <w:bookmarkStart w:id="55" w:name="第6讲量纲数量级与估算算之前先知道答案长什么样"/>
-    <w:p>
-      <w:pPr>
-        <w:pStyle w:val="Heading1"/>
-        <w:spacing w:before="280" w:after="120"/>
-        <w:jc w:val="center"/>
-      </w:pPr>
-      <w:r>
-        <w:rPr>
-          <w:rFonts w:hint="eastAsia" w:ascii="Times New Roman" w:hAnsi="Times New Roman" w:eastAsia="SimHei" w:cs="Times New Roman"/>
-        </w:rPr>
-        <w:t>第</w:t>
-      </w:r>
-      <w:r>
-        <w:rPr>
-          <w:rFonts w:hint="eastAsia" w:ascii="Times New Roman" w:hAnsi="Times New Roman" w:eastAsia="Times New Roman" w:cs="Times New Roman"/>
-        </w:rPr>
-        <w:t>6</w:t>
-      </w:r>
-      <w:r>
-        <w:rPr>
-          <w:rFonts w:hint="eastAsia" w:ascii="Times New Roman" w:hAnsi="Times New Roman" w:eastAsia="SimHei" w:cs="Times New Roman"/>
-        </w:rPr>
-        <w:t>讲</w:t>
-      </w:r>
-      <w:r>
-        <w:rPr>
-          <w:rFonts w:hint="eastAsia" w:ascii="Times New Roman" w:hAnsi="Times New Roman" w:eastAsia="Times New Roman" w:cs="Times New Roman"/>
-        </w:rPr>
-        <w:t>：</w:t>
-      </w:r>
-      <w:r>
-        <w:rPr>
-          <w:rFonts w:hint="eastAsia" w:ascii="Times New Roman" w:hAnsi="Times New Roman" w:eastAsia="SimHei" w:cs="Times New Roman"/>
-        </w:rPr>
-        <w:t>量纲</w:t>
-      </w:r>
-      <w:r>
-        <w:rPr>
-          <w:rFonts w:hint="eastAsia" w:ascii="Times New Roman" w:hAnsi="Times New Roman" w:eastAsia="Times New Roman" w:cs="Times New Roman"/>
-        </w:rPr>
-        <w:t>、</w:t>
-      </w:r>
-      <w:r>
-        <w:rPr>
-          <w:rFonts w:hint="eastAsia" w:ascii="Times New Roman" w:hAnsi="Times New Roman" w:eastAsia="SimHei" w:cs="Times New Roman"/>
-        </w:rPr>
-        <w:t>数量级与估算</w:t>
-      </w:r>
-      <w:r>
-        <w:rPr>
-          <w:rFonts w:hint="eastAsia" w:ascii="Times New Roman" w:hAnsi="Times New Roman" w:eastAsia="Times New Roman" w:cs="Times New Roman"/>
-        </w:rPr>
-        <w:t>——</w:t>
-      </w:r>
-      <w:r>
-        <w:rPr>
-          <w:rFonts w:hint="eastAsia" w:ascii="Times New Roman" w:hAnsi="Times New Roman" w:eastAsia="SimHei" w:cs="Times New Roman"/>
-        </w:rPr>
-        <w:t>算之前先知道答案长什么样</w:t>
-      </w:r>
-    </w:p>
     <w:bookmarkStart w:id="9" w:name="学习目标"/>
     <w:p>
       <w:pPr>
@@ -80,6 +18,7 @@
     <w:p>
       <w:pPr>
         <w:pStyle w:val="BlockText"/>
+        <w:ind w:firstLine="420"/>
       </w:pPr>
       <w:r>
         <w:rPr>
@@ -119,6 +58,7 @@
           <w:ilvl w:val="0"/>
           <w:numId w:val="1001"/>
         </w:numPr>
+        <w:ind w:firstLine="420"/>
       </w:pPr>
       <w:r>
         <w:rPr>
@@ -200,6 +140,7 @@
           <w:ilvl w:val="0"/>
           <w:numId w:val="1001"/>
         </w:numPr>
+        <w:ind w:firstLine="420"/>
       </w:pPr>
       <w:r>
         <w:rPr>
@@ -259,6 +200,7 @@
           <w:ilvl w:val="0"/>
           <w:numId w:val="1001"/>
         </w:numPr>
+        <w:ind w:firstLine="420"/>
       </w:pPr>
       <w:r>
         <w:rPr>
@@ -441,6 +383,7 @@
           <w:ilvl w:val="0"/>
           <w:numId w:val="1001"/>
         </w:numPr>
+        <w:ind w:firstLine="420"/>
       </w:pPr>
       <w:r>
         <w:rPr>
@@ -546,6 +489,7 @@
           <w:ilvl w:val="0"/>
           <w:numId w:val="1001"/>
         </w:numPr>
+        <w:ind w:firstLine="420"/>
       </w:pPr>
       <w:r>
         <w:rPr>
@@ -674,6 +618,7 @@
           <w:ilvl w:val="0"/>
           <w:numId w:val="1001"/>
         </w:numPr>
+        <w:ind w:firstLine="420"/>
       </w:pPr>
       <w:r>
         <w:rPr>
@@ -767,6 +712,7 @@
           <w:ilvl w:val="0"/>
           <w:numId w:val="1001"/>
         </w:numPr>
+        <w:ind w:firstLine="420"/>
       </w:pPr>
       <w:r>
         <w:rPr>
@@ -848,6 +794,7 @@
           <w:ilvl w:val="0"/>
           <w:numId w:val="1001"/>
         </w:numPr>
+        <w:ind w:firstLine="420"/>
       </w:pPr>
       <w:r>
         <w:rPr>
@@ -1295,6 +1242,7 @@
       <w:pPr>
         <w:pStyle w:val="FirstParagraph"/>
         <w:spacing w:after="80"/>
+        <w:ind w:firstLine="420"/>
       </w:pPr>
       <w:r>
         <w:rPr>
@@ -1351,6 +1299,15 @@
         <w:tblStyle w:val="Table"/>
         <w:tblW w:type="auto" w:w="0"/>
         <w:tblLook w:firstRow="1" w:lastRow="0" w:firstColumn="0" w:lastColumn="0" w:noHBand="0" w:noVBand="0" w:val="0020"/>
+        <w:jc w:val="center"/>
+        <w:tblBorders>
+          <w:top w:val="single" w:sz="12" w:space="0" w:color="333333"/>
+          <w:bottom w:val="single" w:sz="12" w:space="0" w:color="333333"/>
+          <w:left w:val="none"/>
+          <w:right w:val="none"/>
+          <w:insideH w:val="none"/>
+          <w:insideV w:val="none"/>
+        </w:tblBorders>
       </w:tblPr>
       <w:tblGrid>
         <w:gridCol w:w="2640"/>
@@ -1362,7 +1319,11 @@
           <w:tblHeader w:val="on"/>
         </w:trPr>
         <w:tc>
-          <w:tcPr/>
+          <w:tcPr>
+            <w:tcBorders>
+              <w:bottom w:val="single" w:sz="6" w:space="0" w:color="333333"/>
+            </w:tcBorders>
+          </w:tcPr>
           <w:p>
             <w:pPr>
               <w:pStyle w:val="Compact"/>
@@ -1378,7 +1339,11 @@
           </w:p>
         </w:tc>
         <w:tc>
-          <w:tcPr/>
+          <w:tcPr>
+            <w:tcBorders>
+              <w:bottom w:val="single" w:sz="6" w:space="0" w:color="333333"/>
+            </w:tcBorders>
+          </w:tcPr>
           <w:p>
             <w:pPr>
               <w:pStyle w:val="Compact"/>
@@ -1394,7 +1359,11 @@
           </w:p>
         </w:tc>
         <w:tc>
-          <w:tcPr/>
+          <w:tcPr>
+            <w:tcBorders>
+              <w:bottom w:val="single" w:sz="6" w:space="0" w:color="333333"/>
+            </w:tcBorders>
+          </w:tcPr>
           <w:p>
             <w:pPr>
               <w:pStyle w:val="Compact"/>
@@ -1616,6 +1585,7 @@
       <w:pPr>
         <w:pStyle w:val="BodyText"/>
         <w:spacing w:before="120"/>
+        <w:ind w:firstLine="420"/>
       </w:pPr>
       <w:r>
         <w:rPr>
@@ -1771,6 +1741,7 @@
       <w:pPr>
         <w:pStyle w:val="FirstParagraph"/>
         <w:spacing w:after="80"/>
+        <w:ind w:firstLine="420"/>
       </w:pPr>
       <w:r>
         <w:rPr>
@@ -1827,6 +1798,15 @@
         <w:tblStyle w:val="Table"/>
         <w:tblW w:type="auto" w:w="0"/>
         <w:tblLook w:firstRow="1" w:lastRow="0" w:firstColumn="0" w:lastColumn="0" w:noHBand="0" w:noVBand="0" w:val="0020"/>
+        <w:jc w:val="center"/>
+        <w:tblBorders>
+          <w:top w:val="single" w:sz="12" w:space="0" w:color="333333"/>
+          <w:bottom w:val="single" w:sz="12" w:space="0" w:color="333333"/>
+          <w:left w:val="none"/>
+          <w:right w:val="none"/>
+          <w:insideH w:val="none"/>
+          <w:insideV w:val="none"/>
+        </w:tblBorders>
       </w:tblPr>
       <w:tblGrid>
         <w:gridCol w:w="1980"/>
@@ -1839,7 +1819,11 @@
           <w:tblHeader w:val="on"/>
         </w:trPr>
         <w:tc>
-          <w:tcPr/>
+          <w:tcPr>
+            <w:tcBorders>
+              <w:bottom w:val="single" w:sz="6" w:space="0" w:color="333333"/>
+            </w:tcBorders>
+          </w:tcPr>
           <w:p>
             <w:pPr>
               <w:pStyle w:val="Compact"/>
@@ -1855,7 +1839,11 @@
           </w:p>
         </w:tc>
         <w:tc>
-          <w:tcPr/>
+          <w:tcPr>
+            <w:tcBorders>
+              <w:bottom w:val="single" w:sz="6" w:space="0" w:color="333333"/>
+            </w:tcBorders>
+          </w:tcPr>
           <w:p>
             <w:pPr>
               <w:pStyle w:val="Compact"/>
@@ -1871,7 +1859,11 @@
           </w:p>
         </w:tc>
         <w:tc>
-          <w:tcPr/>
+          <w:tcPr>
+            <w:tcBorders>
+              <w:bottom w:val="single" w:sz="6" w:space="0" w:color="333333"/>
+            </w:tcBorders>
+          </w:tcPr>
           <w:p>
             <w:pPr>
               <w:pStyle w:val="Compact"/>
@@ -1887,7 +1879,11 @@
           </w:p>
         </w:tc>
         <w:tc>
-          <w:tcPr/>
+          <w:tcPr>
+            <w:tcBorders>
+              <w:bottom w:val="single" w:sz="6" w:space="0" w:color="333333"/>
+            </w:tcBorders>
+          </w:tcPr>
           <w:p>
             <w:pPr>
               <w:pStyle w:val="Compact"/>
@@ -2371,6 +2367,7 @@
       <w:pPr>
         <w:pStyle w:val="BodyText"/>
         <w:spacing w:before="120"/>
+        <w:ind w:firstLine="420"/>
       </w:pPr>
       <w:r>
         <w:rPr>
@@ -2710,6 +2707,15 @@
         <w:tblW w:type="pct" w:w="5000"/>
         <w:tblLayout w:type="fixed"/>
         <w:tblLook w:firstRow="1" w:lastRow="0" w:firstColumn="0" w:lastColumn="0" w:noHBand="0" w:noVBand="0" w:val="0020"/>
+        <w:jc w:val="center"/>
+        <w:tblBorders>
+          <w:top w:val="single" w:sz="12" w:space="0" w:color="333333"/>
+          <w:bottom w:val="single" w:sz="12" w:space="0" w:color="333333"/>
+          <w:left w:val="none"/>
+          <w:right w:val="none"/>
+          <w:insideH w:val="none"/>
+          <w:insideV w:val="none"/>
+        </w:tblBorders>
       </w:tblPr>
       <w:tblGrid>
         <w:gridCol w:w="2640"/>
@@ -2721,7 +2727,11 @@
           <w:tblHeader w:val="on"/>
         </w:trPr>
         <w:tc>
-          <w:tcPr/>
+          <w:tcPr>
+            <w:tcBorders>
+              <w:bottom w:val="single" w:sz="6" w:space="0" w:color="333333"/>
+            </w:tcBorders>
+          </w:tcPr>
           <w:p>
             <w:pPr>
               <w:pStyle w:val="Compact"/>
@@ -2737,7 +2747,11 @@
           </w:p>
         </w:tc>
         <w:tc>
-          <w:tcPr/>
+          <w:tcPr>
+            <w:tcBorders>
+              <w:bottom w:val="single" w:sz="6" w:space="0" w:color="333333"/>
+            </w:tcBorders>
+          </w:tcPr>
           <w:p>
             <w:pPr>
               <w:pStyle w:val="Compact"/>
@@ -2753,7 +2767,11 @@
           </w:p>
         </w:tc>
         <w:tc>
-          <w:tcPr/>
+          <w:tcPr>
+            <w:tcBorders>
+              <w:bottom w:val="single" w:sz="6" w:space="0" w:color="333333"/>
+            </w:tcBorders>
+          </w:tcPr>
           <w:p>
             <w:pPr>
               <w:pStyle w:val="Compact"/>
@@ -3719,8 +3737,9 @@
     </w:tbl>
     <w:p>
       <w:pPr>
-        <w:pStyle w:val="MethodologyBlock"/>
+        <w:pStyle w:val="BodyText"/>
         <w:spacing w:before="120"/>
+        <w:ind w:firstLine="420"/>
       </w:pPr>
       <w:r>
         <w:rPr>
@@ -3733,6 +3752,12 @@
           <w:rFonts w:ascii="Times New Roman" w:hAnsi="Times New Roman" w:eastAsia="Times New Roman" w:cs="Times New Roman"/>
         </w:rPr>
         <w:t xml:space="preserve"> </w:t>
+      </w:r>
+      <w:r>
+        <w:rPr>
+          <w:rFonts w:ascii="Times New Roman" w:hAnsi="Times New Roman" w:eastAsia="Times New Roman" w:cs="Times New Roman"/>
+        </w:rPr>
+        <w:t xml:space="preserve">&gt; </w:t>
       </w:r>
       <w:r>
         <w:rPr>
@@ -4001,6 +4026,12 @@
       </w:r>
       <w:r>
         <w:rPr>
+          <w:rFonts w:ascii="Times New Roman" w:hAnsi="Times New Roman" w:eastAsia="Times New Roman" w:cs="Times New Roman"/>
+        </w:rPr>
+        <w:t xml:space="preserve">&gt; </w:t>
+      </w:r>
+      <w:r>
+        <w:rPr>
           <w:rFonts w:hint="eastAsia" w:ascii="Times New Roman" w:hAnsi="Times New Roman" w:eastAsia="FangSong" w:cs="Times New Roman"/>
         </w:rPr>
         <w:t>其余都能临时推出来</w:t>
@@ -4024,7 +4055,7 @@
     </w:p>
     <w:bookmarkEnd w:id="12"/>
     <w:bookmarkEnd w:id="13"/>
-    <w:bookmarkStart w:id="17" w:name="二量纲一致性第一件武器"/>
+    <w:bookmarkStart w:id="17" w:name="二量纲一致性第一种检验方法"/>
     <w:p>
       <w:pPr>
         <w:pStyle w:val="Heading2"/>
@@ -4058,7 +4089,7 @@
         <w:rPr>
           <w:rFonts w:hint="eastAsia" w:ascii="Times New Roman" w:hAnsi="Times New Roman" w:eastAsia="SimHei" w:cs="Times New Roman"/>
         </w:rPr>
-        <w:t>第一件武器</w:t>
+        <w:t>第一种检验方法</w:t>
       </w:r>
     </w:p>
     <w:bookmarkStart w:id="14" w:name="两条规则整个量纲分析只有这两条"/>
@@ -4101,6 +4132,7 @@
     <w:p>
       <w:pPr>
         <w:pStyle w:val="FirstParagraph"/>
+        <w:ind w:firstLine="420"/>
       </w:pPr>
       <w:r>
         <w:rPr>
@@ -4286,6 +4318,7 @@
     <w:p>
       <w:pPr>
         <w:pStyle w:val="BodyText"/>
+        <w:ind w:firstLine="420"/>
       </w:pPr>
       <w:r>
         <w:rPr>
@@ -4457,6 +4490,7 @@
     <w:p>
       <w:pPr>
         <w:pStyle w:val="FirstParagraph"/>
+        <w:ind w:firstLine="420"/>
       </w:pPr>
       <w:r>
         <w:rPr>
@@ -4707,6 +4741,7 @@
     <w:p>
       <w:pPr>
         <w:pStyle w:val="FirstParagraph"/>
+        <w:ind w:firstLine="420"/>
       </w:pPr>
       <w:r>
         <w:rPr>
@@ -4885,6 +4920,7 @@
       <w:pPr>
         <w:pStyle w:val="BodyText"/>
         <w:spacing w:after="80"/>
+        <w:ind w:firstLine="420"/>
       </w:pPr>
       <w:r>
         <w:rPr>
@@ -4917,6 +4953,15 @@
         <w:tblW w:type="pct" w:w="5000"/>
         <w:tblLayout w:type="fixed"/>
         <w:tblLook w:firstRow="1" w:lastRow="0" w:firstColumn="0" w:lastColumn="0" w:noHBand="0" w:noVBand="0" w:val="0020"/>
+        <w:jc w:val="center"/>
+        <w:tblBorders>
+          <w:top w:val="single" w:sz="12" w:space="0" w:color="333333"/>
+          <w:bottom w:val="single" w:sz="12" w:space="0" w:color="333333"/>
+          <w:left w:val="none"/>
+          <w:right w:val="none"/>
+          <w:insideH w:val="none"/>
+          <w:insideV w:val="none"/>
+        </w:tblBorders>
       </w:tblPr>
       <w:tblGrid>
         <w:gridCol w:w="2640"/>
@@ -4928,7 +4973,11 @@
           <w:tblHeader w:val="on"/>
         </w:trPr>
         <w:tc>
-          <w:tcPr/>
+          <w:tcPr>
+            <w:tcBorders>
+              <w:bottom w:val="single" w:sz="6" w:space="0" w:color="333333"/>
+            </w:tcBorders>
+          </w:tcPr>
           <w:p>
             <w:pPr>
               <w:pStyle w:val="Compact"/>
@@ -4944,7 +4993,11 @@
           </w:p>
         </w:tc>
         <w:tc>
-          <w:tcPr/>
+          <w:tcPr>
+            <w:tcBorders>
+              <w:bottom w:val="single" w:sz="6" w:space="0" w:color="333333"/>
+            </w:tcBorders>
+          </w:tcPr>
           <w:p>
             <w:pPr>
               <w:pStyle w:val="Compact"/>
@@ -4960,7 +5013,11 @@
           </w:p>
         </w:tc>
         <w:tc>
-          <w:tcPr/>
+          <w:tcPr>
+            <w:tcBorders>
+              <w:bottom w:val="single" w:sz="6" w:space="0" w:color="333333"/>
+            </w:tcBorders>
+          </w:tcPr>
           <w:p>
             <w:pPr>
               <w:pStyle w:val="Compact"/>
@@ -5369,8 +5426,9 @@
     </w:tbl>
     <w:p>
       <w:pPr>
-        <w:pStyle w:val="MistakeBlock"/>
+        <w:pStyle w:val="BodyText"/>
         <w:spacing w:before="120"/>
+        <w:ind w:firstLine="420"/>
       </w:pPr>
       <w:r>
         <w:rPr>
@@ -5383,6 +5441,12 @@
           <w:rFonts w:ascii="Times New Roman" w:hAnsi="Times New Roman" w:eastAsia="Times New Roman" w:cs="Times New Roman"/>
         </w:rPr>
         <w:t xml:space="preserve"> </w:t>
+      </w:r>
+      <w:r>
+        <w:rPr>
+          <w:rFonts w:ascii="Times New Roman" w:hAnsi="Times New Roman" w:eastAsia="Times New Roman" w:cs="Times New Roman"/>
+        </w:rPr>
+        <w:t xml:space="preserve">&gt; </w:t>
       </w:r>
       <w:r>
         <w:rPr>
@@ -5659,6 +5723,12 @@
       </w:r>
       <w:r>
         <w:rPr>
+          <w:rFonts w:ascii="Times New Roman" w:hAnsi="Times New Roman" w:eastAsia="Times New Roman" w:cs="Times New Roman"/>
+        </w:rPr>
+        <w:t xml:space="preserve">&gt; </w:t>
+      </w:r>
+      <w:r>
+        <w:rPr>
           <w:rFonts w:hint="eastAsia" w:ascii="Times New Roman" w:hAnsi="Times New Roman" w:eastAsia="FangSong" w:cs="Times New Roman"/>
         </w:rPr>
         <w:t>这是错的</w:t>
@@ -5847,6 +5917,7 @@
     <w:p>
       <w:pPr>
         <w:pStyle w:val="FirstParagraph"/>
+        <w:ind w:firstLine="420"/>
       </w:pPr>
       <w:r>
         <w:rPr>
@@ -5935,6 +6006,7 @@
     <w:p>
       <w:pPr>
         <w:pStyle w:val="BodyText"/>
+        <w:ind w:firstLine="420"/>
       </w:pPr>
       <w:r>
         <w:rPr>
@@ -6050,6 +6122,7 @@
     <w:p>
       <w:pPr>
         <w:pStyle w:val="FirstParagraph"/>
+        <w:ind w:firstLine="420"/>
       </w:pPr>
       <w:r>
         <w:rPr>
@@ -6182,6 +6255,7 @@
     <w:p>
       <w:pPr>
         <w:pStyle w:val="BodyText"/>
+        <w:ind w:firstLine="420"/>
       </w:pPr>
       <w:r>
         <w:rPr>
@@ -6409,6 +6483,7 @@
           <w:ilvl w:val="0"/>
           <w:numId w:val="1002"/>
         </w:numPr>
+        <w:ind w:firstLine="420"/>
       </w:pPr>
       <w:r>
         <w:rPr>
@@ -6544,6 +6619,7 @@
           <w:ilvl w:val="0"/>
           <w:numId w:val="1002"/>
         </w:numPr>
+        <w:ind w:firstLine="420"/>
       </w:pPr>
       <w:r>
         <w:rPr>
@@ -6930,6 +7006,7 @@
     <w:p>
       <w:pPr>
         <w:pStyle w:val="FirstParagraph"/>
+        <w:ind w:firstLine="420"/>
       </w:pPr>
       <w:r>
         <w:rPr>
@@ -6961,6 +7038,7 @@
     <w:p>
       <w:pPr>
         <w:pStyle w:val="BodyText"/>
+        <w:ind w:firstLine="420"/>
       </w:pPr>
       <w:r>
         <w:rPr>
@@ -7085,6 +7163,7 @@
           <w:ilvl w:val="0"/>
           <w:numId w:val="1003"/>
         </w:numPr>
+        <w:ind w:firstLine="420"/>
       </w:pPr>
       <m:oMath>
         <m:r>
@@ -7398,6 +7477,7 @@
           <w:ilvl w:val="0"/>
           <w:numId w:val="1003"/>
         </w:numPr>
+        <w:ind w:firstLine="420"/>
       </w:pPr>
       <w:r>
         <w:rPr>
@@ -7587,6 +7667,7 @@
           <w:ilvl w:val="0"/>
           <w:numId w:val="1003"/>
         </w:numPr>
+        <w:ind w:firstLine="420"/>
       </w:pPr>
       <m:oMath>
         <m:r>
@@ -7632,6 +7713,7 @@
     <w:p>
       <w:pPr>
         <w:pStyle w:val="FirstParagraph"/>
+        <w:ind w:firstLine="420"/>
       </w:pPr>
       <w:r>
         <w:rPr>
@@ -7701,6 +7783,7 @@
     <w:p>
       <w:pPr>
         <w:pStyle w:val="BodyText"/>
+        <w:ind w:firstLine="420"/>
       </w:pPr>
       <w:r>
         <w:rPr>
@@ -8058,6 +8141,7 @@
     <w:p>
       <w:pPr>
         <w:pStyle w:val="FirstParagraph"/>
+        <w:ind w:firstLine="420"/>
       </w:pPr>
       <w:r>
         <w:rPr>
@@ -8472,6 +8556,7 @@
       <w:pPr>
         <w:pStyle w:val="FirstParagraph"/>
         <w:spacing w:after="80"/>
+        <w:ind w:firstLine="420"/>
       </w:pPr>
       <w:r>
         <w:rPr>
@@ -8521,6 +8606,15 @@
         <w:tblStyle w:val="Table"/>
         <w:tblW w:type="auto" w:w="0"/>
         <w:tblLook w:firstRow="1" w:lastRow="0" w:firstColumn="0" w:lastColumn="0" w:noHBand="0" w:noVBand="0" w:val="0020"/>
+        <w:jc w:val="center"/>
+        <w:tblBorders>
+          <w:top w:val="single" w:sz="12" w:space="0" w:color="333333"/>
+          <w:bottom w:val="single" w:sz="12" w:space="0" w:color="333333"/>
+          <w:left w:val="none"/>
+          <w:right w:val="none"/>
+          <w:insideH w:val="none"/>
+          <w:insideV w:val="none"/>
+        </w:tblBorders>
       </w:tblPr>
       <w:tblGrid>
         <w:gridCol w:w="2640"/>
@@ -8532,7 +8626,11 @@
           <w:tblHeader w:val="on"/>
         </w:trPr>
         <w:tc>
-          <w:tcPr/>
+          <w:tcPr>
+            <w:tcBorders>
+              <w:bottom w:val="single" w:sz="6" w:space="0" w:color="333333"/>
+            </w:tcBorders>
+          </w:tcPr>
           <w:p>
             <w:pPr>
               <w:pStyle w:val="Compact"/>
@@ -8560,7 +8658,11 @@
           </w:p>
         </w:tc>
         <w:tc>
-          <w:tcPr/>
+          <w:tcPr>
+            <w:tcBorders>
+              <w:bottom w:val="single" w:sz="6" w:space="0" w:color="333333"/>
+            </w:tcBorders>
+          </w:tcPr>
           <w:p>
             <w:pPr>
               <w:pStyle w:val="Compact"/>
@@ -8588,7 +8690,11 @@
           </w:p>
         </w:tc>
         <w:tc>
-          <w:tcPr/>
+          <w:tcPr>
+            <w:tcBorders>
+              <w:bottom w:val="single" w:sz="6" w:space="0" w:color="333333"/>
+            </w:tcBorders>
+          </w:tcPr>
           <w:p>
             <w:pPr>
               <w:pStyle w:val="Compact"/>
@@ -8893,6 +8999,7 @@
       <w:pPr>
         <w:pStyle w:val="BodyText"/>
         <w:spacing w:before="120"/>
+        <w:ind w:firstLine="420"/>
       </w:pPr>
       <w:r>
         <w:rPr>
@@ -9136,6 +9243,7 @@
     <w:p>
       <w:pPr>
         <w:pStyle w:val="BodyText"/>
+        <w:ind w:firstLine="420"/>
       </w:pPr>
       <w:r>
         <w:rPr>
@@ -9148,6 +9256,12 @@
           <w:rFonts w:ascii="Times New Roman" w:hAnsi="Times New Roman" w:eastAsia="Times New Roman" w:cs="Times New Roman"/>
         </w:rPr>
         <w:t xml:space="preserve"> </w:t>
+      </w:r>
+      <w:r>
+        <w:rPr>
+          <w:rFonts w:ascii="Times New Roman" w:hAnsi="Times New Roman" w:eastAsia="Times New Roman" w:cs="Times New Roman"/>
+        </w:rPr>
+        <w:t xml:space="preserve">&gt; </w:t>
       </w:r>
       <w:r>
         <w:rPr>
@@ -9367,6 +9481,12 @@
       </w:r>
       <w:r>
         <w:rPr>
+          <w:rFonts w:ascii="Times New Roman" w:hAnsi="Times New Roman" w:eastAsia="Times New Roman" w:cs="Times New Roman"/>
+        </w:rPr>
+        <w:t xml:space="preserve">&gt; </w:t>
+      </w:r>
+      <w:r>
+        <w:rPr>
           <w:rFonts w:hint="eastAsia" w:ascii="Times New Roman" w:hAnsi="Times New Roman" w:eastAsia="FangSong" w:cs="Times New Roman"/>
         </w:rPr>
         <w:t xml:space="preserve">例如二级为</w:t>
@@ -9614,6 +9734,7 @@
     <w:p>
       <w:pPr>
         <w:pStyle w:val="FirstParagraph"/>
+        <w:ind w:firstLine="420"/>
       </w:pPr>
       <w:r>
         <w:rPr>
@@ -9655,6 +9776,7 @@
     <w:p>
       <w:pPr>
         <w:pStyle w:val="BodyText"/>
+        <w:ind w:firstLine="420"/>
       </w:pPr>
       <w:r>
         <w:rPr>
@@ -9692,6 +9814,7 @@
     <w:p>
       <w:pPr>
         <w:pStyle w:val="BodyText"/>
+        <w:ind w:firstLine="420"/>
       </w:pPr>
       <w:r>
         <w:rPr>
@@ -9907,6 +10030,7 @@
       <w:pPr>
         <w:pStyle w:val="FirstParagraph"/>
         <w:spacing w:after="80"/>
+        <w:ind w:firstLine="420"/>
       </w:pPr>
       <w:r>
         <w:rPr>
@@ -10148,6 +10272,15 @@
         <w:tblStyle w:val="Table"/>
         <w:tblW w:type="auto" w:w="0"/>
         <w:tblLook w:firstRow="1" w:lastRow="0" w:firstColumn="0" w:lastColumn="0" w:noHBand="0" w:noVBand="0" w:val="0020"/>
+        <w:jc w:val="center"/>
+        <w:tblBorders>
+          <w:top w:val="single" w:sz="12" w:space="0" w:color="333333"/>
+          <w:bottom w:val="single" w:sz="12" w:space="0" w:color="333333"/>
+          <w:left w:val="none"/>
+          <w:right w:val="none"/>
+          <w:insideH w:val="none"/>
+          <w:insideV w:val="none"/>
+        </w:tblBorders>
       </w:tblPr>
       <w:tblGrid>
         <w:gridCol w:w="2640"/>
@@ -10159,7 +10292,11 @@
           <w:tblHeader w:val="on"/>
         </w:trPr>
         <w:tc>
-          <w:tcPr/>
+          <w:tcPr>
+            <w:tcBorders>
+              <w:bottom w:val="single" w:sz="6" w:space="0" w:color="333333"/>
+            </w:tcBorders>
+          </w:tcPr>
           <w:p>
             <w:pPr>
               <w:pStyle w:val="Compact"/>
@@ -10175,7 +10312,11 @@
           </w:p>
         </w:tc>
         <w:tc>
-          <w:tcPr/>
+          <w:tcPr>
+            <w:tcBorders>
+              <w:bottom w:val="single" w:sz="6" w:space="0" w:color="333333"/>
+            </w:tcBorders>
+          </w:tcPr>
           <w:p>
             <w:pPr>
               <w:pStyle w:val="Compact"/>
@@ -10191,7 +10332,11 @@
           </w:p>
         </w:tc>
         <w:tc>
-          <w:tcPr/>
+          <w:tcPr>
+            <w:tcBorders>
+              <w:bottom w:val="single" w:sz="6" w:space="0" w:color="333333"/>
+            </w:tcBorders>
+          </w:tcPr>
           <w:p>
             <w:pPr>
               <w:pStyle w:val="Compact"/>
@@ -10401,6 +10546,7 @@
       <w:pPr>
         <w:pStyle w:val="BodyText"/>
         <w:spacing w:before="120"/>
+        <w:ind w:firstLine="420"/>
       </w:pPr>
       <w:r>
         <w:rPr>
@@ -10696,6 +10842,7 @@
     <w:p>
       <w:pPr>
         <w:pStyle w:val="FirstParagraph"/>
+        <w:ind w:firstLine="420"/>
       </w:pPr>
       <w:r>
         <w:rPr>
@@ -10897,6 +11044,7 @@
     <w:p>
       <w:pPr>
         <w:pStyle w:val="FirstParagraph"/>
+        <w:ind w:firstLine="420"/>
       </w:pPr>
       <w:r>
         <w:rPr>
@@ -11363,6 +11511,7 @@
     <w:p>
       <w:pPr>
         <w:pStyle w:val="FirstParagraph"/>
+        <w:ind w:firstLine="420"/>
       </w:pPr>
       <w:r>
         <w:rPr>
@@ -11470,6 +11619,15 @@
         <w:tblW w:type="pct" w:w="5000"/>
         <w:tblLayout w:type="fixed"/>
         <w:tblLook w:firstRow="1" w:lastRow="0" w:firstColumn="0" w:lastColumn="0" w:noHBand="0" w:noVBand="0" w:val="0020"/>
+        <w:jc w:val="center"/>
+        <w:tblBorders>
+          <w:top w:val="single" w:sz="12" w:space="0" w:color="333333"/>
+          <w:bottom w:val="single" w:sz="12" w:space="0" w:color="333333"/>
+          <w:left w:val="none"/>
+          <w:right w:val="none"/>
+          <w:insideH w:val="none"/>
+          <w:insideV w:val="none"/>
+        </w:tblBorders>
       </w:tblPr>
       <w:tblGrid>
         <w:gridCol w:w="2640"/>
@@ -11481,7 +11639,11 @@
           <w:tblHeader w:val="on"/>
         </w:trPr>
         <w:tc>
-          <w:tcPr/>
+          <w:tcPr>
+            <w:tcBorders>
+              <w:bottom w:val="single" w:sz="6" w:space="0" w:color="333333"/>
+            </w:tcBorders>
+          </w:tcPr>
           <w:p>
             <w:pPr>
               <w:pStyle w:val="Compact"/>
@@ -11497,7 +11659,11 @@
           </w:p>
         </w:tc>
         <w:tc>
-          <w:tcPr/>
+          <w:tcPr>
+            <w:tcBorders>
+              <w:bottom w:val="single" w:sz="6" w:space="0" w:color="333333"/>
+            </w:tcBorders>
+          </w:tcPr>
           <w:p>
             <w:pPr>
               <w:pStyle w:val="Compact"/>
@@ -11513,7 +11679,11 @@
           </w:p>
         </w:tc>
         <w:tc>
-          <w:tcPr/>
+          <w:tcPr>
+            <w:tcBorders>
+              <w:bottom w:val="single" w:sz="6" w:space="0" w:color="333333"/>
+            </w:tcBorders>
+          </w:tcPr>
           <w:p>
             <w:pPr>
               <w:pStyle w:val="Compact"/>
@@ -12437,6 +12607,15 @@
         <w:tblStyle w:val="Table"/>
         <w:tblW w:type="auto" w:w="0"/>
         <w:tblLook w:firstRow="1" w:lastRow="0" w:firstColumn="0" w:lastColumn="0" w:noHBand="0" w:noVBand="0" w:val="0020"/>
+        <w:jc w:val="center"/>
+        <w:tblBorders>
+          <w:top w:val="single" w:sz="12" w:space="0" w:color="333333"/>
+          <w:bottom w:val="single" w:sz="12" w:space="0" w:color="333333"/>
+          <w:left w:val="none"/>
+          <w:right w:val="none"/>
+          <w:insideH w:val="none"/>
+          <w:insideV w:val="none"/>
+        </w:tblBorders>
       </w:tblPr>
       <w:tblGrid>
         <w:gridCol w:w="3960"/>
@@ -12447,7 +12626,11 @@
           <w:tblHeader w:val="on"/>
         </w:trPr>
         <w:tc>
-          <w:tcPr/>
+          <w:tcPr>
+            <w:tcBorders>
+              <w:bottom w:val="single" w:sz="6" w:space="0" w:color="333333"/>
+            </w:tcBorders>
+          </w:tcPr>
           <w:p>
             <w:pPr>
               <w:pStyle w:val="Compact"/>
@@ -12468,7 +12651,11 @@
           </w:p>
         </w:tc>
         <w:tc>
-          <w:tcPr/>
+          <w:tcPr>
+            <w:tcBorders>
+              <w:bottom w:val="single" w:sz="6" w:space="0" w:color="333333"/>
+            </w:tcBorders>
+          </w:tcPr>
           <w:p>
             <w:pPr>
               <w:pStyle w:val="Compact"/>
@@ -12753,8 +12940,9 @@
     </w:tbl>
     <w:p>
       <w:pPr>
-        <w:pStyle w:val="MistakeBlock"/>
+        <w:pStyle w:val="BodyText"/>
         <w:spacing w:before="120"/>
+        <w:ind w:firstLine="420"/>
       </w:pPr>
       <w:r>
         <w:rPr>
@@ -12772,7 +12960,7 @@
         <w:rPr>
           <w:rFonts w:ascii="Times New Roman" w:hAnsi="Times New Roman" w:eastAsia="Times New Roman" w:cs="Times New Roman"/>
         </w:rPr>
-        <w:t xml:space="preserve">Mortimer </w:t>
+        <w:t xml:space="preserve">&gt; Mortimer </w:t>
       </w:r>
       <w:r>
         <w:rPr>
@@ -12850,6 +13038,12 @@
       </w:r>
       <w:r>
         <w:rPr>
+          <w:rFonts w:ascii="Times New Roman" w:hAnsi="Times New Roman" w:eastAsia="Times New Roman" w:cs="Times New Roman"/>
+        </w:rPr>
+        <w:t xml:space="preserve">&gt; </w:t>
+      </w:r>
+      <w:r>
+        <w:rPr>
           <w:rFonts w:hint="eastAsia" w:ascii="Times New Roman" w:hAnsi="Times New Roman" w:eastAsia="FangSong" w:cs="Times New Roman"/>
         </w:rPr>
         <w:t xml:space="preserve">引用其中的数值时</w:t>
@@ -12943,6 +13137,12 @@
           <w:rFonts w:ascii="Times New Roman" w:hAnsi="Times New Roman" w:eastAsia="Times New Roman" w:cs="Times New Roman"/>
         </w:rPr>
         <w:t xml:space="preserve"> </w:t>
+      </w:r>
+      <w:r>
+        <w:rPr>
+          <w:rFonts w:ascii="Times New Roman" w:hAnsi="Times New Roman" w:eastAsia="Times New Roman" w:cs="Times New Roman"/>
+        </w:rPr>
+        <w:t xml:space="preserve">&gt; </w:t>
       </w:r>
       <w:r>
         <w:rPr>
@@ -13069,6 +13269,7 @@
           <w:ilvl w:val="0"/>
           <w:numId w:val="1004"/>
         </w:numPr>
+        <w:ind w:firstLine="420"/>
       </w:pPr>
       <w:r>
         <w:rPr>
@@ -13231,6 +13432,7 @@
           <w:ilvl w:val="0"/>
           <w:numId w:val="1004"/>
         </w:numPr>
+        <w:ind w:firstLine="420"/>
       </w:pPr>
       <w:r>
         <w:rPr>
@@ -13419,6 +13621,7 @@
           <w:ilvl w:val="0"/>
           <w:numId w:val="1004"/>
         </w:numPr>
+        <w:ind w:firstLine="420"/>
       </w:pPr>
       <w:r>
         <w:rPr>
@@ -13715,6 +13918,15 @@
         <w:tblW w:type="pct" w:w="5000"/>
         <w:tblLayout w:type="fixed"/>
         <w:tblLook w:firstRow="1" w:lastRow="0" w:firstColumn="0" w:lastColumn="0" w:noHBand="0" w:noVBand="0" w:val="0020"/>
+        <w:jc w:val="center"/>
+        <w:tblBorders>
+          <w:top w:val="single" w:sz="12" w:space="0" w:color="333333"/>
+          <w:bottom w:val="single" w:sz="12" w:space="0" w:color="333333"/>
+          <w:left w:val="none"/>
+          <w:right w:val="none"/>
+          <w:insideH w:val="none"/>
+          <w:insideV w:val="none"/>
+        </w:tblBorders>
       </w:tblPr>
       <w:tblGrid>
         <w:gridCol w:w="2640"/>
@@ -13726,7 +13938,11 @@
           <w:tblHeader w:val="on"/>
         </w:trPr>
         <w:tc>
-          <w:tcPr/>
+          <w:tcPr>
+            <w:tcBorders>
+              <w:bottom w:val="single" w:sz="6" w:space="0" w:color="333333"/>
+            </w:tcBorders>
+          </w:tcPr>
           <w:p>
             <w:pPr>
               <w:pStyle w:val="Compact"/>
@@ -13742,7 +13958,11 @@
           </w:p>
         </w:tc>
         <w:tc>
-          <w:tcPr/>
+          <w:tcPr>
+            <w:tcBorders>
+              <w:bottom w:val="single" w:sz="6" w:space="0" w:color="333333"/>
+            </w:tcBorders>
+          </w:tcPr>
           <w:p>
             <w:pPr>
               <w:pStyle w:val="Compact"/>
@@ -13758,7 +13978,11 @@
           </w:p>
         </w:tc>
         <w:tc>
-          <w:tcPr/>
+          <w:tcPr>
+            <w:tcBorders>
+              <w:bottom w:val="single" w:sz="6" w:space="0" w:color="333333"/>
+            </w:tcBorders>
+          </w:tcPr>
           <w:p>
             <w:pPr>
               <w:pStyle w:val="Compact"/>
@@ -14135,6 +14359,7 @@
       <w:pPr>
         <w:pStyle w:val="BodyText"/>
         <w:spacing w:before="120"/>
+        <w:ind w:firstLine="420"/>
       </w:pPr>
       <m:oMath>
         <m:oMathPr>
@@ -14325,6 +14550,7 @@
     <w:p>
       <w:pPr>
         <w:pStyle w:val="FirstParagraph"/>
+        <w:ind w:firstLine="420"/>
       </w:pPr>
       <w:r>
         <w:rPr>
@@ -14801,6 +15027,7 @@
     <w:p>
       <w:pPr>
         <w:pStyle w:val="BodyText"/>
+        <w:ind w:firstLine="420"/>
       </w:pPr>
       <w:r>
         <w:rPr>
@@ -15025,6 +15252,7 @@
     <w:p>
       <w:pPr>
         <w:pStyle w:val="BodyText"/>
+        <w:ind w:firstLine="420"/>
       </w:pPr>
       <w:r>
         <w:rPr>
@@ -15283,6 +15511,15 @@
         <w:tblW w:type="pct" w:w="5000"/>
         <w:tblLayout w:type="fixed"/>
         <w:tblLook w:firstRow="1" w:lastRow="0" w:firstColumn="0" w:lastColumn="0" w:noHBand="0" w:noVBand="0" w:val="0020"/>
+        <w:jc w:val="center"/>
+        <w:tblBorders>
+          <w:top w:val="single" w:sz="12" w:space="0" w:color="333333"/>
+          <w:bottom w:val="single" w:sz="12" w:space="0" w:color="333333"/>
+          <w:left w:val="none"/>
+          <w:right w:val="none"/>
+          <w:insideH w:val="none"/>
+          <w:insideV w:val="none"/>
+        </w:tblBorders>
       </w:tblPr>
       <w:tblGrid>
         <w:gridCol w:w="2640"/>
@@ -15294,7 +15531,11 @@
           <w:tblHeader w:val="on"/>
         </w:trPr>
         <w:tc>
-          <w:tcPr/>
+          <w:tcPr>
+            <w:tcBorders>
+              <w:bottom w:val="single" w:sz="6" w:space="0" w:color="333333"/>
+            </w:tcBorders>
+          </w:tcPr>
           <w:p>
             <w:pPr>
               <w:pStyle w:val="Compact"/>
@@ -15310,7 +15551,11 @@
           </w:p>
         </w:tc>
         <w:tc>
-          <w:tcPr/>
+          <w:tcPr>
+            <w:tcBorders>
+              <w:bottom w:val="single" w:sz="6" w:space="0" w:color="333333"/>
+            </w:tcBorders>
+          </w:tcPr>
           <w:p>
             <w:pPr>
               <w:pStyle w:val="Compact"/>
@@ -15326,7 +15571,11 @@
           </w:p>
         </w:tc>
         <w:tc>
-          <w:tcPr/>
+          <w:tcPr>
+            <w:tcBorders>
+              <w:bottom w:val="single" w:sz="6" w:space="0" w:color="333333"/>
+            </w:tcBorders>
+          </w:tcPr>
           <w:p>
             <w:pPr>
               <w:pStyle w:val="Compact"/>
@@ -16114,8 +16363,9 @@
     </w:tbl>
     <w:p>
       <w:pPr>
-        <w:pStyle w:val="MethodologyBlock"/>
+        <w:pStyle w:val="BodyText"/>
         <w:spacing w:before="120"/>
+        <w:ind w:firstLine="420"/>
       </w:pPr>
       <w:r>
         <w:rPr>
@@ -16131,6 +16381,18 @@
       </w:r>
       <w:r>
         <w:rPr>
+          <w:rFonts w:ascii="Times New Roman" w:hAnsi="Times New Roman" w:eastAsia="Times New Roman" w:cs="Times New Roman"/>
+        </w:rPr>
+        <w:t xml:space="preserve">&gt;</w:t>
+      </w:r>
+      <w:r>
+        <w:rPr>
+          <w:rFonts w:ascii="Times New Roman" w:hAnsi="Times New Roman" w:eastAsia="Times New Roman" w:cs="Times New Roman"/>
+        </w:rPr>
+        <w:t xml:space="preserve"> </w:t>
+      </w:r>
+      <w:r>
+        <w:rPr>
           <w:rStyle w:val="VerbatimChar"/>
           <w:rFonts w:ascii="Times New Roman" w:hAnsi="Times New Roman" w:eastAsia="Times New Roman" w:cs="Times New Roman"/>
         </w:rPr>
@@ -16159,6 +16421,12 @@
           <w:rFonts w:ascii="Times New Roman" w:hAnsi="Times New Roman" w:eastAsia="Times New Roman" w:cs="Times New Roman"/>
         </w:rPr>
         <w:t xml:space="preserve"> </w:t>
+      </w:r>
+      <w:r>
+        <w:rPr>
+          <w:rFonts w:ascii="Times New Roman" w:hAnsi="Times New Roman" w:eastAsia="Times New Roman" w:cs="Times New Roman"/>
+        </w:rPr>
+        <w:t xml:space="preserve">&gt; </w:t>
       </w:r>
       <w:r>
         <w:rPr>
@@ -16348,6 +16616,7 @@
     <w:p>
       <w:pPr>
         <w:pStyle w:val="FirstParagraph"/>
+        <w:ind w:firstLine="420"/>
       </w:pPr>
       <w:r>
         <w:rPr>
@@ -16413,6 +16682,7 @@
     <w:p>
       <w:pPr>
         <w:pStyle w:val="BodyText"/>
+        <w:ind w:firstLine="420"/>
       </w:pPr>
       <w:r>
         <w:rPr>
@@ -16903,6 +17173,7 @@
     <w:p>
       <w:pPr>
         <w:pStyle w:val="FirstParagraph"/>
+        <w:ind w:firstLine="420"/>
       </w:pPr>
       <w:r>
         <w:rPr>
@@ -16944,6 +17215,7 @@
     <w:p>
       <w:pPr>
         <w:pStyle w:val="BodyText"/>
+        <w:ind w:firstLine="420"/>
       </w:pPr>
       <w:r>
         <w:rPr>
@@ -17332,6 +17604,7 @@
     <w:p>
       <w:pPr>
         <w:pStyle w:val="FirstParagraph"/>
+        <w:ind w:firstLine="420"/>
       </w:pPr>
       <w:r>
         <w:rPr>
@@ -17558,6 +17831,7 @@
     <w:p>
       <w:pPr>
         <w:pStyle w:val="FirstParagraph"/>
+        <w:ind w:firstLine="420"/>
       </w:pPr>
       <w:r>
         <w:rPr>
@@ -17589,6 +17863,7 @@
     <w:p>
       <w:pPr>
         <w:pStyle w:val="BodyText"/>
+        <w:ind w:firstLine="420"/>
       </w:pPr>
       <w:r>
         <w:rPr>
@@ -18065,6 +18340,7 @@
     <w:p>
       <w:pPr>
         <w:pStyle w:val="FirstParagraph"/>
+        <w:ind w:firstLine="420"/>
       </w:pPr>
       <w:r>
         <w:rPr>
@@ -18378,6 +18654,7 @@
     <w:p>
       <w:pPr>
         <w:pStyle w:val="FirstParagraph"/>
+        <w:ind w:firstLine="420"/>
       </w:pPr>
       <w:r>
         <w:rPr>
@@ -18695,6 +18972,7 @@
       <w:pPr>
         <w:pStyle w:val="FirstParagraph"/>
         <w:spacing w:after="80"/>
+        <w:ind w:firstLine="420"/>
       </w:pPr>
       <w:r>
         <w:rPr>
@@ -18866,6 +19144,15 @@
         <w:tblStyle w:val="Table"/>
         <w:tblW w:type="auto" w:w="0"/>
         <w:tblLook w:firstRow="1" w:lastRow="0" w:firstColumn="0" w:lastColumn="0" w:noHBand="0" w:noVBand="0" w:val="0020"/>
+        <w:jc w:val="center"/>
+        <w:tblBorders>
+          <w:top w:val="single" w:sz="12" w:space="0" w:color="333333"/>
+          <w:bottom w:val="single" w:sz="12" w:space="0" w:color="333333"/>
+          <w:left w:val="none"/>
+          <w:right w:val="none"/>
+          <w:insideH w:val="none"/>
+          <w:insideV w:val="none"/>
+        </w:tblBorders>
       </w:tblPr>
       <w:tblGrid>
         <w:gridCol w:w="1980"/>
@@ -18878,7 +19165,11 @@
           <w:tblHeader w:val="on"/>
         </w:trPr>
         <w:tc>
-          <w:tcPr/>
+          <w:tcPr>
+            <w:tcBorders>
+              <w:bottom w:val="single" w:sz="6" w:space="0" w:color="333333"/>
+            </w:tcBorders>
+          </w:tcPr>
           <w:p>
             <w:pPr>
               <w:pStyle w:val="Compact"/>
@@ -18905,7 +19196,11 @@
           </w:p>
         </w:tc>
         <w:tc>
-          <w:tcPr/>
+          <w:tcPr>
+            <w:tcBorders>
+              <w:bottom w:val="single" w:sz="6" w:space="0" w:color="333333"/>
+            </w:tcBorders>
+          </w:tcPr>
           <w:p>
             <w:pPr>
               <w:pStyle w:val="Compact"/>
@@ -18926,7 +19221,11 @@
           </w:p>
         </w:tc>
         <w:tc>
-          <w:tcPr/>
+          <w:tcPr>
+            <w:tcBorders>
+              <w:bottom w:val="single" w:sz="6" w:space="0" w:color="333333"/>
+            </w:tcBorders>
+          </w:tcPr>
           <w:p>
             <w:pPr>
               <w:pStyle w:val="Compact"/>
@@ -18962,7 +19261,11 @@
           </w:p>
         </w:tc>
         <w:tc>
-          <w:tcPr/>
+          <w:tcPr>
+            <w:tcBorders>
+              <w:bottom w:val="single" w:sz="6" w:space="0" w:color="333333"/>
+            </w:tcBorders>
+          </w:tcPr>
           <w:p>
             <w:pPr>
               <w:pStyle w:val="Compact"/>
@@ -19259,8 +19562,9 @@
     </w:tbl>
     <w:p>
       <w:pPr>
-        <w:pStyle w:val="MethodologyBlock"/>
+        <w:pStyle w:val="BodyText"/>
         <w:spacing w:before="120"/>
+        <w:ind w:firstLine="420"/>
       </w:pPr>
       <w:r>
         <w:rPr>
@@ -19273,6 +19577,12 @@
           <w:rFonts w:ascii="Times New Roman" w:hAnsi="Times New Roman" w:eastAsia="Times New Roman" w:cs="Times New Roman"/>
         </w:rPr>
         <w:t xml:space="preserve"> </w:t>
+      </w:r>
+      <w:r>
+        <w:rPr>
+          <w:rFonts w:ascii="Times New Roman" w:hAnsi="Times New Roman" w:eastAsia="Times New Roman" w:cs="Times New Roman"/>
+        </w:rPr>
+        <w:t xml:space="preserve">&gt; </w:t>
       </w:r>
       <w:r>
         <w:rPr>
@@ -19548,6 +19858,15 @@
         <w:tblW w:type="pct" w:w="5000"/>
         <w:tblLayout w:type="fixed"/>
         <w:tblLook w:firstRow="1" w:lastRow="0" w:firstColumn="0" w:lastColumn="0" w:noHBand="0" w:noVBand="0" w:val="0020"/>
+        <w:jc w:val="center"/>
+        <w:tblBorders>
+          <w:top w:val="single" w:sz="12" w:space="0" w:color="333333"/>
+          <w:bottom w:val="single" w:sz="12" w:space="0" w:color="333333"/>
+          <w:left w:val="none"/>
+          <w:right w:val="none"/>
+          <w:insideH w:val="none"/>
+          <w:insideV w:val="none"/>
+        </w:tblBorders>
       </w:tblPr>
       <w:tblGrid>
         <w:gridCol w:w="2640"/>
@@ -19559,7 +19878,11 @@
           <w:tblHeader w:val="on"/>
         </w:trPr>
         <w:tc>
-          <w:tcPr/>
+          <w:tcPr>
+            <w:tcBorders>
+              <w:bottom w:val="single" w:sz="6" w:space="0" w:color="333333"/>
+            </w:tcBorders>
+          </w:tcPr>
           <w:p>
             <w:pPr>
               <w:pStyle w:val="Compact"/>
@@ -19575,7 +19898,11 @@
           </w:p>
         </w:tc>
         <w:tc>
-          <w:tcPr/>
+          <w:tcPr>
+            <w:tcBorders>
+              <w:bottom w:val="single" w:sz="6" w:space="0" w:color="333333"/>
+            </w:tcBorders>
+          </w:tcPr>
           <w:p>
             <w:pPr>
               <w:pStyle w:val="Compact"/>
@@ -19591,7 +19918,11 @@
           </w:p>
         </w:tc>
         <w:tc>
-          <w:tcPr/>
+          <w:tcPr>
+            <w:tcBorders>
+              <w:bottom w:val="single" w:sz="6" w:space="0" w:color="333333"/>
+            </w:tcBorders>
+          </w:tcPr>
           <w:p>
             <w:pPr>
               <w:pStyle w:val="Compact"/>
@@ -20231,6 +20562,7 @@
       <w:pPr>
         <w:pStyle w:val="BodyText"/>
         <w:spacing w:before="120"/>
+        <w:ind w:firstLine="420"/>
       </w:pPr>
       <w:r>
         <w:rPr>
@@ -20990,6 +21322,7 @@
     <w:p>
       <w:pPr>
         <w:pStyle w:val="FirstParagraph"/>
+        <w:ind w:firstLine="420"/>
       </w:pPr>
       <w:r>
         <w:rPr>
@@ -21509,6 +21842,7 @@
     <w:p>
       <w:pPr>
         <w:pStyle w:val="FirstParagraph"/>
+        <w:ind w:firstLine="420"/>
       </w:pPr>
       <w:r>
         <w:rPr>
@@ -21631,6 +21965,7 @@
     <w:p>
       <w:pPr>
         <w:pStyle w:val="BodyText"/>
+        <w:ind w:firstLine="420"/>
       </w:pPr>
       <w:r>
         <w:rPr>
@@ -22432,6 +22767,7 @@
     <w:p>
       <w:pPr>
         <w:pStyle w:val="BodyText"/>
+        <w:ind w:firstLine="420"/>
       </w:pPr>
       <w:r>
         <w:rPr>
@@ -22772,6 +23108,7 @@
     <w:p>
       <w:pPr>
         <w:pStyle w:val="BodyText"/>
+        <w:ind w:firstLine="420"/>
       </w:pPr>
       <w:r>
         <w:rPr>
@@ -22919,6 +23256,7 @@
     <w:p>
       <w:pPr>
         <w:pStyle w:val="BodyText"/>
+        <w:ind w:firstLine="420"/>
       </w:pPr>
       <m:oMath>
         <m:oMathPr>
@@ -23037,6 +23375,7 @@
     <w:p>
       <w:pPr>
         <w:pStyle w:val="BodyText"/>
+        <w:ind w:firstLine="420"/>
       </w:pPr>
       <w:r>
         <w:rPr>
@@ -23079,6 +23418,12 @@
           <w:rFonts w:ascii="Times New Roman" w:hAnsi="Times New Roman" w:eastAsia="Times New Roman" w:cs="Times New Roman"/>
         </w:rPr>
         <w:t xml:space="preserve"> </w:t>
+      </w:r>
+      <w:r>
+        <w:rPr>
+          <w:rFonts w:ascii="Times New Roman" w:hAnsi="Times New Roman" w:eastAsia="Times New Roman" w:cs="Times New Roman"/>
+        </w:rPr>
+        <w:t xml:space="preserve">&gt; </w:t>
       </w:r>
       <w:r>
         <w:rPr>
@@ -23212,6 +23557,12 @@
       </w:r>
       <w:r>
         <w:rPr>
+          <w:rFonts w:ascii="Times New Roman" w:hAnsi="Times New Roman" w:eastAsia="Times New Roman" w:cs="Times New Roman"/>
+        </w:rPr>
+        <w:t xml:space="preserve">&gt; </w:t>
+      </w:r>
+      <w:r>
+        <w:rPr>
           <w:rFonts w:hint="eastAsia" w:ascii="Times New Roman" w:hAnsi="Times New Roman" w:eastAsia="FangSong" w:cs="Times New Roman"/>
         </w:rPr>
         <w:t xml:space="preserve">但</w:t>
@@ -23383,6 +23734,18 @@
       </w:r>
       <w:r>
         <w:rPr>
+          <w:rFonts w:ascii="Times New Roman" w:hAnsi="Times New Roman" w:eastAsia="Times New Roman" w:cs="Times New Roman"/>
+        </w:rPr>
+        <w:t xml:space="preserve">&gt;</w:t>
+      </w:r>
+      <w:r>
+        <w:rPr>
+          <w:rFonts w:ascii="Times New Roman" w:hAnsi="Times New Roman" w:eastAsia="Times New Roman" w:cs="Times New Roman"/>
+        </w:rPr>
+        <w:t xml:space="preserve"> </w:t>
+      </w:r>
+      <w:r>
+        <w:rPr>
           <w:rFonts w:hint="eastAsia" w:ascii="Times New Roman" w:hAnsi="Times New Roman" w:eastAsia="FangSong" w:cs="Times New Roman"/>
           <w:b/>
           <w:bCs/>
@@ -23426,7 +23789,7 @@
     </w:p>
     <w:bookmarkEnd w:id="40"/>
     <w:bookmarkEnd w:id="41"/>
-    <w:bookmarkStart w:id="45" w:name="八选择题的秒杀量纲与量级排除"/>
+    <w:bookmarkStart w:id="45" w:name="八选择题的快速排除量纲与量级"/>
     <w:p>
       <w:pPr>
         <w:pStyle w:val="Heading2"/>
@@ -23448,7 +23811,7 @@
         <w:rPr>
           <w:rFonts w:hint="eastAsia" w:ascii="Times New Roman" w:hAnsi="Times New Roman" w:eastAsia="SimHei" w:cs="Times New Roman"/>
         </w:rPr>
-        <w:t>选择题的秒杀</w:t>
+        <w:t>选择题的快速排除</w:t>
       </w:r>
       <w:r>
         <w:rPr>
@@ -23460,7 +23823,7 @@
         <w:rPr>
           <w:rFonts w:hint="eastAsia" w:ascii="Times New Roman" w:hAnsi="Times New Roman" w:eastAsia="SimHei" w:cs="Times New Roman"/>
         </w:rPr>
-        <w:t>量纲与量级排除</w:t>
+        <w:t>量纲与量级</w:t>
       </w:r>
     </w:p>
     <w:bookmarkStart w:id="42" w:name="量纲排除最快"/>
@@ -23503,6 +23866,7 @@
     <w:p>
       <w:pPr>
         <w:pStyle w:val="FirstParagraph"/>
+        <w:ind w:firstLine="420"/>
       </w:pPr>
       <w:r>
         <w:rPr>
@@ -23814,6 +24178,7 @@
     <w:p>
       <w:pPr>
         <w:pStyle w:val="FirstParagraph"/>
+        <w:ind w:firstLine="420"/>
       </w:pPr>
       <w:r>
         <w:rPr>
@@ -24412,6 +24777,7 @@
     <w:p>
       <w:pPr>
         <w:pStyle w:val="FirstParagraph"/>
+        <w:ind w:firstLine="420"/>
       </w:pPr>
       <w:r>
         <w:rPr>
@@ -24876,6 +25242,7 @@
     <w:p>
       <w:pPr>
         <w:pStyle w:val="BodyText"/>
+        <w:ind w:firstLine="420"/>
       </w:pPr>
       <w:r>
         <w:rPr>
@@ -24911,7 +25278,7 @@
         <w:rPr>
           <w:rFonts w:ascii="Times New Roman" w:hAnsi="Times New Roman" w:eastAsia="Times New Roman" w:cs="Times New Roman"/>
         </w:rPr>
-        <w:t xml:space="preserve">1.</w:t>
+        <w:t xml:space="preserve">&gt; 1.</w:t>
       </w:r>
       <w:r>
         <w:rPr>
@@ -24979,7 +25346,7 @@
         <w:rPr>
           <w:rFonts w:ascii="Times New Roman" w:hAnsi="Times New Roman" w:eastAsia="Times New Roman" w:cs="Times New Roman"/>
         </w:rPr>
-        <w:t xml:space="preserve">2.</w:t>
+        <w:t xml:space="preserve">&gt; 2.</w:t>
       </w:r>
       <w:r>
         <w:rPr>
@@ -25035,7 +25402,7 @@
         <w:rPr>
           <w:rFonts w:ascii="Times New Roman" w:hAnsi="Times New Roman" w:eastAsia="Times New Roman" w:cs="Times New Roman"/>
         </w:rPr>
-        <w:t xml:space="preserve">3.</w:t>
+        <w:t xml:space="preserve">&gt; 3.</w:t>
       </w:r>
       <w:r>
         <w:rPr>
@@ -25139,7 +25506,7 @@
         <w:rPr>
           <w:rFonts w:ascii="Times New Roman" w:hAnsi="Times New Roman" w:eastAsia="Times New Roman" w:cs="Times New Roman"/>
         </w:rPr>
-        <w:t xml:space="preserve">4.</w:t>
+        <w:t xml:space="preserve">&gt; 4.</w:t>
       </w:r>
       <w:r>
         <w:rPr>
@@ -25243,6 +25610,7 @@
     <w:p>
       <w:pPr>
         <w:pStyle w:val="FirstParagraph"/>
+        <w:ind w:firstLine="420"/>
       </w:pPr>
       <w:r>
         <w:rPr>
@@ -25310,6 +25678,7 @@
           <w:ilvl w:val="0"/>
           <w:numId w:val="1005"/>
         </w:numPr>
+        <w:ind w:firstLine="420"/>
       </w:pPr>
       <w:r>
         <w:rPr>
@@ -25323,7 +25692,7 @@
         <w:rPr>
           <w:rFonts w:hint="eastAsia" w:ascii="Times New Roman" w:hAnsi="Times New Roman" w:eastAsia="FangSong" w:cs="Times New Roman"/>
         </w:rPr>
-        <w:t>是第一件武器</w:t>
+        <w:t>是第一种检验方法</w:t>
       </w:r>
       <w:r>
         <w:rPr>
@@ -25363,6 +25732,7 @@
           <w:ilvl w:val="0"/>
           <w:numId w:val="1005"/>
         </w:numPr>
+        <w:ind w:firstLine="420"/>
       </w:pPr>
       <w:r>
         <w:rPr>
@@ -25422,6 +25792,7 @@
           <w:ilvl w:val="0"/>
           <w:numId w:val="1005"/>
         </w:numPr>
+        <w:ind w:firstLine="420"/>
       </w:pPr>
       <w:r>
         <w:rPr>
@@ -25580,6 +25951,7 @@
           <w:ilvl w:val="0"/>
           <w:numId w:val="1005"/>
         </w:numPr>
+        <w:ind w:firstLine="420"/>
       </w:pPr>
       <w:r>
         <w:rPr>
@@ -25623,6 +25995,7 @@
     <w:p>
       <w:pPr>
         <w:pStyle w:val="FirstParagraph"/>
+        <w:ind w:firstLine="420"/>
       </w:pPr>
       <w:r>
         <w:rPr>
@@ -25705,6 +26078,15 @@
         <w:tblW w:type="pct" w:w="5000"/>
         <w:tblLayout w:type="fixed"/>
         <w:tblLook w:firstRow="1" w:lastRow="0" w:firstColumn="0" w:lastColumn="0" w:noHBand="0" w:noVBand="0" w:val="0020"/>
+        <w:jc w:val="center"/>
+        <w:tblBorders>
+          <w:top w:val="single" w:sz="12" w:space="0" w:color="333333"/>
+          <w:bottom w:val="single" w:sz="12" w:space="0" w:color="333333"/>
+          <w:left w:val="none"/>
+          <w:right w:val="none"/>
+          <w:insideH w:val="none"/>
+          <w:insideV w:val="none"/>
+        </w:tblBorders>
       </w:tblPr>
       <w:tblGrid>
         <w:gridCol w:w="2640"/>
@@ -25716,7 +26098,11 @@
           <w:tblHeader w:val="on"/>
         </w:trPr>
         <w:tc>
-          <w:tcPr/>
+          <w:tcPr>
+            <w:tcBorders>
+              <w:bottom w:val="single" w:sz="6" w:space="0" w:color="333333"/>
+            </w:tcBorders>
+          </w:tcPr>
           <w:p>
             <w:pPr>
               <w:pStyle w:val="Compact"/>
@@ -25732,7 +26118,11 @@
           </w:p>
         </w:tc>
         <w:tc>
-          <w:tcPr/>
+          <w:tcPr>
+            <w:tcBorders>
+              <w:bottom w:val="single" w:sz="6" w:space="0" w:color="333333"/>
+            </w:tcBorders>
+          </w:tcPr>
           <w:p>
             <w:pPr>
               <w:pStyle w:val="Compact"/>
@@ -25748,7 +26138,11 @@
           </w:p>
         </w:tc>
         <w:tc>
-          <w:tcPr/>
+          <w:tcPr>
+            <w:tcBorders>
+              <w:bottom w:val="single" w:sz="6" w:space="0" w:color="333333"/>
+            </w:tcBorders>
+          </w:tcPr>
           <w:p>
             <w:pPr>
               <w:pStyle w:val="Compact"/>
@@ -27173,6 +27567,7 @@
     <w:p>
       <w:pPr>
         <w:pStyle w:val="FirstParagraph"/>
+        <w:ind w:firstLine="420"/>
       </w:pPr>
       <w:r>
         <w:rPr>
@@ -28253,6 +28648,7 @@
     <w:p>
       <w:pPr>
         <w:pStyle w:val="FirstParagraph"/>
+        <w:ind w:firstLine="420"/>
       </w:pPr>
       <w:r>
         <w:rPr>
@@ -29127,6 +29523,7 @@
     <w:p>
       <w:pPr>
         <w:pStyle w:val="FirstParagraph"/>
+        <w:ind w:firstLine="420"/>
       </w:pPr>
       <w:r>
         <w:rPr>
@@ -30609,6 +31006,7 @@
     <w:p>
       <w:pPr>
         <w:pStyle w:val="FirstParagraph"/>
+        <w:ind w:firstLine="420"/>
       </w:pPr>
       <w:r>
         <w:rPr>
@@ -31142,6 +31540,7 @@
     <w:p>
       <w:pPr>
         <w:pStyle w:val="BodyText"/>
+        <w:ind w:firstLine="420"/>
       </w:pPr>
       <w:r>
         <w:rPr>
@@ -31434,6 +31833,7 @@
     <w:p>
       <w:pPr>
         <w:pStyle w:val="FirstParagraph"/>
+        <w:ind w:firstLine="420"/>
       </w:pPr>
       <w:r>
         <w:rPr>
@@ -31824,6 +32224,7 @@
     <w:p>
       <w:pPr>
         <w:pStyle w:val="BodyText"/>
+        <w:ind w:firstLine="420"/>
       </w:pPr>
       <w:r>
         <w:rPr>
@@ -32194,6 +32595,7 @@
     <w:p>
       <w:pPr>
         <w:pStyle w:val="BodyText"/>
+        <w:ind w:firstLine="420"/>
       </w:pPr>
       <w:r>
         <w:rPr>
@@ -32876,6 +33278,7 @@
     <w:p>
       <w:pPr>
         <w:pStyle w:val="BodyText"/>
+        <w:ind w:firstLine="420"/>
       </w:pPr>
       <w:r>
         <w:rPr>
@@ -33191,6 +33594,7 @@
     <w:p>
       <w:pPr>
         <w:pStyle w:val="BodyText"/>
+        <w:ind w:firstLine="420"/>
       </w:pPr>
       <w:r>
         <w:rPr>
@@ -33401,6 +33805,7 @@
     <w:p>
       <w:pPr>
         <w:pStyle w:val="BodyText"/>
+        <w:ind w:firstLine="420"/>
       </w:pPr>
       <w:r>
         <w:rPr>
@@ -33847,6 +34252,7 @@
     <w:p>
       <w:pPr>
         <w:pStyle w:val="BodyText"/>
+        <w:ind w:firstLine="420"/>
       </w:pPr>
       <w:r>
         <w:rPr>
@@ -34272,6 +34678,7 @@
     <w:p>
       <w:pPr>
         <w:pStyle w:val="BodyText"/>
+        <w:ind w:firstLine="420"/>
       </w:pPr>
       <w:r>
         <w:rPr>
@@ -34831,6 +35238,7 @@
     <w:p>
       <w:pPr>
         <w:pStyle w:val="BodyText"/>
+        <w:ind w:firstLine="420"/>
       </w:pPr>
       <w:r>
         <w:rPr>
@@ -35055,6 +35463,7 @@
     <w:p>
       <w:pPr>
         <w:pStyle w:val="BodyText"/>
+        <w:ind w:firstLine="420"/>
       </w:pPr>
       <w:r>
         <w:rPr>
@@ -35471,6 +35880,7 @@
     <w:p>
       <w:pPr>
         <w:pStyle w:val="BodyText"/>
+        <w:ind w:firstLine="420"/>
       </w:pPr>
       <w:r>
         <w:rPr>
@@ -35915,6 +36325,7 @@
     <w:p>
       <w:pPr>
         <w:pStyle w:val="BodyText"/>
+        <w:ind w:firstLine="420"/>
       </w:pPr>
       <w:r>
         <w:rPr>
@@ -36577,6 +36988,7 @@
     <w:p>
       <w:pPr>
         <w:pStyle w:val="BodyText"/>
+        <w:ind w:firstLine="420"/>
       </w:pPr>
       <w:r>
         <w:rPr>
@@ -37349,6 +37761,7 @@
     <w:p>
       <w:pPr>
         <w:pStyle w:val="BodyText"/>
+        <w:ind w:firstLine="420"/>
       </w:pPr>
       <w:r>
         <w:rPr>
@@ -37646,6 +38059,7 @@
     <w:p>
       <w:pPr>
         <w:pStyle w:val="BodyText"/>
+        <w:ind w:firstLine="420"/>
       </w:pPr>
       <w:r>
         <w:rPr>
@@ -37927,6 +38341,7 @@
     <w:p>
       <w:pPr>
         <w:pStyle w:val="BodyText"/>
+        <w:ind w:firstLine="420"/>
       </w:pPr>
       <w:r>
         <w:rPr>
@@ -38360,7 +38775,8 @@
     </w:p>
     <w:p>
       <w:pPr>
-        <w:pStyle w:val="BodyText"/>
+        <w:pStyle w:val="FirstParagraph"/>
+        <w:ind w:firstLine="420"/>
       </w:pPr>
       <w:r>
         <w:rPr>
@@ -38378,7 +38794,7 @@
         <w:rPr>
           <w:rFonts w:ascii="Times New Roman" w:hAnsi="Times New Roman" w:eastAsia="Times New Roman" w:cs="Times New Roman"/>
         </w:rPr>
-        <w:t xml:space="preserve">-</w:t>
+        <w:t xml:space="preserve">&gt; -</w:t>
       </w:r>
       <w:r>
         <w:rPr>
@@ -38470,7 +38886,7 @@
         <w:rPr>
           <w:rFonts w:ascii="Times New Roman" w:hAnsi="Times New Roman" w:eastAsia="Times New Roman" w:cs="Times New Roman"/>
         </w:rPr>
-        <w:t xml:space="preserve">-</w:t>
+        <w:t xml:space="preserve">&gt; -</w:t>
       </w:r>
       <w:r>
         <w:rPr>
@@ -38573,7 +38989,7 @@
         <w:rPr>
           <w:rFonts w:ascii="Times New Roman" w:hAnsi="Times New Roman" w:eastAsia="Times New Roman" w:cs="Times New Roman"/>
         </w:rPr>
-        <w:t xml:space="preserve">-</w:t>
+        <w:t xml:space="preserve">&gt; -</w:t>
       </w:r>
       <w:r>
         <w:rPr>
@@ -38742,7 +39158,7 @@
         <w:rPr>
           <w:rFonts w:ascii="Times New Roman" w:hAnsi="Times New Roman" w:eastAsia="Times New Roman" w:cs="Times New Roman"/>
         </w:rPr>
-        <w:t xml:space="preserve">-</w:t>
+        <w:t xml:space="preserve">&gt; -</w:t>
       </w:r>
       <w:r>
         <w:rPr>
@@ -38848,11 +39264,36 @@
         </w:rPr>
         <w:t>。</w:t>
       </w:r>
-    </w:p>
-    <w:p>
-      <w:pPr>
-        <w:pStyle w:val="BodyText"/>
-      </w:pPr>
+      <w:r>
+        <w:rPr>
+          <w:rFonts w:ascii="Times New Roman" w:hAnsi="Times New Roman" w:eastAsia="Times New Roman" w:cs="Times New Roman"/>
+        </w:rPr>
+        <w:t xml:space="preserve"> </w:t>
+      </w:r>
+      <w:r>
+        <w:rPr>
+          <w:rFonts w:ascii="Times New Roman" w:hAnsi="Times New Roman" w:eastAsia="Times New Roman" w:cs="Times New Roman"/>
+        </w:rPr>
+        <w:t xml:space="preserve">&gt;</w:t>
+      </w:r>
+      <w:r>
+        <w:rPr>
+          <w:rFonts w:ascii="Times New Roman" w:hAnsi="Times New Roman" w:eastAsia="Times New Roman" w:cs="Times New Roman"/>
+        </w:rPr>
+        <w:t xml:space="preserve"> </w:t>
+      </w:r>
+      <w:r>
+        <w:rPr>
+          <w:rFonts w:ascii="Times New Roman" w:hAnsi="Times New Roman" w:eastAsia="Times New Roman" w:cs="Times New Roman"/>
+        </w:rPr>
+        <w:t xml:space="preserve">&gt;</w:t>
+      </w:r>
+      <w:r>
+        <w:rPr>
+          <w:rFonts w:ascii="Times New Roman" w:hAnsi="Times New Roman" w:eastAsia="Times New Roman" w:cs="Times New Roman"/>
+        </w:rPr>
+        <w:t xml:space="preserve"> </w:t>
+      </w:r>
       <w:r>
         <w:rPr>
           <w:rFonts w:hint="eastAsia" w:ascii="Times New Roman" w:hAnsi="Times New Roman" w:eastAsia="FangSong" w:cs="Times New Roman"/>
@@ -38954,7 +39395,6 @@
     </w:p>
     <w:bookmarkEnd w:id="53"/>
     <w:bookmarkEnd w:id="54"/>
-    <w:bookmarkEnd w:id="55"/>
     <w:sectPr>
       <w:footerReference w:type="default" r:id="rId9"/>
       <w:footnotePr>
@@ -40063,30 +40503,6 @@
       <ns0:color ns0:themeColor="accent1" ns0:themeShade="BF" ns0:val="365F91"/>
     </ns0:rPr>
   </ns0:style>
-  <w:style w:type="paragraph" w:customStyle="1" w:styleId="BodyText">
-    <w:name w:val="Body Text"/>
-    <w:basedOn w:val="BodyText"/>
-    <w:qFormat/>
-    <ns0:rPr>
-      <w:rFonts ns0:ascii="Times New Roman" ns0:hAnsi="Times New Roman" ns0:eastAsia="FangSong" ns0:cs="Times New Roman"/>
-    </ns0:rPr>
-  </w:style>
-  <w:style w:type="paragraph" w:customStyle="1" w:styleId="MethodologyBlock">
-    <w:name w:val="Methodology Block"/>
-    <w:basedOn w:val="BodyText"/>
-    <w:qFormat/>
-    <ns0:rPr>
-      <w:rFonts ns0:ascii="Times New Roman" ns0:hAnsi="Times New Roman" ns0:eastAsia="FangSong" ns0:cs="Times New Roman"/>
-    </ns0:rPr>
-  </w:style>
-  <w:style w:type="paragraph" w:customStyle="1" w:styleId="MistakeBlock">
-    <w:name w:val="Mistake Block"/>
-    <w:basedOn w:val="BodyText"/>
-    <w:qFormat/>
-    <ns0:rPr>
-      <w:rFonts ns0:ascii="Times New Roman" ns0:hAnsi="Times New Roman" ns0:eastAsia="FangSong" ns0:cs="Times New Roman"/>
-    </ns0:rPr>
-  </w:style>
   <w:style w:type="paragraph" w:customStyle="1" w:styleId="SourceCode">
     <w:name w:val="Source Code"/>
     <w:basedOn w:val="Normal"/>

--- a/06-学生侧材料/讲义/_数学工具/数学工具-第6讲-量纲数量级与估算.docx
+++ b/06-学生侧材料/讲义/_数学工具/数学工具-第6讲-量纲数量级与估算.docx
@@ -2,7 +2,17 @@
 <file path=word/document.xml><?xml version="1.0" encoding="utf-8"?>
 <w:document xmlns:w="http://schemas.openxmlformats.org/wordprocessingml/2006/main" xmlns:m="http://schemas.openxmlformats.org/officeDocument/2006/math" xmlns:r="http://schemas.openxmlformats.org/officeDocument/2006/relationships" xmlns:o="urn:schemas-microsoft-com:office:office" xmlns:v="urn:schemas-microsoft-com:vml" xmlns:w10="urn:schemas-microsoft-com:office:word" xmlns:a="http://schemas.openxmlformats.org/drawingml/2006/main" xmlns:pic="http://schemas.openxmlformats.org/drawingml/2006/picture" xmlns:wp="http://schemas.openxmlformats.org/drawingml/2006/wordprocessingDrawing">
   <w:body>
-    <w:bookmarkStart w:id="9" w:name="学习目标"/>
+    <w:p>
+      <w:pPr>
+        <w:spacing w:before="160" w:after="80"/>
+      </w:pPr>
+      <w:r>
+        <w:pict>
+          <v:rect style="width:0;height:1.5pt" o:hralign="center" o:hrstd="t" o:hr="t"/>
+        </w:pict>
+      </w:r>
+    </w:p>
+    <w:bookmarkStart w:id="12" w:name="量纲不看数字先看它是什么东西"/>
     <w:p>
       <w:pPr>
         <w:pStyle w:val="Heading2"/>
@@ -10,1204 +20,60 @@
       </w:pPr>
       <w:r>
         <w:rPr>
+          <w:rFonts w:ascii="Times New Roman" w:hAnsi="Times New Roman" w:eastAsia="Times New Roman" w:cs="Times New Roman"/>
+        </w:rPr>
+        <w:t xml:space="preserve">§1 </w:t>
+      </w:r>
+      <w:r>
+        <w:rPr>
           <w:rFonts w:hint="eastAsia" w:ascii="Times New Roman" w:hAnsi="Times New Roman" w:eastAsia="SimHei" w:cs="Times New Roman"/>
         </w:rPr>
-        <w:t xml:space="preserve">学习目标</w:t>
+        <w:t>量纲</w:t>
+      </w:r>
+      <w:r>
+        <w:rPr>
+          <w:rFonts w:hint="eastAsia" w:ascii="Times New Roman" w:hAnsi="Times New Roman" w:eastAsia="Times New Roman" w:cs="Times New Roman"/>
+        </w:rPr>
+        <w:t>：</w:t>
+      </w:r>
+      <w:r>
+        <w:rPr>
+          <w:rFonts w:hint="eastAsia" w:ascii="Times New Roman" w:hAnsi="Times New Roman" w:eastAsia="SimHei" w:cs="Times New Roman"/>
+        </w:rPr>
+        <w:t>不看数字</w:t>
+      </w:r>
+      <w:r>
+        <w:rPr>
+          <w:rFonts w:hint="eastAsia" w:ascii="Times New Roman" w:hAnsi="Times New Roman" w:eastAsia="Times New Roman" w:cs="Times New Roman"/>
+        </w:rPr>
+        <w:t>，</w:t>
+      </w:r>
+      <w:r>
+        <w:rPr>
+          <w:rFonts w:hint="eastAsia" w:ascii="Times New Roman" w:hAnsi="Times New Roman" w:eastAsia="SimHei" w:cs="Times New Roman"/>
+        </w:rPr>
+        <w:t>先看它是</w:t>
+      </w:r>
+      <w:r>
+        <w:rPr>
+          <w:rFonts w:hint="eastAsia" w:ascii="Times New Roman" w:hAnsi="Times New Roman" w:eastAsia="Times New Roman" w:cs="Times New Roman"/>
+        </w:rPr>
+        <w:t>「</w:t>
+      </w:r>
+      <w:r>
+        <w:rPr>
+          <w:rFonts w:hint="eastAsia" w:ascii="Times New Roman" w:hAnsi="Times New Roman" w:eastAsia="SimHei" w:cs="Times New Roman"/>
+        </w:rPr>
+        <w:t>什么东西</w:t>
+      </w:r>
+      <w:r>
+        <w:rPr>
+          <w:rFonts w:hint="eastAsia" w:ascii="Times New Roman" w:hAnsi="Times New Roman" w:eastAsia="Times New Roman" w:cs="Times New Roman"/>
+        </w:rPr>
+        <w:t>」</w:t>
       </w:r>
     </w:p>
-    <w:p>
-      <w:pPr>
-        <w:pStyle w:val="BlockText"/>
-        <w:ind w:firstLine="420"/>
-      </w:pPr>
-      <w:r>
-        <w:rPr>
-          <w:rFonts w:hint="eastAsia" w:ascii="Times New Roman" w:hAnsi="Times New Roman" w:eastAsia="FangSong" w:cs="Times New Roman"/>
-        </w:rPr>
-        <w:t>对齐考纲</w:t>
-      </w:r>
-      <w:r>
-        <w:rPr>
-          <w:rFonts w:hint="eastAsia" w:ascii="Times New Roman" w:hAnsi="Times New Roman" w:eastAsia="Times New Roman" w:cs="Times New Roman"/>
-        </w:rPr>
-        <w:t>：§01</w:t>
-      </w:r>
-      <w:r>
-        <w:rPr>
-          <w:rFonts w:ascii="Times New Roman" w:hAnsi="Times New Roman" w:eastAsia="Times New Roman" w:cs="Times New Roman"/>
-        </w:rPr>
-        <w:t xml:space="preserve"> </w:t>
-      </w:r>
-      <w:r>
-        <w:rPr>
-          <w:rFonts w:hint="eastAsia" w:ascii="Times New Roman" w:hAnsi="Times New Roman" w:eastAsia="FangSong" w:cs="Times New Roman"/>
-        </w:rPr>
-        <w:t xml:space="preserve">有效数字</w:t>
-      </w:r>
-      <w:r>
-        <w:rPr>
-          <w:rFonts w:ascii="Times New Roman" w:hAnsi="Times New Roman" w:eastAsia="Times New Roman" w:cs="Times New Roman"/>
-        </w:rPr>
-        <w:t xml:space="preserve"> </w:t>
-      </w:r>
-    </w:p>
-    <w:p>
-      <w:pPr>
-        <w:pStyle w:val="Compact"/>
-        <w:numPr>
-          <w:ilvl w:val="0"/>
-          <w:numId w:val="1001"/>
-        </w:numPr>
-        <w:ind w:firstLine="420"/>
-      </w:pPr>
-      <w:r>
-        <w:rPr>
-          <w:rFonts w:hint="eastAsia" w:ascii="Times New Roman" w:hAnsi="Times New Roman" w:eastAsia="FangSong" w:cs="Times New Roman"/>
-        </w:rPr>
-        <w:t>能说清</w:t>
-      </w:r>
-      <w:r>
-        <w:rPr>
-          <w:rFonts w:hint="eastAsia" w:ascii="Times New Roman" w:hAnsi="Times New Roman" w:eastAsia="Times New Roman" w:cs="Times New Roman"/>
-        </w:rPr>
-        <w:t>「</w:t>
-      </w:r>
-      <w:r>
-        <w:rPr>
-          <w:rFonts w:hint="eastAsia" w:ascii="Times New Roman" w:hAnsi="Times New Roman" w:eastAsia="FangSong" w:cs="Times New Roman"/>
-        </w:rPr>
-        <w:t>数值</w:t>
-      </w:r>
-      <w:r>
-        <w:rPr>
-          <w:rFonts w:hint="eastAsia" w:ascii="Times New Roman" w:hAnsi="Times New Roman" w:eastAsia="Times New Roman" w:cs="Times New Roman"/>
-        </w:rPr>
-        <w:t>」「</w:t>
-      </w:r>
-      <w:r>
-        <w:rPr>
-          <w:rFonts w:hint="eastAsia" w:ascii="Times New Roman" w:hAnsi="Times New Roman" w:eastAsia="FangSong" w:cs="Times New Roman"/>
-        </w:rPr>
-        <w:t>单位</w:t>
-      </w:r>
-      <w:r>
-        <w:rPr>
-          <w:rFonts w:hint="eastAsia" w:ascii="Times New Roman" w:hAnsi="Times New Roman" w:eastAsia="Times New Roman" w:cs="Times New Roman"/>
-        </w:rPr>
-        <w:t>」「</w:t>
-      </w:r>
-      <w:r>
-        <w:rPr>
-          <w:rFonts w:hint="eastAsia" w:ascii="Times New Roman" w:hAnsi="Times New Roman" w:eastAsia="FangSong" w:cs="Times New Roman"/>
-        </w:rPr>
-        <w:t>量纲</w:t>
-      </w:r>
-      <w:r>
-        <w:rPr>
-          <w:rFonts w:hint="eastAsia" w:ascii="Times New Roman" w:hAnsi="Times New Roman" w:eastAsia="Times New Roman" w:cs="Times New Roman"/>
-        </w:rPr>
-        <w:t>」</w:t>
-      </w:r>
-      <w:r>
-        <w:rPr>
-          <w:rFonts w:hint="eastAsia" w:ascii="Times New Roman" w:hAnsi="Times New Roman" w:eastAsia="FangSong" w:cs="Times New Roman"/>
-        </w:rPr>
-        <w:t>三者的区别</w:t>
-      </w:r>
-      <w:r>
-        <w:rPr>
-          <w:rFonts w:hint="eastAsia" w:ascii="Times New Roman" w:hAnsi="Times New Roman" w:eastAsia="Times New Roman" w:cs="Times New Roman"/>
-        </w:rPr>
-        <w:t>，</w:t>
-      </w:r>
-      <w:r>
-        <w:rPr>
-          <w:rFonts w:hint="eastAsia" w:ascii="Times New Roman" w:hAnsi="Times New Roman" w:eastAsia="FangSong" w:cs="Times New Roman"/>
-        </w:rPr>
-        <w:t>会对常见化学量写出量纲式</w:t>
-      </w:r>
-      <w:r>
-        <w:rPr>
-          <w:rFonts w:hint="eastAsia" w:ascii="Times New Roman" w:hAnsi="Times New Roman" w:eastAsia="Times New Roman" w:cs="Times New Roman"/>
-        </w:rPr>
-        <w:t>。</w:t>
-      </w:r>
-    </w:p>
-    <w:p>
-      <w:pPr>
-        <w:pStyle w:val="Compact"/>
-        <w:numPr>
-          <w:ilvl w:val="0"/>
-          <w:numId w:val="1001"/>
-        </w:numPr>
-        <w:ind w:firstLine="420"/>
-      </w:pPr>
-      <w:r>
-        <w:rPr>
-          <w:rFonts w:hint="eastAsia" w:ascii="Times New Roman" w:hAnsi="Times New Roman" w:eastAsia="FangSong" w:cs="Times New Roman"/>
-        </w:rPr>
-        <w:t xml:space="preserve">掌握</w:t>
-      </w:r>
-      <w:r>
-        <w:rPr>
-          <w:rFonts w:hint="eastAsia" w:ascii="Times New Roman" w:hAnsi="Times New Roman" w:eastAsia="FangSong" w:cs="Times New Roman"/>
-          <w:b/>
-          <w:bCs/>
-        </w:rPr>
-        <w:t xml:space="preserve">量纲一致性</w:t>
-      </w:r>
-      <w:r>
-        <w:rPr>
-          <w:rFonts w:hint="eastAsia" w:ascii="Times New Roman" w:hAnsi="Times New Roman" w:eastAsia="FangSong" w:cs="Times New Roman"/>
-        </w:rPr>
-        <w:t>的两条规则</w:t>
-      </w:r>
-      <w:r>
-        <w:rPr>
-          <w:rFonts w:hint="eastAsia" w:ascii="Times New Roman" w:hAnsi="Times New Roman" w:eastAsia="Times New Roman" w:cs="Times New Roman"/>
-        </w:rPr>
-        <w:t>，</w:t>
-      </w:r>
-      <w:r>
-        <w:rPr>
-          <w:rFonts w:hint="eastAsia" w:ascii="Times New Roman" w:hAnsi="Times New Roman" w:eastAsia="FangSong" w:cs="Times New Roman"/>
-        </w:rPr>
-        <w:t>并能用它们在</w:t>
-      </w:r>
-      <w:r>
-        <w:rPr>
-          <w:rFonts w:ascii="Times New Roman" w:hAnsi="Times New Roman" w:eastAsia="Times New Roman" w:cs="Times New Roman"/>
-        </w:rPr>
-        <w:t xml:space="preserve"> 10 </w:t>
-      </w:r>
-      <w:r>
-        <w:rPr>
-          <w:rFonts w:hint="eastAsia" w:ascii="Times New Roman" w:hAnsi="Times New Roman" w:eastAsia="FangSong" w:cs="Times New Roman"/>
-        </w:rPr>
-        <w:t>秒内判断一个公式是否可能正确</w:t>
-      </w:r>
-      <w:r>
-        <w:rPr>
-          <w:rFonts w:hint="eastAsia" w:ascii="Times New Roman" w:hAnsi="Times New Roman" w:eastAsia="Times New Roman" w:cs="Times New Roman"/>
-        </w:rPr>
-        <w:t>。</w:t>
-      </w:r>
-    </w:p>
-    <w:p>
-      <w:pPr>
-        <w:pStyle w:val="Compact"/>
-        <w:numPr>
-          <w:ilvl w:val="0"/>
-          <w:numId w:val="1001"/>
-        </w:numPr>
-        <w:ind w:firstLine="420"/>
-      </w:pPr>
-      <w:r>
-        <w:rPr>
-          <w:rFonts w:hint="eastAsia" w:ascii="Times New Roman" w:hAnsi="Times New Roman" w:eastAsia="FangSong" w:cs="Times New Roman"/>
-        </w:rPr>
-        <w:t xml:space="preserve">理解为什么</w:t>
-      </w:r>
-      <w:r>
-        <w:rPr>
-          <w:rFonts w:ascii="Times New Roman" w:hAnsi="Times New Roman" w:eastAsia="Times New Roman" w:cs="Times New Roman"/>
-        </w:rPr>
-        <w:t xml:space="preserve"> </w:t>
-      </w:r>
-      <m:oMath>
-        <m:r>
-          <m:rPr>
-            <m:sty m:val="p"/>
-          </m:rPr>
-          <m:t>ln</m:t>
-        </m:r>
-        <m:r>
-          <m:t>x</m:t>
-        </m:r>
-      </m:oMath>
-      <w:r>
-        <w:rPr>
-          <w:rFonts w:ascii="Times New Roman" w:hAnsi="Times New Roman" w:eastAsia="Times New Roman" w:cs="Times New Roman"/>
-        </w:rPr>
-        <w:t xml:space="preserve">、</w:t>
-      </w:r>
-      <m:oMath>
-        <m:r>
-          <m:rPr>
-            <m:sty m:val="p"/>
-          </m:rPr>
-          <m:t>exp</m:t>
-        </m:r>
-        <m:r>
-          <m:t>x</m:t>
-        </m:r>
-      </m:oMath>
-      <w:r>
-        <w:rPr>
-          <w:rFonts w:ascii="Times New Roman" w:hAnsi="Times New Roman" w:eastAsia="Times New Roman" w:cs="Times New Roman"/>
-        </w:rPr>
-        <w:t xml:space="preserve">、</w:t>
-      </w:r>
-      <m:oMath>
-        <m:r>
-          <m:rPr>
-            <m:sty m:val="p"/>
-          </m:rPr>
-          <m:t>sin</m:t>
-        </m:r>
-        <m:r>
-          <m:t>x</m:t>
-        </m:r>
-      </m:oMath>
-      <w:r>
-        <w:rPr>
-          <w:rFonts w:ascii="Times New Roman" w:hAnsi="Times New Roman" w:eastAsia="Times New Roman" w:cs="Times New Roman"/>
-        </w:rPr>
-        <w:t xml:space="preserve"> </w:t>
-      </w:r>
-      <w:r>
-        <w:rPr>
-          <w:rFonts w:hint="eastAsia" w:ascii="Times New Roman" w:hAnsi="Times New Roman" w:eastAsia="FangSong" w:cs="Times New Roman"/>
-        </w:rPr>
-        <w:t xml:space="preserve">的自变量必须</w:t>
-      </w:r>
-      <w:r>
-        <w:rPr>
-          <w:rFonts w:hint="eastAsia" w:ascii="Times New Roman" w:hAnsi="Times New Roman" w:eastAsia="FangSong" w:cs="Times New Roman"/>
-          <w:b/>
-          <w:bCs/>
-        </w:rPr>
-        <w:t xml:space="preserve">无量纲</w:t>
-      </w:r>
-      <w:r>
-        <w:rPr>
-          <w:rFonts w:hint="eastAsia" w:ascii="Times New Roman" w:hAnsi="Times New Roman" w:eastAsia="Times New Roman" w:cs="Times New Roman"/>
-        </w:rPr>
-        <w:t>，</w:t>
-      </w:r>
-      <w:r>
-        <w:rPr>
-          <w:rFonts w:hint="eastAsia" w:ascii="Times New Roman" w:hAnsi="Times New Roman" w:eastAsia="FangSong" w:cs="Times New Roman"/>
-        </w:rPr>
-        <w:t>并能找出化学式中隐藏的归一化</w:t>
-      </w:r>
-      <w:r>
-        <w:rPr>
-          <w:rFonts w:hint="eastAsia" w:ascii="Times New Roman" w:hAnsi="Times New Roman" w:eastAsia="Times New Roman" w:cs="Times New Roman"/>
-        </w:rPr>
-        <w:t>（</w:t>
-      </w:r>
-      <w:r>
-        <w:rPr>
-          <w:rFonts w:hint="eastAsia" w:ascii="Times New Roman" w:hAnsi="Times New Roman" w:eastAsia="FangSong" w:cs="Times New Roman"/>
-        </w:rPr>
-        <w:t>如</w:t>
-      </w:r>
-      <w:r>
-        <w:rPr>
-          <w:rFonts w:ascii="Times New Roman" w:hAnsi="Times New Roman" w:eastAsia="Times New Roman" w:cs="Times New Roman"/>
-        </w:rPr>
-        <w:t xml:space="preserve"> </w:t>
-      </w:r>
-      <m:oMath>
-        <m:r>
-          <m:t>K</m:t>
-        </m:r>
-      </m:oMath>
-      <w:r>
-        <w:rPr>
-          <w:rFonts w:ascii="Times New Roman" w:hAnsi="Times New Roman" w:eastAsia="Times New Roman" w:cs="Times New Roman"/>
-        </w:rPr>
-        <w:t xml:space="preserve"> </w:t>
-      </w:r>
-      <w:r>
-        <w:rPr>
-          <w:rFonts w:hint="eastAsia" w:ascii="Times New Roman" w:hAnsi="Times New Roman" w:eastAsia="FangSong" w:cs="Times New Roman"/>
-        </w:rPr>
-        <w:t>除以标准态</w:t>
-      </w:r>
-      <w:r>
-        <w:rPr>
-          <w:rFonts w:hint="eastAsia" w:ascii="Times New Roman" w:hAnsi="Times New Roman" w:eastAsia="Times New Roman" w:cs="Times New Roman"/>
-        </w:rPr>
-        <w:t>、</w:t>
-      </w:r>
-      <m:oMath>
-        <m:r>
-          <m:t>p</m:t>
-        </m:r>
-      </m:oMath>
-      <w:r>
-        <w:rPr>
-          <w:rFonts w:ascii="Times New Roman" w:hAnsi="Times New Roman" w:eastAsia="Times New Roman" w:cs="Times New Roman"/>
-        </w:rPr>
-        <w:t xml:space="preserve"> </w:t>
-      </w:r>
-      <w:r>
-        <w:rPr>
-          <w:rFonts w:hint="eastAsia" w:ascii="Times New Roman" w:hAnsi="Times New Roman" w:eastAsia="FangSong" w:cs="Times New Roman"/>
-        </w:rPr>
-        <w:t xml:space="preserve">除以</w:t>
-      </w:r>
-      <w:r>
-        <w:rPr>
-          <w:rFonts w:ascii="Times New Roman" w:hAnsi="Times New Roman" w:eastAsia="Times New Roman" w:cs="Times New Roman"/>
-        </w:rPr>
-        <w:t xml:space="preserve"> </w:t>
-      </w:r>
-      <m:oMath>
-        <m:sSup>
-          <m:e>
-            <m:r>
-              <m:t>p</m:t>
-            </m:r>
-          </m:e>
-          <m:sup>
-            <m:r>
-              <m:t>θ</m:t>
-            </m:r>
-          </m:sup>
-        </m:sSup>
-      </m:oMath>
-      <w:r>
-        <w:rPr>
-          <w:rFonts w:hint="eastAsia" w:ascii="Times New Roman" w:hAnsi="Times New Roman" w:eastAsia="Times New Roman" w:cs="Times New Roman"/>
-        </w:rPr>
-        <w:t xml:space="preserve">）。</w:t>
-      </w:r>
-    </w:p>
-    <w:p>
-      <w:pPr>
-        <w:pStyle w:val="Compact"/>
-        <w:numPr>
-          <w:ilvl w:val="0"/>
-          <w:numId w:val="1001"/>
-        </w:numPr>
-        <w:ind w:firstLine="420"/>
-      </w:pPr>
-      <w:r>
-        <w:rPr>
-          <w:rFonts w:hint="eastAsia" w:ascii="Times New Roman" w:hAnsi="Times New Roman" w:eastAsia="FangSong" w:cs="Times New Roman"/>
-        </w:rPr>
-        <w:t xml:space="preserve">会用</w:t>
-      </w:r>
-      <w:r>
-        <w:rPr>
-          <w:rFonts w:hint="eastAsia" w:ascii="Times New Roman" w:hAnsi="Times New Roman" w:eastAsia="FangSong" w:cs="Times New Roman"/>
-          <w:b/>
-          <w:bCs/>
-        </w:rPr>
-        <w:t xml:space="preserve">量纲反推</w:t>
-      </w:r>
-      <w:r>
-        <w:rPr>
-          <w:rFonts w:hint="eastAsia" w:ascii="Times New Roman" w:hAnsi="Times New Roman" w:eastAsia="FangSong" w:cs="Times New Roman"/>
-        </w:rPr>
-        <w:t xml:space="preserve">速率常数</w:t>
-      </w:r>
-      <w:r>
-        <w:rPr>
-          <w:rFonts w:ascii="Times New Roman" w:hAnsi="Times New Roman" w:eastAsia="Times New Roman" w:cs="Times New Roman"/>
-        </w:rPr>
-        <w:t xml:space="preserve"> </w:t>
-      </w:r>
-      <m:oMath>
-        <m:r>
-          <m:t>k</m:t>
-        </m:r>
-      </m:oMath>
-      <w:r>
-        <w:rPr>
-          <w:rFonts w:ascii="Times New Roman" w:hAnsi="Times New Roman" w:eastAsia="Times New Roman" w:cs="Times New Roman"/>
-        </w:rPr>
-        <w:t xml:space="preserve"> </w:t>
-      </w:r>
-      <w:r>
-        <w:rPr>
-          <w:rFonts w:hint="eastAsia" w:ascii="Times New Roman" w:hAnsi="Times New Roman" w:eastAsia="FangSong" w:cs="Times New Roman"/>
-        </w:rPr>
-        <w:t>的单位</w:t>
-      </w:r>
-      <w:r>
-        <w:rPr>
-          <w:rFonts w:hint="eastAsia" w:ascii="Times New Roman" w:hAnsi="Times New Roman" w:eastAsia="Times New Roman" w:cs="Times New Roman"/>
-        </w:rPr>
-        <w:t>（</w:t>
-      </w:r>
-      <w:r>
-        <w:rPr>
-          <w:rFonts w:hint="eastAsia" w:ascii="Times New Roman" w:hAnsi="Times New Roman" w:eastAsia="FangSong" w:cs="Times New Roman"/>
-        </w:rPr>
-        <w:t>任意反应级数</w:t>
-      </w:r>
-      <w:r>
-        <w:rPr>
-          <w:rFonts w:hint="eastAsia" w:ascii="Times New Roman" w:hAnsi="Times New Roman" w:eastAsia="Times New Roman" w:cs="Times New Roman"/>
-        </w:rPr>
-        <w:t>），</w:t>
-      </w:r>
-      <w:r>
-        <w:rPr>
-          <w:rFonts w:hint="eastAsia" w:ascii="Times New Roman" w:hAnsi="Times New Roman" w:eastAsia="FangSong" w:cs="Times New Roman"/>
-        </w:rPr>
-        <w:t>以及由</w:t>
-      </w:r>
-      <w:r>
-        <w:rPr>
-          <w:rFonts w:ascii="Times New Roman" w:hAnsi="Times New Roman" w:eastAsia="Times New Roman" w:cs="Times New Roman"/>
-        </w:rPr>
-        <w:t xml:space="preserve"> </w:t>
-      </w:r>
-      <m:oMath>
-        <m:r>
-          <m:t>k</m:t>
-        </m:r>
-      </m:oMath>
-      <w:r>
-        <w:rPr>
-          <w:rFonts w:ascii="Times New Roman" w:hAnsi="Times New Roman" w:eastAsia="Times New Roman" w:cs="Times New Roman"/>
-        </w:rPr>
-        <w:t xml:space="preserve"> </w:t>
-      </w:r>
-      <w:r>
-        <w:rPr>
-          <w:rFonts w:hint="eastAsia" w:ascii="Times New Roman" w:hAnsi="Times New Roman" w:eastAsia="FangSong" w:cs="Times New Roman"/>
-        </w:rPr>
-        <w:t>的单位反推反应级数</w:t>
-      </w:r>
-      <w:r>
-        <w:rPr>
-          <w:rFonts w:hint="eastAsia" w:ascii="Times New Roman" w:hAnsi="Times New Roman" w:eastAsia="Times New Roman" w:cs="Times New Roman"/>
-        </w:rPr>
-        <w:t>。</w:t>
-      </w:r>
-    </w:p>
-    <w:p>
-      <w:pPr>
-        <w:pStyle w:val="Compact"/>
-        <w:numPr>
-          <w:ilvl w:val="0"/>
-          <w:numId w:val="1001"/>
-        </w:numPr>
-        <w:ind w:firstLine="420"/>
-      </w:pPr>
-      <w:r>
-        <w:rPr>
-          <w:rFonts w:hint="eastAsia" w:ascii="Times New Roman" w:hAnsi="Times New Roman" w:eastAsia="FangSong" w:cs="Times New Roman"/>
-        </w:rPr>
-        <w:t>会用</w:t>
-      </w:r>
-      <w:r>
-        <w:rPr>
-          <w:rFonts w:hint="eastAsia" w:ascii="Times New Roman" w:hAnsi="Times New Roman" w:eastAsia="Times New Roman" w:cs="Times New Roman"/>
-        </w:rPr>
-        <w:t>「</w:t>
-      </w:r>
-      <w:r>
-        <w:rPr>
-          <w:rFonts w:hint="eastAsia" w:ascii="Times New Roman" w:hAnsi="Times New Roman" w:eastAsia="FangSong" w:cs="Times New Roman"/>
-        </w:rPr>
-        <w:t>乘</w:t>
-      </w:r>
-      <w:r>
-        <w:rPr>
-          <w:rFonts w:ascii="Times New Roman" w:hAnsi="Times New Roman" w:eastAsia="Times New Roman" w:cs="Times New Roman"/>
-        </w:rPr>
-        <w:t xml:space="preserve"> 1 </w:t>
-      </w:r>
-      <w:r>
-        <w:rPr>
-          <w:rFonts w:hint="eastAsia" w:ascii="Times New Roman" w:hAnsi="Times New Roman" w:eastAsia="FangSong" w:cs="Times New Roman"/>
-        </w:rPr>
-        <w:t>法</w:t>
-      </w:r>
-      <w:r>
-        <w:rPr>
-          <w:rFonts w:hint="eastAsia" w:ascii="Times New Roman" w:hAnsi="Times New Roman" w:eastAsia="Times New Roman" w:cs="Times New Roman"/>
-        </w:rPr>
-        <w:t>」</w:t>
-      </w:r>
-      <w:r>
-        <w:rPr>
-          <w:rFonts w:hint="eastAsia" w:ascii="Times New Roman" w:hAnsi="Times New Roman" w:eastAsia="FangSong" w:cs="Times New Roman"/>
-        </w:rPr>
-        <w:t>做链式单位换算</w:t>
-      </w:r>
-      <w:r>
-        <w:rPr>
-          <w:rFonts w:hint="eastAsia" w:ascii="Times New Roman" w:hAnsi="Times New Roman" w:eastAsia="Times New Roman" w:cs="Times New Roman"/>
-        </w:rPr>
-        <w:t>，</w:t>
-      </w:r>
-      <w:r>
-        <w:rPr>
-          <w:rFonts w:hint="eastAsia" w:ascii="Times New Roman" w:hAnsi="Times New Roman" w:eastAsia="FangSong" w:cs="Times New Roman"/>
-        </w:rPr>
-        <w:t>记住化学里必背的五个换算常数</w:t>
-      </w:r>
-      <w:r>
-        <w:rPr>
-          <w:rFonts w:hint="eastAsia" w:ascii="Times New Roman" w:hAnsi="Times New Roman" w:eastAsia="Times New Roman" w:cs="Times New Roman"/>
-        </w:rPr>
-        <w:t>（eV、cm</w:t>
-      </w:r>
-      <w:r>
-        <w:rPr>
-          <w:rFonts w:hint="eastAsia" w:ascii="Times New Roman" w:hAnsi="Times New Roman" w:eastAsia="Times New Roman" w:cs="Times New Roman"/>
-          <w:vertAlign w:val="superscript"/>
-        </w:rPr>
-        <w:t>-1</w:t>
-      </w:r>
-      <w:r>
-        <w:rPr>
-          <w:rFonts w:hint="eastAsia" w:ascii="Times New Roman" w:hAnsi="Times New Roman" w:eastAsia="Times New Roman" w:cs="Times New Roman"/>
-        </w:rPr>
-        <w:t>、atm·L、</w:t>
-      </w:r>
-      <m:oMath>
-        <m:sSub>
-          <m:e>
-            <m:r>
-              <m:t>k</m:t>
-            </m:r>
-          </m:e>
-          <m:sub>
-            <m:r>
-              <m:t>B</m:t>
-            </m:r>
-          </m:sub>
-        </m:sSub>
-        <m:r>
-          <m:t>T</m:t>
-        </m:r>
-      </m:oMath>
-      <w:r>
-        <w:rPr>
-          <w:rFonts w:ascii="Times New Roman" w:hAnsi="Times New Roman" w:eastAsia="Times New Roman" w:cs="Times New Roman"/>
-        </w:rPr>
-        <w:t xml:space="preserve">、</w:t>
-      </w:r>
-      <m:oMath>
-        <m:r>
-          <m:t>R</m:t>
-        </m:r>
-        <m:r>
-          <m:t>T</m:t>
-        </m:r>
-        <m:r>
-          <m:rPr>
-            <m:sty m:val="p"/>
-          </m:rPr>
-          <m:t>/</m:t>
-        </m:r>
-        <m:r>
-          <m:t>F</m:t>
-        </m:r>
-      </m:oMath>
-      <w:r>
-        <w:rPr>
-          <w:rFonts w:hint="eastAsia" w:ascii="Times New Roman" w:hAnsi="Times New Roman" w:eastAsia="Times New Roman" w:cs="Times New Roman"/>
-        </w:rPr>
-        <w:t xml:space="preserve">）。</w:t>
-      </w:r>
-    </w:p>
-    <w:p>
-      <w:pPr>
-        <w:pStyle w:val="Compact"/>
-        <w:numPr>
-          <w:ilvl w:val="0"/>
-          <w:numId w:val="1001"/>
-        </w:numPr>
-        <w:ind w:firstLine="420"/>
-      </w:pPr>
-      <w:r>
-        <w:rPr>
-          <w:rFonts w:hint="eastAsia" w:ascii="Times New Roman" w:hAnsi="Times New Roman" w:eastAsia="FangSong" w:cs="Times New Roman"/>
-        </w:rPr>
-        <w:t>会用科学记数法做数量级运算</w:t>
-      </w:r>
-      <w:r>
-        <w:rPr>
-          <w:rFonts w:hint="eastAsia" w:ascii="Times New Roman" w:hAnsi="Times New Roman" w:eastAsia="Times New Roman" w:cs="Times New Roman"/>
-        </w:rPr>
-        <w:t>，</w:t>
-      </w:r>
-      <w:r>
-        <w:rPr>
-          <w:rFonts w:hint="eastAsia" w:ascii="Times New Roman" w:hAnsi="Times New Roman" w:eastAsia="FangSong" w:cs="Times New Roman"/>
-        </w:rPr>
-        <w:t>会心算</w:t>
-      </w:r>
-      <w:r>
-        <w:rPr>
-          <w:rFonts w:ascii="Times New Roman" w:hAnsi="Times New Roman" w:eastAsia="Times New Roman" w:cs="Times New Roman"/>
-        </w:rPr>
-        <w:t xml:space="preserve"> </w:t>
-      </w:r>
-      <m:oMath>
-        <m:r>
-          <m:rPr>
-            <m:sty m:val="p"/>
-          </m:rPr>
-          <m:t>lg</m:t>
-        </m:r>
-      </m:oMath>
-      <w:r>
-        <w:rPr>
-          <w:rFonts w:hint="eastAsia" w:ascii="Times New Roman" w:hAnsi="Times New Roman" w:eastAsia="Times New Roman" w:cs="Times New Roman"/>
-        </w:rPr>
-        <w:t>（</w:t>
-      </w:r>
-      <w:r>
-        <w:rPr>
-          <w:rFonts w:hint="eastAsia" w:ascii="Times New Roman" w:hAnsi="Times New Roman" w:eastAsia="FangSong" w:cs="Times New Roman"/>
-        </w:rPr>
-        <w:t>只需背</w:t>
-      </w:r>
-      <w:r>
-        <w:rPr>
-          <w:rFonts w:ascii="Times New Roman" w:hAnsi="Times New Roman" w:eastAsia="Times New Roman" w:cs="Times New Roman"/>
-        </w:rPr>
-        <w:t xml:space="preserve"> </w:t>
-      </w:r>
-      <m:oMath>
-        <m:r>
-          <m:rPr>
-            <m:sty m:val="p"/>
-          </m:rPr>
-          <m:t>lg</m:t>
-        </m:r>
-        <m:r>
-          <m:t>2</m:t>
-        </m:r>
-      </m:oMath>
-      <w:r>
-        <w:rPr>
-          <w:rFonts w:ascii="Times New Roman" w:hAnsi="Times New Roman" w:eastAsia="Times New Roman" w:cs="Times New Roman"/>
-        </w:rPr>
-        <w:t xml:space="preserve">、</w:t>
-      </w:r>
-      <m:oMath>
-        <m:r>
-          <m:rPr>
-            <m:sty m:val="p"/>
-          </m:rPr>
-          <m:t>lg</m:t>
-        </m:r>
-        <m:r>
-          <m:t>3</m:t>
-        </m:r>
-      </m:oMath>
-      <w:r>
-        <w:rPr>
-          <w:rFonts w:hint="eastAsia" w:ascii="Times New Roman" w:hAnsi="Times New Roman" w:eastAsia="Times New Roman" w:cs="Times New Roman"/>
-        </w:rPr>
-        <w:t xml:space="preserve">）。</w:t>
-      </w:r>
-    </w:p>
-    <w:p>
-      <w:pPr>
-        <w:pStyle w:val="Compact"/>
-        <w:numPr>
-          <w:ilvl w:val="0"/>
-          <w:numId w:val="1001"/>
-        </w:numPr>
-        <w:ind w:firstLine="420"/>
-      </w:pPr>
-      <w:r>
-        <w:rPr>
-          <w:rFonts w:hint="eastAsia" w:ascii="Times New Roman" w:hAnsi="Times New Roman" w:eastAsia="FangSong" w:cs="Times New Roman"/>
-        </w:rPr>
-        <w:t>掌握四种估算手法</w:t>
-      </w:r>
-      <w:r>
-        <w:rPr>
-          <w:rFonts w:hint="eastAsia" w:ascii="Times New Roman" w:hAnsi="Times New Roman" w:eastAsia="Times New Roman" w:cs="Times New Roman"/>
-        </w:rPr>
-        <w:t>（</w:t>
-      </w:r>
-      <w:r>
-        <w:rPr>
-          <w:rFonts w:hint="eastAsia" w:ascii="Times New Roman" w:hAnsi="Times New Roman" w:eastAsia="FangSong" w:cs="Times New Roman"/>
-        </w:rPr>
-        <w:t>一位有效数字</w:t>
-      </w:r>
-      <w:r>
-        <w:rPr>
-          <w:rFonts w:hint="eastAsia" w:ascii="Times New Roman" w:hAnsi="Times New Roman" w:eastAsia="Times New Roman" w:cs="Times New Roman"/>
-        </w:rPr>
-        <w:t>、</w:t>
-      </w:r>
-      <w:r>
-        <w:rPr>
-          <w:rFonts w:hint="eastAsia" w:ascii="Times New Roman" w:hAnsi="Times New Roman" w:eastAsia="FangSong" w:cs="Times New Roman"/>
-        </w:rPr>
-        <w:t>上下界夹逼</w:t>
-      </w:r>
-      <w:r>
-        <w:rPr>
-          <w:rFonts w:hint="eastAsia" w:ascii="Times New Roman" w:hAnsi="Times New Roman" w:eastAsia="Times New Roman" w:cs="Times New Roman"/>
-        </w:rPr>
-        <w:t>、</w:t>
-      </w:r>
-      <w:r>
-        <w:rPr>
-          <w:rFonts w:hint="eastAsia" w:ascii="Times New Roman" w:hAnsi="Times New Roman" w:eastAsia="FangSong" w:cs="Times New Roman"/>
-        </w:rPr>
-        <w:t>对数化</w:t>
-      </w:r>
-      <w:r>
-        <w:rPr>
-          <w:rFonts w:hint="eastAsia" w:ascii="Times New Roman" w:hAnsi="Times New Roman" w:eastAsia="Times New Roman" w:cs="Times New Roman"/>
-        </w:rPr>
-        <w:t>、</w:t>
-      </w:r>
-      <w:r>
-        <w:rPr>
-          <w:rFonts w:hint="eastAsia" w:ascii="Times New Roman" w:hAnsi="Times New Roman" w:eastAsia="FangSong" w:cs="Times New Roman"/>
-        </w:rPr>
-        <w:t>分解</w:t>
-      </w:r>
-      <w:r>
-        <w:rPr>
-          <w:rFonts w:hint="eastAsia" w:ascii="Times New Roman" w:hAnsi="Times New Roman" w:eastAsia="Times New Roman" w:cs="Times New Roman"/>
-        </w:rPr>
-        <w:t>），</w:t>
-      </w:r>
-      <w:r>
-        <w:rPr>
-          <w:rFonts w:hint="eastAsia" w:ascii="Times New Roman" w:hAnsi="Times New Roman" w:eastAsia="FangSong" w:cs="Times New Roman"/>
-        </w:rPr>
-        <w:t>能估算教室里的分子数这一量级的问题</w:t>
-      </w:r>
-      <w:r>
-        <w:rPr>
-          <w:rFonts w:hint="eastAsia" w:ascii="Times New Roman" w:hAnsi="Times New Roman" w:eastAsia="Times New Roman" w:cs="Times New Roman"/>
-        </w:rPr>
-        <w:t>。</w:t>
-      </w:r>
-    </w:p>
-    <w:p>
-      <w:pPr>
-        <w:pStyle w:val="Compact"/>
-        <w:numPr>
-          <w:ilvl w:val="0"/>
-          <w:numId w:val="1001"/>
-        </w:numPr>
-        <w:ind w:firstLine="420"/>
-      </w:pPr>
-      <w:r>
-        <w:rPr>
-          <w:rFonts w:hint="eastAsia" w:ascii="Times New Roman" w:hAnsi="Times New Roman" w:eastAsia="FangSong" w:cs="Times New Roman"/>
-        </w:rPr>
-        <w:t>能在化学计算中现场使用五条快算律</w:t>
-      </w:r>
-      <w:r>
-        <w:rPr>
-          <w:rFonts w:hint="eastAsia" w:ascii="Times New Roman" w:hAnsi="Times New Roman" w:eastAsia="Times New Roman" w:cs="Times New Roman"/>
-        </w:rPr>
-        <w:t>：</w:t>
-      </w:r>
-      <m:oMath>
-        <m:oMathPr>
-          <m:ctrlPr>
-            <w:rPr>
-              <w:sz w:val="28"/>
-              <w:szCs w:val="28"/>
-            </w:rPr>
-          </m:ctrlPr>
-        </m:oMathPr>
-        <m:r>
-          <m:rPr>
-            <m:sty m:val="p"/>
-          </m:rPr>
-          <m:t>Δ</m:t>
-        </m:r>
-        <m:sSup>
-          <m:e>
-            <m:r>
-              <m:t>G</m:t>
-            </m:r>
-          </m:e>
-          <m:sup>
-            <m:r>
-              <m:t>θ</m:t>
-            </m:r>
-          </m:sup>
-        </m:sSup>
-        <m:r>
-          <m:rPr>
-            <m:sty m:val="p"/>
-          </m:rPr>
-          <m:t>≈</m:t>
-        </m:r>
-        <m:r>
-          <m:rPr>
-            <m:sty m:val="p"/>
-          </m:rPr>
-          <m:t>−</m:t>
-        </m:r>
-        <m:r>
-          <m:t>5.71</m:t>
-        </m:r>
-        <m:r>
-          <m:rPr>
-            <m:sty m:val="p"/>
-          </m:rPr>
-          <m:t>lg</m:t>
-        </m:r>
-        <m:r>
-          <m:t>K</m:t>
-        </m:r>
-      </m:oMath>
-      <w:r>
-        <w:rPr>
-          <w:rFonts w:ascii="Times New Roman" w:hAnsi="Times New Roman" w:eastAsia="Times New Roman" w:cs="Times New Roman"/>
-        </w:rPr>
-        <w:t xml:space="preserve">、</w:t>
-      </w:r>
-      <m:oMath>
-        <m:oMathPr>
-          <m:ctrlPr>
-            <w:rPr>
-              <w:sz w:val="28"/>
-              <w:szCs w:val="28"/>
-            </w:rPr>
-          </m:ctrlPr>
-        </m:oMathPr>
-        <m:sSub>
-          <m:e>
-            <m:r>
-              <m:t>t</m:t>
-            </m:r>
-          </m:e>
-          <m:sub>
-            <m:r>
-              <m:t>1</m:t>
-            </m:r>
-            <m:r>
-              <m:rPr>
-                <m:sty m:val="p"/>
-              </m:rPr>
-              <m:t>/</m:t>
-            </m:r>
-            <m:r>
-              <m:t>2</m:t>
-            </m:r>
-          </m:sub>
-        </m:sSub>
-        <m:r>
-          <m:rPr>
-            <m:sty m:val="p"/>
-          </m:rPr>
-          <m:t>=</m:t>
-        </m:r>
-        <m:r>
-          <m:t>0.693</m:t>
-        </m:r>
-        <m:r>
-          <m:rPr>
-            <m:sty m:val="p"/>
-          </m:rPr>
-          <m:t>/</m:t>
-        </m:r>
-        <m:r>
-          <m:t>k</m:t>
-        </m:r>
-      </m:oMath>
-      <w:r>
-        <w:rPr>
-          <w:rFonts w:ascii="Times New Roman" w:hAnsi="Times New Roman" w:eastAsia="Times New Roman" w:cs="Times New Roman"/>
-        </w:rPr>
-        <w:t xml:space="preserve">、</w:t>
-      </w:r>
-      <m:oMath>
-        <m:oMathPr>
-          <m:ctrlPr>
-            <w:rPr>
-              <w:sz w:val="28"/>
-              <w:szCs w:val="28"/>
-            </w:rPr>
-          </m:ctrlPr>
-        </m:oMathPr>
-        <m:r>
-          <m:rPr>
-            <m:sty m:val="p"/>
-          </m:rPr>
-          <m:t>[</m:t>
-        </m:r>
-        <m:sSup>
-          <m:e>
-            <m:r>
-              <m:rPr>
-                <m:sty m:val="p"/>
-              </m:rPr>
-              <m:t>H</m:t>
-            </m:r>
-          </m:e>
-          <m:sup>
-            <m:r>
-              <m:rPr>
-                <m:sty m:val="p"/>
-              </m:rPr>
-              <m:t>+</m:t>
-            </m:r>
-          </m:sup>
-        </m:sSup>
-        <m:r>
-          <m:rPr>
-            <m:sty m:val="p"/>
-          </m:rPr>
-          <m:t>]</m:t>
-        </m:r>
-        <m:r>
-          <m:rPr>
-            <m:sty m:val="p"/>
-          </m:rPr>
-          <m:t>≈</m:t>
-        </m:r>
-        <m:rad>
-          <m:radPr>
-            <m:degHide m:val="on"/>
-          </m:radPr>
-          <m:deg/>
-          <m:e>
-            <m:sSub>
-              <m:e>
-                <m:r>
-                  <m:t>K</m:t>
-                </m:r>
-              </m:e>
-              <m:sub>
-                <m:r>
-                  <m:t>a</m:t>
-                </m:r>
-              </m:sub>
-            </m:sSub>
-            <m:r>
-              <m:t>c</m:t>
-            </m:r>
-          </m:e>
-        </m:rad>
-      </m:oMath>
-      <w:r>
-        <w:rPr>
-          <w:rFonts w:ascii="Times New Roman" w:hAnsi="Times New Roman" w:eastAsia="Times New Roman" w:cs="Times New Roman"/>
-        </w:rPr>
-        <w:t xml:space="preserve">、</w:t>
-      </w:r>
-      <m:oMath>
-        <m:oMathPr>
-          <m:ctrlPr>
-            <w:rPr>
-              <w:sz w:val="28"/>
-              <w:szCs w:val="28"/>
-            </w:rPr>
-          </m:ctrlPr>
-        </m:oMathPr>
-        <m:acc>
-          <m:accPr>
-            <m:chr m:val="‾"/>
-          </m:accPr>
-          <m:e>
-            <m:r>
-              <m:t>v</m:t>
-            </m:r>
-          </m:e>
-        </m:acc>
-        <m:r>
-          <m:rPr>
-            <m:sty m:val="p"/>
-          </m:rPr>
-          <m:t>≈</m:t>
-        </m:r>
-        <m:rad>
-          <m:radPr>
-            <m:degHide m:val="on"/>
-          </m:radPr>
-          <m:deg/>
-          <m:e>
-            <m:r>
-              <m:t>3</m:t>
-            </m:r>
-            <m:r>
-              <m:t>R</m:t>
-            </m:r>
-            <m:r>
-              <m:t>T</m:t>
-            </m:r>
-            <m:r>
-              <m:rPr>
-                <m:sty m:val="p"/>
-              </m:rPr>
-              <m:t>/</m:t>
-            </m:r>
-            <m:r>
-              <m:t>M</m:t>
-            </m:r>
-          </m:e>
-        </m:rad>
-      </m:oMath>
-      <w:r>
-        <w:rPr>
-          <w:rFonts w:ascii="Times New Roman" w:hAnsi="Times New Roman" w:eastAsia="Times New Roman" w:cs="Times New Roman"/>
-        </w:rPr>
-        <w:t xml:space="preserve">、</w:t>
-      </w:r>
-      <m:oMath>
-        <m:oMathPr>
-          <m:ctrlPr>
-            <w:rPr>
-              <w:sz w:val="28"/>
-              <w:szCs w:val="28"/>
-            </w:rPr>
-          </m:ctrlPr>
-        </m:oMathPr>
-        <m:sSub>
-          <m:e>
-            <m:r>
-              <m:t>E</m:t>
-            </m:r>
-          </m:e>
-          <m:sub>
-            <m:r>
-              <m:rPr>
-                <m:nor/>
-                <m:sty m:val="p"/>
-              </m:rPr>
-              <m:t>光子</m:t>
-            </m:r>
-          </m:sub>
-        </m:sSub>
-        <m:r>
-          <m:rPr>
-            <m:sty m:val="p"/>
-          </m:rPr>
-          <m:t>≈</m:t>
-        </m:r>
-        <m:r>
-          <m:t>119627</m:t>
-        </m:r>
-        <m:r>
-          <m:rPr>
-            <m:sty m:val="p"/>
-          </m:rPr>
-          <m:t>/</m:t>
-        </m:r>
-        <m:r>
-          <m:t>λ</m:t>
-        </m:r>
-        <m:r>
-          <m:rPr>
-            <m:sty m:val="p"/>
-          </m:rPr>
-          <m:t>(</m:t>
-        </m:r>
-        <m:r>
-          <m:rPr>
-            <m:sty m:val="p"/>
-          </m:rPr>
-          <m:t>n</m:t>
-        </m:r>
-        <m:r>
-          <m:rPr>
-            <m:sty m:val="p"/>
-          </m:rPr>
-          <m:t>m</m:t>
-        </m:r>
-        <m:r>
-          <m:rPr>
-            <m:sty m:val="p"/>
-          </m:rPr>
-          <m:t>)</m:t>
-        </m:r>
-      </m:oMath>
-      <w:r>
-        <w:rPr>
-          <w:rFonts w:ascii="Times New Roman" w:hAnsi="Times New Roman" w:eastAsia="Times New Roman" w:cs="Times New Roman"/>
-        </w:rPr>
-        <w:t xml:space="preserve">。</w:t>
-      </w:r>
-    </w:p>
-    <w:p>
-      <w:pPr>
-        <w:spacing w:before="160" w:after="80"/>
-      </w:pPr>
-      <w:r>
-        <w:pict>
-          <v:rect style="width:0;height:1.5pt" o:hralign="center" o:hrstd="t" o:hr="t"/>
-        </w:pict>
-      </w:r>
-    </w:p>
-    <w:bookmarkEnd w:id="9"/>
-    <w:bookmarkStart w:id="13" w:name="一量纲不看数字先看它是什么东西"/>
-    <w:p>
-      <w:pPr>
-        <w:pStyle w:val="Heading2"/>
-        <w:spacing w:before="280" w:after="120"/>
-      </w:pPr>
-      <w:r>
-        <w:rPr>
-          <w:rFonts w:hint="eastAsia" w:ascii="Times New Roman" w:hAnsi="Times New Roman" w:eastAsia="SimHei" w:cs="Times New Roman"/>
-        </w:rPr>
-        <w:t>一</w:t>
-      </w:r>
-      <w:r>
-        <w:rPr>
-          <w:rFonts w:hint="eastAsia" w:ascii="Times New Roman" w:hAnsi="Times New Roman" w:eastAsia="Times New Roman" w:cs="Times New Roman"/>
-        </w:rPr>
-        <w:t>、</w:t>
-      </w:r>
-      <w:r>
-        <w:rPr>
-          <w:rFonts w:hint="eastAsia" w:ascii="Times New Roman" w:hAnsi="Times New Roman" w:eastAsia="SimHei" w:cs="Times New Roman"/>
-        </w:rPr>
-        <w:t>量纲</w:t>
-      </w:r>
-      <w:r>
-        <w:rPr>
-          <w:rFonts w:hint="eastAsia" w:ascii="Times New Roman" w:hAnsi="Times New Roman" w:eastAsia="Times New Roman" w:cs="Times New Roman"/>
-        </w:rPr>
-        <w:t>：</w:t>
-      </w:r>
-      <w:r>
-        <w:rPr>
-          <w:rFonts w:hint="eastAsia" w:ascii="Times New Roman" w:hAnsi="Times New Roman" w:eastAsia="SimHei" w:cs="Times New Roman"/>
-        </w:rPr>
-        <w:t>不看数字</w:t>
-      </w:r>
-      <w:r>
-        <w:rPr>
-          <w:rFonts w:hint="eastAsia" w:ascii="Times New Roman" w:hAnsi="Times New Roman" w:eastAsia="Times New Roman" w:cs="Times New Roman"/>
-        </w:rPr>
-        <w:t>，</w:t>
-      </w:r>
-      <w:r>
-        <w:rPr>
-          <w:rFonts w:hint="eastAsia" w:ascii="Times New Roman" w:hAnsi="Times New Roman" w:eastAsia="SimHei" w:cs="Times New Roman"/>
-        </w:rPr>
-        <w:t>先看它是</w:t>
-      </w:r>
-      <w:r>
-        <w:rPr>
-          <w:rFonts w:hint="eastAsia" w:ascii="Times New Roman" w:hAnsi="Times New Roman" w:eastAsia="Times New Roman" w:cs="Times New Roman"/>
-        </w:rPr>
-        <w:t>「</w:t>
-      </w:r>
-      <w:r>
-        <w:rPr>
-          <w:rFonts w:hint="eastAsia" w:ascii="Times New Roman" w:hAnsi="Times New Roman" w:eastAsia="SimHei" w:cs="Times New Roman"/>
-        </w:rPr>
-        <w:t>什么东西</w:t>
-      </w:r>
-      <w:r>
-        <w:rPr>
-          <w:rFonts w:hint="eastAsia" w:ascii="Times New Roman" w:hAnsi="Times New Roman" w:eastAsia="Times New Roman" w:cs="Times New Roman"/>
-        </w:rPr>
-        <w:t>」</w:t>
-      </w:r>
-    </w:p>
-    <w:bookmarkStart w:id="10" w:name="数值单位与量纲的区别"/>
+    <w:bookmarkStart w:id="9" w:name="数值单位与量纲的区别"/>
     <w:p>
       <w:pPr>
         <w:pStyle w:val="Heading3"/>
@@ -1705,8 +571,8 @@
         <w:t>。</w:t>
       </w:r>
     </w:p>
-    <w:bookmarkEnd w:id="10"/>
-    <w:bookmarkStart w:id="11" w:name="七个-si-基本量"/>
+    <w:bookmarkEnd w:id="9"/>
+    <w:bookmarkStart w:id="10" w:name="七个-si-基本量"/>
     <w:p>
       <w:pPr>
         <w:pStyle w:val="Heading3"/>
@@ -2651,8 +1517,8 @@
         <w:t>）。</w:t>
       </w:r>
     </w:p>
-    <w:bookmarkEnd w:id="11"/>
-    <w:bookmarkStart w:id="12" w:name="常见化学量的量纲建议熟记检验公式时直接使用"/>
+    <w:bookmarkEnd w:id="10"/>
+    <w:bookmarkStart w:id="11" w:name="常见化学量的量纲建议熟记检验公式时直接使用"/>
     <w:p>
       <w:pPr>
         <w:pStyle w:val="Heading3"/>
@@ -3747,18 +2613,12 @@
         </w:rPr>
         <w:t xml:space="preserve">记法</w:t>
       </w:r>
-      <w:r>
-        <w:rPr>
-          <w:rFonts w:ascii="Times New Roman" w:hAnsi="Times New Roman" w:eastAsia="Times New Roman" w:cs="Times New Roman"/>
-        </w:rPr>
-        <w:t xml:space="preserve"> </w:t>
-      </w:r>
-      <w:r>
-        <w:rPr>
-          <w:rFonts w:ascii="Times New Roman" w:hAnsi="Times New Roman" w:eastAsia="Times New Roman" w:cs="Times New Roman"/>
-        </w:rPr>
-        <w:t xml:space="preserve">&gt; </w:t>
-      </w:r>
+    </w:p>
+    <w:p>
+      <w:pPr>
+        <w:pStyle w:val="BodyText"/>
+        <w:ind w:firstLine="420"/>
+      </w:pPr>
       <w:r>
         <w:rPr>
           <w:rFonts w:hint="eastAsia" w:ascii="Times New Roman" w:hAnsi="Times New Roman" w:eastAsia="FangSong" w:cs="Times New Roman"/>
@@ -4026,12 +2886,6 @@
       </w:r>
       <w:r>
         <w:rPr>
-          <w:rFonts w:ascii="Times New Roman" w:hAnsi="Times New Roman" w:eastAsia="Times New Roman" w:cs="Times New Roman"/>
-        </w:rPr>
-        <w:t xml:space="preserve">&gt; </w:t>
-      </w:r>
-      <w:r>
-        <w:rPr>
           <w:rFonts w:hint="eastAsia" w:ascii="Times New Roman" w:hAnsi="Times New Roman" w:eastAsia="FangSong" w:cs="Times New Roman"/>
         </w:rPr>
         <w:t>其余都能临时推出来</w:t>
@@ -4053,9 +2907,9 @@
         </w:pict>
       </w:r>
     </w:p>
+    <w:bookmarkEnd w:id="11"/>
     <w:bookmarkEnd w:id="12"/>
-    <w:bookmarkEnd w:id="13"/>
-    <w:bookmarkStart w:id="17" w:name="二量纲一致性第一种检验方法"/>
+    <w:bookmarkStart w:id="16" w:name="量纲一致性第一种检验方法"/>
     <w:p>
       <w:pPr>
         <w:pStyle w:val="Heading2"/>
@@ -4063,36 +2917,30 @@
       </w:pPr>
       <w:r>
         <w:rPr>
+          <w:rFonts w:ascii="Times New Roman" w:hAnsi="Times New Roman" w:eastAsia="Times New Roman" w:cs="Times New Roman"/>
+        </w:rPr>
+        <w:t xml:space="preserve">§2 </w:t>
+      </w:r>
+      <w:r>
+        <w:rPr>
           <w:rFonts w:hint="eastAsia" w:ascii="Times New Roman" w:hAnsi="Times New Roman" w:eastAsia="SimHei" w:cs="Times New Roman"/>
         </w:rPr>
-        <w:t>二</w:t>
-      </w:r>
-      <w:r>
-        <w:rPr>
-          <w:rFonts w:hint="eastAsia" w:ascii="Times New Roman" w:hAnsi="Times New Roman" w:eastAsia="Times New Roman" w:cs="Times New Roman"/>
-        </w:rPr>
-        <w:t>、</w:t>
+        <w:t>量纲一致性</w:t>
+      </w:r>
+      <w:r>
+        <w:rPr>
+          <w:rFonts w:hint="eastAsia" w:ascii="Times New Roman" w:hAnsi="Times New Roman" w:eastAsia="Times New Roman" w:cs="Times New Roman"/>
+        </w:rPr>
+        <w:t>：</w:t>
       </w:r>
       <w:r>
         <w:rPr>
           <w:rFonts w:hint="eastAsia" w:ascii="Times New Roman" w:hAnsi="Times New Roman" w:eastAsia="SimHei" w:cs="Times New Roman"/>
         </w:rPr>
-        <w:t>量纲一致性</w:t>
-      </w:r>
-      <w:r>
-        <w:rPr>
-          <w:rFonts w:hint="eastAsia" w:ascii="Times New Roman" w:hAnsi="Times New Roman" w:eastAsia="Times New Roman" w:cs="Times New Roman"/>
-        </w:rPr>
-        <w:t>：</w:t>
-      </w:r>
-      <w:r>
-        <w:rPr>
-          <w:rFonts w:hint="eastAsia" w:ascii="Times New Roman" w:hAnsi="Times New Roman" w:eastAsia="SimHei" w:cs="Times New Roman"/>
-        </w:rPr>
         <w:t>第一种检验方法</w:t>
       </w:r>
     </w:p>
-    <w:bookmarkStart w:id="14" w:name="两条规则整个量纲分析只有这两条"/>
+    <w:bookmarkStart w:id="13" w:name="两条规则整个量纲分析只有这两条"/>
     <w:p>
       <w:pPr>
         <w:pStyle w:val="Heading3"/>
@@ -4443,8 +3291,8 @@
         <w:t>。</w:t>
       </w:r>
     </w:p>
-    <w:bookmarkEnd w:id="14"/>
-    <w:bookmarkStart w:id="15" w:name="规则-b-中最易出错之处超越函数"/>
+    <w:bookmarkEnd w:id="13"/>
+    <w:bookmarkStart w:id="14" w:name="规则-b-中最易出错之处超越函数"/>
     <w:p>
       <w:pPr>
         <w:pStyle w:val="Heading3"/>
@@ -5436,18 +4284,12 @@
         </w:rPr>
         <w:t xml:space="preserve">竞赛里的真实陷阱</w:t>
       </w:r>
-      <w:r>
-        <w:rPr>
-          <w:rFonts w:ascii="Times New Roman" w:hAnsi="Times New Roman" w:eastAsia="Times New Roman" w:cs="Times New Roman"/>
-        </w:rPr>
-        <w:t xml:space="preserve"> </w:t>
-      </w:r>
-      <w:r>
-        <w:rPr>
-          <w:rFonts w:ascii="Times New Roman" w:hAnsi="Times New Roman" w:eastAsia="Times New Roman" w:cs="Times New Roman"/>
-        </w:rPr>
-        <w:t xml:space="preserve">&gt; </w:t>
-      </w:r>
+    </w:p>
+    <w:p>
+      <w:pPr>
+        <w:pStyle w:val="BodyText"/>
+        <w:ind w:firstLine="420"/>
+      </w:pPr>
       <w:r>
         <w:rPr>
           <w:rFonts w:hint="eastAsia" w:ascii="Times New Roman" w:hAnsi="Times New Roman" w:eastAsia="FangSong" w:cs="Times New Roman"/>
@@ -5723,12 +4565,6 @@
       </w:r>
       <w:r>
         <w:rPr>
-          <w:rFonts w:ascii="Times New Roman" w:hAnsi="Times New Roman" w:eastAsia="Times New Roman" w:cs="Times New Roman"/>
-        </w:rPr>
-        <w:t xml:space="preserve">&gt; </w:t>
-      </w:r>
-      <w:r>
-        <w:rPr>
           <w:rFonts w:hint="eastAsia" w:ascii="Times New Roman" w:hAnsi="Times New Roman" w:eastAsia="FangSong" w:cs="Times New Roman"/>
         </w:rPr>
         <w:t>这是错的</w:t>
@@ -5894,8 +4730,8 @@
         <w:t>。</w:t>
       </w:r>
     </w:p>
-    <w:bookmarkEnd w:id="15"/>
-    <w:bookmarkStart w:id="16" w:name="现场检验三个公式"/>
+    <w:bookmarkEnd w:id="14"/>
+    <w:bookmarkStart w:id="15" w:name="现场检验三个公式"/>
     <w:p>
       <w:pPr>
         <w:pStyle w:val="Heading3"/>
@@ -6061,9 +4897,9 @@
         </w:pict>
       </w:r>
     </w:p>
+    <w:bookmarkEnd w:id="15"/>
     <w:bookmarkEnd w:id="16"/>
-    <w:bookmarkEnd w:id="17"/>
-    <w:bookmarkStart w:id="21" w:name="三量纲分析的三招"/>
+    <w:bookmarkStart w:id="20" w:name="量纲分析的三招"/>
     <w:p>
       <w:pPr>
         <w:pStyle w:val="Heading2"/>
@@ -6071,24 +4907,18 @@
       </w:pPr>
       <w:r>
         <w:rPr>
+          <w:rFonts w:ascii="Times New Roman" w:hAnsi="Times New Roman" w:eastAsia="Times New Roman" w:cs="Times New Roman"/>
+        </w:rPr>
+        <w:t xml:space="preserve">§3 </w:t>
+      </w:r>
+      <w:r>
+        <w:rPr>
           <w:rFonts w:hint="eastAsia" w:ascii="Times New Roman" w:hAnsi="Times New Roman" w:eastAsia="SimHei" w:cs="Times New Roman"/>
         </w:rPr>
-        <w:t>三</w:t>
-      </w:r>
-      <w:r>
-        <w:rPr>
-          <w:rFonts w:hint="eastAsia" w:ascii="Times New Roman" w:hAnsi="Times New Roman" w:eastAsia="Times New Roman" w:cs="Times New Roman"/>
-        </w:rPr>
-        <w:t>、</w:t>
-      </w:r>
-      <w:r>
-        <w:rPr>
-          <w:rFonts w:hint="eastAsia" w:ascii="Times New Roman" w:hAnsi="Times New Roman" w:eastAsia="SimHei" w:cs="Times New Roman"/>
-        </w:rPr>
-        <w:t>量纲分析的三招</w:t>
+        <w:t xml:space="preserve">量纲分析的三招</w:t>
       </w:r>
     </w:p>
-    <w:bookmarkStart w:id="18" w:name="第一招检验公式对错"/>
+    <w:bookmarkStart w:id="17" w:name="第一招检验公式对错"/>
     <w:p>
       <w:pPr>
         <w:pStyle w:val="Heading3"/>
@@ -6478,11 +5308,7 @@
     </w:p>
     <w:p>
       <w:pPr>
-        <w:pStyle w:val="Compact"/>
-        <w:numPr>
-          <w:ilvl w:val="0"/>
-          <w:numId w:val="1002"/>
-        </w:numPr>
+        <w:pStyle w:val="FirstParagraph"/>
         <w:ind w:firstLine="420"/>
       </w:pPr>
       <w:r>
@@ -6614,11 +5440,7 @@
     </w:p>
     <w:p>
       <w:pPr>
-        <w:pStyle w:val="Compact"/>
-        <w:numPr>
-          <w:ilvl w:val="0"/>
-          <w:numId w:val="1002"/>
-        </w:numPr>
+        <w:pStyle w:val="BodyText"/>
         <w:ind w:firstLine="420"/>
       </w:pPr>
       <w:r>
@@ -7005,7 +5827,7 @@
     </w:p>
     <w:p>
       <w:pPr>
-        <w:pStyle w:val="FirstParagraph"/>
+        <w:pStyle w:val="BodyText"/>
         <w:ind w:firstLine="420"/>
       </w:pPr>
       <w:r>
@@ -7158,11 +5980,7 @@
     </w:p>
     <w:p>
       <w:pPr>
-        <w:pStyle w:val="Compact"/>
-        <w:numPr>
-          <w:ilvl w:val="0"/>
-          <w:numId w:val="1003"/>
-        </w:numPr>
+        <w:pStyle w:val="FirstParagraph"/>
         <w:ind w:firstLine="420"/>
       </w:pPr>
       <m:oMath>
@@ -7472,11 +6290,7 @@
     </w:p>
     <w:p>
       <w:pPr>
-        <w:pStyle w:val="Compact"/>
-        <w:numPr>
-          <w:ilvl w:val="0"/>
-          <w:numId w:val="1003"/>
-        </w:numPr>
+        <w:pStyle w:val="BodyText"/>
         <w:ind w:firstLine="420"/>
       </w:pPr>
       <w:r>
@@ -7662,11 +6476,7 @@
     </w:p>
     <w:p>
       <w:pPr>
-        <w:pStyle w:val="Compact"/>
-        <w:numPr>
-          <w:ilvl w:val="0"/>
-          <w:numId w:val="1003"/>
-        </w:numPr>
+        <w:pStyle w:val="BodyText"/>
         <w:ind w:firstLine="420"/>
       </w:pPr>
       <m:oMath>
@@ -7712,7 +6522,7 @@
     </w:p>
     <w:p>
       <w:pPr>
-        <w:pStyle w:val="FirstParagraph"/>
+        <w:pStyle w:val="BodyText"/>
         <w:ind w:firstLine="420"/>
       </w:pPr>
       <w:r>
@@ -8077,8 +6887,8 @@
         <w:t>。</w:t>
       </w:r>
     </w:p>
-    <w:bookmarkEnd w:id="18"/>
-    <w:bookmarkStart w:id="19" w:name="第二招反推未知量的单位k-单位公式"/>
+    <w:bookmarkEnd w:id="17"/>
+    <w:bookmarkStart w:id="18" w:name="第二招反推未知量的单位k-单位公式"/>
     <w:p>
       <w:pPr>
         <w:pStyle w:val="Heading3"/>
@@ -9251,18 +8061,12 @@
         </w:rPr>
         <w:t xml:space="preserve">用分压表示时</w:t>
       </w:r>
-      <w:r>
-        <w:rPr>
-          <w:rFonts w:ascii="Times New Roman" w:hAnsi="Times New Roman" w:eastAsia="Times New Roman" w:cs="Times New Roman"/>
-        </w:rPr>
-        <w:t xml:space="preserve"> </w:t>
-      </w:r>
-      <w:r>
-        <w:rPr>
-          <w:rFonts w:ascii="Times New Roman" w:hAnsi="Times New Roman" w:eastAsia="Times New Roman" w:cs="Times New Roman"/>
-        </w:rPr>
-        <w:t xml:space="preserve">&gt; </w:t>
-      </w:r>
+    </w:p>
+    <w:p>
+      <w:pPr>
+        <w:pStyle w:val="BodyText"/>
+        <w:ind w:firstLine="420"/>
+      </w:pPr>
       <w:r>
         <w:rPr>
           <w:rFonts w:hint="eastAsia" w:ascii="Times New Roman" w:hAnsi="Times New Roman" w:eastAsia="FangSong" w:cs="Times New Roman"/>
@@ -9481,12 +8285,6 @@
       </w:r>
       <w:r>
         <w:rPr>
-          <w:rFonts w:ascii="Times New Roman" w:hAnsi="Times New Roman" w:eastAsia="Times New Roman" w:cs="Times New Roman"/>
-        </w:rPr>
-        <w:t xml:space="preserve">&gt; </w:t>
-      </w:r>
-      <w:r>
-        <w:rPr>
           <w:rFonts w:hint="eastAsia" w:ascii="Times New Roman" w:hAnsi="Times New Roman" w:eastAsia="FangSong" w:cs="Times New Roman"/>
         </w:rPr>
         <w:t xml:space="preserve">例如二级为</w:t>
@@ -9681,8 +8479,8 @@
         <w:t>。</w:t>
       </w:r>
     </w:p>
-    <w:bookmarkEnd w:id="19"/>
-    <w:bookmarkStart w:id="20" w:name="第三招推定公式形式量纲确定指数"/>
+    <w:bookmarkEnd w:id="18"/>
+    <w:bookmarkStart w:id="19" w:name="第三招推定公式形式量纲确定指数"/>
     <w:p>
       <w:pPr>
         <w:pStyle w:val="Heading3"/>
@@ -10941,9 +9739,9 @@
         </w:pict>
       </w:r>
     </w:p>
+    <w:bookmarkEnd w:id="19"/>
     <w:bookmarkEnd w:id="20"/>
-    <w:bookmarkEnd w:id="21"/>
-    <w:bookmarkStart w:id="25" w:name="四单位换算乘-1-法"/>
+    <w:bookmarkStart w:id="24" w:name="单位换算乘-1-法"/>
     <w:p>
       <w:pPr>
         <w:pStyle w:val="Heading2"/>
@@ -10951,48 +9749,42 @@
       </w:pPr>
       <w:r>
         <w:rPr>
+          <w:rFonts w:ascii="Times New Roman" w:hAnsi="Times New Roman" w:eastAsia="Times New Roman" w:cs="Times New Roman"/>
+        </w:rPr>
+        <w:t xml:space="preserve">§4 </w:t>
+      </w:r>
+      <w:r>
+        <w:rPr>
           <w:rFonts w:hint="eastAsia" w:ascii="Times New Roman" w:hAnsi="Times New Roman" w:eastAsia="SimHei" w:cs="Times New Roman"/>
         </w:rPr>
-        <w:t>四</w:t>
-      </w:r>
-      <w:r>
-        <w:rPr>
-          <w:rFonts w:hint="eastAsia" w:ascii="Times New Roman" w:hAnsi="Times New Roman" w:eastAsia="Times New Roman" w:cs="Times New Roman"/>
-        </w:rPr>
-        <w:t>、</w:t>
+        <w:t>单位换算</w:t>
+      </w:r>
+      <w:r>
+        <w:rPr>
+          <w:rFonts w:hint="eastAsia" w:ascii="Times New Roman" w:hAnsi="Times New Roman" w:eastAsia="Times New Roman" w:cs="Times New Roman"/>
+        </w:rPr>
+        <w:t>：</w:t>
       </w:r>
       <w:r>
         <w:rPr>
           <w:rFonts w:hint="eastAsia" w:ascii="Times New Roman" w:hAnsi="Times New Roman" w:eastAsia="SimHei" w:cs="Times New Roman"/>
         </w:rPr>
-        <w:t>单位换算</w:t>
-      </w:r>
-      <w:r>
-        <w:rPr>
-          <w:rFonts w:hint="eastAsia" w:ascii="Times New Roman" w:hAnsi="Times New Roman" w:eastAsia="Times New Roman" w:cs="Times New Roman"/>
-        </w:rPr>
-        <w:t>：</w:t>
+        <w:t>乘</w:t>
+      </w:r>
+      <w:r>
+        <w:rPr>
+          <w:rFonts w:ascii="Times New Roman" w:hAnsi="Times New Roman" w:eastAsia="Times New Roman" w:cs="Times New Roman"/>
+        </w:rPr>
+        <w:t xml:space="preserve"> 1 </w:t>
       </w:r>
       <w:r>
         <w:rPr>
           <w:rFonts w:hint="eastAsia" w:ascii="Times New Roman" w:hAnsi="Times New Roman" w:eastAsia="SimHei" w:cs="Times New Roman"/>
         </w:rPr>
-        <w:t>乘</w:t>
-      </w:r>
-      <w:r>
-        <w:rPr>
-          <w:rFonts w:ascii="Times New Roman" w:hAnsi="Times New Roman" w:eastAsia="Times New Roman" w:cs="Times New Roman"/>
-        </w:rPr>
-        <w:t xml:space="preserve"> 1 </w:t>
-      </w:r>
-      <w:r>
-        <w:rPr>
-          <w:rFonts w:hint="eastAsia" w:ascii="Times New Roman" w:hAnsi="Times New Roman" w:eastAsia="SimHei" w:cs="Times New Roman"/>
-        </w:rPr>
         <w:t xml:space="preserve">法</w:t>
       </w:r>
     </w:p>
-    <w:bookmarkStart w:id="22" w:name="方法把换算当成乘以-1"/>
+    <w:bookmarkStart w:id="21" w:name="方法把换算当成乘以-1"/>
     <w:p>
       <w:pPr>
         <w:pStyle w:val="Heading3"/>
@@ -11593,8 +10385,8 @@
         <w:t>。</w:t>
       </w:r>
     </w:p>
-    <w:bookmarkEnd w:id="22"/>
-    <w:bookmarkStart w:id="23" w:name="化学必背换算表"/>
+    <w:bookmarkEnd w:id="21"/>
+    <w:bookmarkStart w:id="22" w:name="化学必背换算表"/>
     <w:p>
       <w:pPr>
         <w:pStyle w:val="Heading3"/>
@@ -12564,8 +11356,8 @@
         </w:tc>
       </w:tr>
     </w:tbl>
-    <w:bookmarkEnd w:id="23"/>
-    <w:bookmarkStart w:id="24" w:name="r-的四种常用取值按题中单位选取"/>
+    <w:bookmarkEnd w:id="22"/>
+    <w:bookmarkStart w:id="23" w:name="r-的四种常用取值按题中单位选取"/>
     <w:p>
       <w:pPr>
         <w:pStyle w:val="Heading3"/>
@@ -12950,17 +11742,17 @@
         </w:rPr>
         <w:t xml:space="preserve">旧译本的坑</w:t>
       </w:r>
-      <w:r>
-        <w:rPr>
-          <w:rFonts w:ascii="Times New Roman" w:hAnsi="Times New Roman" w:eastAsia="Times New Roman" w:cs="Times New Roman"/>
-        </w:rPr>
-        <w:t xml:space="preserve"> </w:t>
-      </w:r>
-      <w:r>
-        <w:rPr>
-          <w:rFonts w:ascii="Times New Roman" w:hAnsi="Times New Roman" w:eastAsia="Times New Roman" w:cs="Times New Roman"/>
-        </w:rPr>
-        <w:t xml:space="preserve">&gt; Mortimer </w:t>
+    </w:p>
+    <w:p>
+      <w:pPr>
+        <w:pStyle w:val="BodyText"/>
+        <w:ind w:firstLine="420"/>
+      </w:pPr>
+      <w:r>
+        <w:rPr>
+          <w:rFonts w:ascii="Times New Roman" w:hAnsi="Times New Roman" w:eastAsia="Times New Roman" w:cs="Times New Roman"/>
+        </w:rPr>
+        <w:t xml:space="preserve">Mortimer </w:t>
       </w:r>
       <w:r>
         <w:rPr>
@@ -13038,12 +11830,6 @@
       </w:r>
       <w:r>
         <w:rPr>
-          <w:rFonts w:ascii="Times New Roman" w:hAnsi="Times New Roman" w:eastAsia="Times New Roman" w:cs="Times New Roman"/>
-        </w:rPr>
-        <w:t xml:space="preserve">&gt; </w:t>
-      </w:r>
-      <w:r>
-        <w:rPr>
           <w:rFonts w:hint="eastAsia" w:ascii="Times New Roman" w:hAnsi="Times New Roman" w:eastAsia="FangSong" w:cs="Times New Roman"/>
         </w:rPr>
         <w:t xml:space="preserve">引用其中的数值时</w:t>
@@ -13137,12 +11923,6 @@
           <w:rFonts w:ascii="Times New Roman" w:hAnsi="Times New Roman" w:eastAsia="Times New Roman" w:cs="Times New Roman"/>
         </w:rPr>
         <w:t xml:space="preserve"> </w:t>
-      </w:r>
-      <w:r>
-        <w:rPr>
-          <w:rFonts w:ascii="Times New Roman" w:hAnsi="Times New Roman" w:eastAsia="Times New Roman" w:cs="Times New Roman"/>
-        </w:rPr>
-        <w:t xml:space="preserve">&gt; </w:t>
       </w:r>
       <w:r>
         <w:rPr>
@@ -13179,9 +11959,9 @@
         </w:pict>
       </w:r>
     </w:p>
+    <w:bookmarkEnd w:id="23"/>
     <w:bookmarkEnd w:id="24"/>
-    <w:bookmarkEnd w:id="25"/>
-    <w:bookmarkStart w:id="30" w:name="五数量级科学记数法与-lg-心算"/>
+    <w:bookmarkStart w:id="29" w:name="数量级科学记数法与-lg-心算"/>
     <w:p>
       <w:pPr>
         <w:pStyle w:val="Heading2"/>
@@ -13189,61 +11969,55 @@
       </w:pPr>
       <w:r>
         <w:rPr>
+          <w:rFonts w:ascii="Times New Roman" w:hAnsi="Times New Roman" w:eastAsia="Times New Roman" w:cs="Times New Roman"/>
+        </w:rPr>
+        <w:t xml:space="preserve">§5 </w:t>
+      </w:r>
+      <w:r>
+        <w:rPr>
           <w:rFonts w:hint="eastAsia" w:ascii="Times New Roman" w:hAnsi="Times New Roman" w:eastAsia="SimHei" w:cs="Times New Roman"/>
         </w:rPr>
-        <w:t>五</w:t>
-      </w:r>
-      <w:r>
-        <w:rPr>
-          <w:rFonts w:hint="eastAsia" w:ascii="Times New Roman" w:hAnsi="Times New Roman" w:eastAsia="Times New Roman" w:cs="Times New Roman"/>
-        </w:rPr>
-        <w:t>、</w:t>
+        <w:t>数量级</w:t>
+      </w:r>
+      <w:r>
+        <w:rPr>
+          <w:rFonts w:hint="eastAsia" w:ascii="Times New Roman" w:hAnsi="Times New Roman" w:eastAsia="Times New Roman" w:cs="Times New Roman"/>
+        </w:rPr>
+        <w:t>：</w:t>
       </w:r>
       <w:r>
         <w:rPr>
           <w:rFonts w:hint="eastAsia" w:ascii="Times New Roman" w:hAnsi="Times New Roman" w:eastAsia="SimHei" w:cs="Times New Roman"/>
         </w:rPr>
-        <w:t>数量级</w:t>
-      </w:r>
-      <w:r>
-        <w:rPr>
-          <w:rFonts w:hint="eastAsia" w:ascii="Times New Roman" w:hAnsi="Times New Roman" w:eastAsia="Times New Roman" w:cs="Times New Roman"/>
-        </w:rPr>
-        <w:t>：</w:t>
+        <w:t>科学记数法与</w:t>
+      </w:r>
+      <w:r>
+        <w:rPr>
+          <w:rFonts w:ascii="Times New Roman" w:hAnsi="Times New Roman" w:eastAsia="Times New Roman" w:cs="Times New Roman"/>
+        </w:rPr>
+        <w:t xml:space="preserve"> </w:t>
+      </w:r>
+      <w:r>
+        <w:rPr>
+          <w:rStyle w:val="VerbatimChar"/>
+          <w:rFonts w:ascii="Times New Roman" w:hAnsi="Times New Roman" w:eastAsia="Times New Roman" w:cs="Times New Roman"/>
+        </w:rPr>
+        <w:t xml:space="preserve">lg</w:t>
+      </w:r>
+      <w:r>
+        <w:rPr>
+          <w:rFonts w:ascii="Times New Roman" w:hAnsi="Times New Roman" w:eastAsia="Times New Roman" w:cs="Times New Roman"/>
+        </w:rPr>
+        <w:t xml:space="preserve"> </w:t>
       </w:r>
       <w:r>
         <w:rPr>
           <w:rFonts w:hint="eastAsia" w:ascii="Times New Roman" w:hAnsi="Times New Roman" w:eastAsia="SimHei" w:cs="Times New Roman"/>
         </w:rPr>
-        <w:t>科学记数法与</w:t>
-      </w:r>
-      <w:r>
-        <w:rPr>
-          <w:rFonts w:ascii="Times New Roman" w:hAnsi="Times New Roman" w:eastAsia="Times New Roman" w:cs="Times New Roman"/>
-        </w:rPr>
-        <w:t xml:space="preserve"> </w:t>
-      </w:r>
-      <w:r>
-        <w:rPr>
-          <w:rStyle w:val="VerbatimChar"/>
-          <w:rFonts w:ascii="Times New Roman" w:hAnsi="Times New Roman" w:eastAsia="Times New Roman" w:cs="Times New Roman"/>
-        </w:rPr>
-        <w:t xml:space="preserve">lg</w:t>
-      </w:r>
-      <w:r>
-        <w:rPr>
-          <w:rFonts w:ascii="Times New Roman" w:hAnsi="Times New Roman" w:eastAsia="Times New Roman" w:cs="Times New Roman"/>
-        </w:rPr>
-        <w:t xml:space="preserve"> </w:t>
-      </w:r>
-      <w:r>
-        <w:rPr>
-          <w:rFonts w:hint="eastAsia" w:ascii="Times New Roman" w:hAnsi="Times New Roman" w:eastAsia="SimHei" w:cs="Times New Roman"/>
-        </w:rPr>
         <w:t xml:space="preserve">心算</w:t>
       </w:r>
     </w:p>
-    <w:bookmarkStart w:id="26" w:name="运算规则"/>
+    <w:bookmarkStart w:id="25" w:name="运算规则"/>
     <w:p>
       <w:pPr>
         <w:pStyle w:val="Heading3"/>
@@ -13264,11 +12038,7 @@
     </w:p>
     <w:p>
       <w:pPr>
-        <w:pStyle w:val="Compact"/>
-        <w:numPr>
-          <w:ilvl w:val="0"/>
-          <w:numId w:val="1004"/>
-        </w:numPr>
+        <w:pStyle w:val="FirstParagraph"/>
         <w:ind w:firstLine="420"/>
       </w:pPr>
       <w:r>
@@ -13427,11 +12197,7 @@
     </w:p>
     <w:p>
       <w:pPr>
-        <w:pStyle w:val="Compact"/>
-        <w:numPr>
-          <w:ilvl w:val="0"/>
-          <w:numId w:val="1004"/>
-        </w:numPr>
+        <w:pStyle w:val="BodyText"/>
         <w:ind w:firstLine="420"/>
       </w:pPr>
       <w:r>
@@ -13616,11 +12382,7 @@
     </w:p>
     <w:p>
       <w:pPr>
-        <w:pStyle w:val="Compact"/>
-        <w:numPr>
-          <w:ilvl w:val="0"/>
-          <w:numId w:val="1004"/>
-        </w:numPr>
+        <w:pStyle w:val="BodyText"/>
         <w:ind w:firstLine="420"/>
       </w:pPr>
       <w:r>
@@ -13892,8 +12654,8 @@
         <w:t>。</w:t>
       </w:r>
     </w:p>
-    <w:bookmarkEnd w:id="26"/>
-    <w:bookmarkStart w:id="27" w:name="只要背三个对数"/>
+    <w:bookmarkEnd w:id="25"/>
+    <w:bookmarkStart w:id="26" w:name="只要背三个对数"/>
     <w:p>
       <w:pPr>
         <w:pStyle w:val="Heading3"/>
@@ -14431,8 +13193,8 @@
         <w:t>。</w:t>
       </w:r>
     </w:p>
-    <w:bookmarkEnd w:id="27"/>
-    <w:bookmarkStart w:id="28" w:name="心算流程"/>
+    <w:bookmarkEnd w:id="26"/>
+    <w:bookmarkStart w:id="27" w:name="心算流程"/>
     <w:p>
       <w:pPr>
         <w:pStyle w:val="Heading3"/>
@@ -15467,8 +14229,8 @@
         <w:t xml:space="preserve">）</w:t>
       </w:r>
     </w:p>
-    <w:bookmarkEnd w:id="28"/>
-    <w:bookmarkStart w:id="29" w:name="化学数量级尺建议常备"/>
+    <w:bookmarkEnd w:id="27"/>
+    <w:bookmarkStart w:id="28" w:name="化学数量级尺建议常备"/>
     <w:p>
       <w:pPr>
         <w:pStyle w:val="Heading3"/>
@@ -16373,6 +15135,19 @@
         </w:rPr>
         <w:t xml:space="preserve">一句话直觉</w:t>
       </w:r>
+    </w:p>
+    <w:p>
+      <w:pPr>
+        <w:pStyle w:val="BodyText"/>
+        <w:ind w:firstLine="420"/>
+      </w:pPr>
+      <w:r>
+        <w:rPr>
+          <w:rStyle w:val="VerbatimChar"/>
+          <w:rFonts w:ascii="Times New Roman" w:hAnsi="Times New Roman" w:eastAsia="Times New Roman" w:cs="Times New Roman"/>
+        </w:rPr>
+        <w:t xml:space="preserve">k_BT ≈ 2.5 kJ/mol</w:t>
+      </w:r>
       <w:r>
         <w:rPr>
           <w:rFonts w:ascii="Times New Roman" w:hAnsi="Times New Roman" w:eastAsia="Times New Roman" w:cs="Times New Roman"/>
@@ -16381,52 +15156,21 @@
       </w:r>
       <w:r>
         <w:rPr>
-          <w:rFonts w:ascii="Times New Roman" w:hAnsi="Times New Roman" w:eastAsia="Times New Roman" w:cs="Times New Roman"/>
-        </w:rPr>
-        <w:t xml:space="preserve">&gt;</w:t>
+          <w:rFonts w:hint="eastAsia" w:ascii="Times New Roman" w:hAnsi="Times New Roman" w:eastAsia="FangSong" w:cs="Times New Roman"/>
+        </w:rPr>
+        <w:t>是判断相互作用在高温下能否维持的标尺</w:t>
+      </w:r>
+      <w:r>
+        <w:rPr>
+          <w:rFonts w:hint="eastAsia" w:ascii="Times New Roman" w:hAnsi="Times New Roman" w:eastAsia="Times New Roman" w:cs="Times New Roman"/>
+        </w:rPr>
+        <w:t>：</w:t>
       </w:r>
       <w:r>
         <w:rPr>
           <w:rFonts w:ascii="Times New Roman" w:hAnsi="Times New Roman" w:eastAsia="Times New Roman" w:cs="Times New Roman"/>
         </w:rPr>
         <w:t xml:space="preserve"> </w:t>
-      </w:r>
-      <w:r>
-        <w:rPr>
-          <w:rStyle w:val="VerbatimChar"/>
-          <w:rFonts w:ascii="Times New Roman" w:hAnsi="Times New Roman" w:eastAsia="Times New Roman" w:cs="Times New Roman"/>
-        </w:rPr>
-        <w:t xml:space="preserve">k_BT ≈ 2.5 kJ/mol</w:t>
-      </w:r>
-      <w:r>
-        <w:rPr>
-          <w:rFonts w:ascii="Times New Roman" w:hAnsi="Times New Roman" w:eastAsia="Times New Roman" w:cs="Times New Roman"/>
-        </w:rPr>
-        <w:t xml:space="preserve"> </w:t>
-      </w:r>
-      <w:r>
-        <w:rPr>
-          <w:rFonts w:hint="eastAsia" w:ascii="Times New Roman" w:hAnsi="Times New Roman" w:eastAsia="FangSong" w:cs="Times New Roman"/>
-        </w:rPr>
-        <w:t>是判断相互作用在高温下能否维持的标尺</w:t>
-      </w:r>
-      <w:r>
-        <w:rPr>
-          <w:rFonts w:hint="eastAsia" w:ascii="Times New Roman" w:hAnsi="Times New Roman" w:eastAsia="Times New Roman" w:cs="Times New Roman"/>
-        </w:rPr>
-        <w:t>：</w:t>
-      </w:r>
-      <w:r>
-        <w:rPr>
-          <w:rFonts w:ascii="Times New Roman" w:hAnsi="Times New Roman" w:eastAsia="Times New Roman" w:cs="Times New Roman"/>
-        </w:rPr>
-        <w:t xml:space="preserve"> </w:t>
-      </w:r>
-      <w:r>
-        <w:rPr>
-          <w:rFonts w:ascii="Times New Roman" w:hAnsi="Times New Roman" w:eastAsia="Times New Roman" w:cs="Times New Roman"/>
-        </w:rPr>
-        <w:t xml:space="preserve">&gt; </w:t>
       </w:r>
       <w:r>
         <w:rPr>
@@ -16567,9 +15311,9 @@
         </w:pict>
       </w:r>
     </w:p>
+    <w:bookmarkEnd w:id="28"/>
     <w:bookmarkEnd w:id="29"/>
-    <w:bookmarkEnd w:id="30"/>
-    <w:bookmarkStart w:id="35" w:name="六估算的四种方法"/>
+    <w:bookmarkStart w:id="34" w:name="估算的四种方法"/>
     <w:p>
       <w:pPr>
         <w:pStyle w:val="Heading2"/>
@@ -16577,24 +15321,18 @@
       </w:pPr>
       <w:r>
         <w:rPr>
+          <w:rFonts w:ascii="Times New Roman" w:hAnsi="Times New Roman" w:eastAsia="Times New Roman" w:cs="Times New Roman"/>
+        </w:rPr>
+        <w:t xml:space="preserve">§6 </w:t>
+      </w:r>
+      <w:r>
+        <w:rPr>
           <w:rFonts w:hint="eastAsia" w:ascii="Times New Roman" w:hAnsi="Times New Roman" w:eastAsia="SimHei" w:cs="Times New Roman"/>
         </w:rPr>
-        <w:t>六</w:t>
-      </w:r>
-      <w:r>
-        <w:rPr>
-          <w:rFonts w:hint="eastAsia" w:ascii="Times New Roman" w:hAnsi="Times New Roman" w:eastAsia="Times New Roman" w:cs="Times New Roman"/>
-        </w:rPr>
-        <w:t>、</w:t>
-      </w:r>
-      <w:r>
-        <w:rPr>
-          <w:rFonts w:hint="eastAsia" w:ascii="Times New Roman" w:hAnsi="Times New Roman" w:eastAsia="SimHei" w:cs="Times New Roman"/>
-        </w:rPr>
-        <w:t>估算的四种方法</w:t>
+        <w:t xml:space="preserve">估算的四种方法</w:t>
       </w:r>
     </w:p>
-    <w:bookmarkStart w:id="31" w:name="一位有效数字法"/>
+    <w:bookmarkStart w:id="30" w:name="一位有效数字法"/>
     <w:p>
       <w:pPr>
         <w:pStyle w:val="Heading3"/>
@@ -17150,8 +15888,8 @@
         <w:t>。</w:t>
       </w:r>
     </w:p>
-    <w:bookmarkEnd w:id="31"/>
-    <w:bookmarkStart w:id="32" w:name="上下界夹逼"/>
+    <w:bookmarkEnd w:id="30"/>
+    <w:bookmarkStart w:id="31" w:name="上下界夹逼"/>
     <w:p>
       <w:pPr>
         <w:pStyle w:val="Heading3"/>
@@ -17563,8 +16301,8 @@
         <w:t>。</w:t>
       </w:r>
     </w:p>
-    <w:bookmarkEnd w:id="32"/>
-    <w:bookmarkStart w:id="33" w:name="对数化把乘除变加减"/>
+    <w:bookmarkEnd w:id="31"/>
+    <w:bookmarkStart w:id="32" w:name="对数化把乘除变加减"/>
     <w:p>
       <w:pPr>
         <w:pStyle w:val="Heading3"/>
@@ -17784,8 +16522,8 @@
         <w:t>。</w:t>
       </w:r>
     </w:p>
-    <w:bookmarkEnd w:id="33"/>
-    <w:bookmarkStart w:id="34" w:name="分解法fermi-式"/>
+    <w:bookmarkEnd w:id="32"/>
+    <w:bookmarkStart w:id="33" w:name="分解法fermi-式"/>
     <w:p>
       <w:pPr>
         <w:pStyle w:val="Heading3"/>
@@ -18418,9 +17156,9 @@
         </w:pict>
       </w:r>
     </w:p>
+    <w:bookmarkEnd w:id="33"/>
     <w:bookmarkEnd w:id="34"/>
-    <w:bookmarkEnd w:id="35"/>
-    <w:bookmarkStart w:id="41" w:name="七化学估算实战五条快算律"/>
+    <w:bookmarkStart w:id="40" w:name="化学估算实战五条快算律"/>
     <w:p>
       <w:pPr>
         <w:pStyle w:val="Heading2"/>
@@ -18428,36 +17166,30 @@
       </w:pPr>
       <w:r>
         <w:rPr>
+          <w:rFonts w:ascii="Times New Roman" w:hAnsi="Times New Roman" w:eastAsia="Times New Roman" w:cs="Times New Roman"/>
+        </w:rPr>
+        <w:t xml:space="preserve">§7 </w:t>
+      </w:r>
+      <w:r>
+        <w:rPr>
           <w:rFonts w:hint="eastAsia" w:ascii="Times New Roman" w:hAnsi="Times New Roman" w:eastAsia="SimHei" w:cs="Times New Roman"/>
         </w:rPr>
-        <w:t>七</w:t>
-      </w:r>
-      <w:r>
-        <w:rPr>
-          <w:rFonts w:hint="eastAsia" w:ascii="Times New Roman" w:hAnsi="Times New Roman" w:eastAsia="Times New Roman" w:cs="Times New Roman"/>
-        </w:rPr>
-        <w:t>、</w:t>
+        <w:t>化学估算实战</w:t>
+      </w:r>
+      <w:r>
+        <w:rPr>
+          <w:rFonts w:hint="eastAsia" w:ascii="Times New Roman" w:hAnsi="Times New Roman" w:eastAsia="Times New Roman" w:cs="Times New Roman"/>
+        </w:rPr>
+        <w:t>：</w:t>
       </w:r>
       <w:r>
         <w:rPr>
           <w:rFonts w:hint="eastAsia" w:ascii="Times New Roman" w:hAnsi="Times New Roman" w:eastAsia="SimHei" w:cs="Times New Roman"/>
         </w:rPr>
-        <w:t>化学估算实战</w:t>
-      </w:r>
-      <w:r>
-        <w:rPr>
-          <w:rFonts w:hint="eastAsia" w:ascii="Times New Roman" w:hAnsi="Times New Roman" w:eastAsia="Times New Roman" w:cs="Times New Roman"/>
-        </w:rPr>
-        <w:t>：</w:t>
-      </w:r>
-      <w:r>
-        <w:rPr>
-          <w:rFonts w:hint="eastAsia" w:ascii="Times New Roman" w:hAnsi="Times New Roman" w:eastAsia="SimHei" w:cs="Times New Roman"/>
-        </w:rPr>
         <w:t>五条快算律</w:t>
       </w:r>
     </w:p>
-    <w:bookmarkStart w:id="36" w:name="delta-gtheta-与-k-的互化5.71-律"/>
+    <w:bookmarkStart w:id="35" w:name="delta-gtheta-与-k-的互化5.71-律"/>
     <w:p>
       <w:pPr>
         <w:pStyle w:val="Heading3"/>
@@ -19572,18 +18304,12 @@
         </w:rPr>
         <w:t xml:space="preserve">判据</w:t>
       </w:r>
-      <w:r>
-        <w:rPr>
-          <w:rFonts w:ascii="Times New Roman" w:hAnsi="Times New Roman" w:eastAsia="Times New Roman" w:cs="Times New Roman"/>
-        </w:rPr>
-        <w:t xml:space="preserve"> </w:t>
-      </w:r>
-      <w:r>
-        <w:rPr>
-          <w:rFonts w:ascii="Times New Roman" w:hAnsi="Times New Roman" w:eastAsia="Times New Roman" w:cs="Times New Roman"/>
-        </w:rPr>
-        <w:t xml:space="preserve">&gt; </w:t>
-      </w:r>
+    </w:p>
+    <w:p>
+      <w:pPr>
+        <w:pStyle w:val="BodyText"/>
+        <w:ind w:firstLine="420"/>
+      </w:pPr>
       <w:r>
         <w:rPr>
           <w:rFonts w:hint="eastAsia" w:ascii="Times New Roman" w:hAnsi="Times New Roman" w:eastAsia="FangSong" w:cs="Times New Roman"/>
@@ -19832,8 +18558,8 @@
         <w:t>」。</w:t>
       </w:r>
     </w:p>
-    <w:bookmarkEnd w:id="36"/>
-    <w:bookmarkStart w:id="37" w:name="ph-快算"/>
+    <w:bookmarkEnd w:id="35"/>
+    <w:bookmarkStart w:id="36" w:name="ph-快算"/>
     <w:p>
       <w:pPr>
         <w:pStyle w:val="Heading3"/>
@@ -21027,8 +19753,8 @@
         <w:t>。</w:t>
       </w:r>
     </w:p>
-    <w:bookmarkEnd w:id="37"/>
-    <w:bookmarkStart w:id="38" w:name="半衰期与速率常数"/>
+    <w:bookmarkEnd w:id="36"/>
+    <w:bookmarkStart w:id="37" w:name="半衰期与速率常数"/>
     <w:p>
       <w:pPr>
         <w:pStyle w:val="Heading3"/>
@@ -21588,8 +20314,8 @@
         <w:t xml:space="preserve">。</w:t>
       </w:r>
     </w:p>
-    <w:bookmarkEnd w:id="38"/>
-    <w:bookmarkStart w:id="39" w:name="分子速率的量级"/>
+    <w:bookmarkEnd w:id="37"/>
+    <w:bookmarkStart w:id="38" w:name="分子速率的量级"/>
     <w:p>
       <w:pPr>
         <w:pStyle w:val="Heading3"/>
@@ -22335,8 +21061,8 @@
         <w:t>）。</w:t>
       </w:r>
     </w:p>
-    <w:bookmarkEnd w:id="39"/>
-    <w:bookmarkStart w:id="40" w:name="温度对-k-与-k-的影响10-度翻倍的来历"/>
+    <w:bookmarkEnd w:id="38"/>
+    <w:bookmarkStart w:id="39" w:name="温度对-k-与-k-的影响10-度翻倍的来历"/>
     <w:p>
       <w:pPr>
         <w:pStyle w:val="Heading3"/>
@@ -23413,18 +22139,12 @@
         </w:rPr>
         <w:t>的适用范围</w:t>
       </w:r>
-      <w:r>
-        <w:rPr>
-          <w:rFonts w:ascii="Times New Roman" w:hAnsi="Times New Roman" w:eastAsia="Times New Roman" w:cs="Times New Roman"/>
-        </w:rPr>
-        <w:t xml:space="preserve"> </w:t>
-      </w:r>
-      <w:r>
-        <w:rPr>
-          <w:rFonts w:ascii="Times New Roman" w:hAnsi="Times New Roman" w:eastAsia="Times New Roman" w:cs="Times New Roman"/>
-        </w:rPr>
-        <w:t xml:space="preserve">&gt; </w:t>
-      </w:r>
+    </w:p>
+    <w:p>
+      <w:pPr>
+        <w:pStyle w:val="BodyText"/>
+        <w:ind w:firstLine="420"/>
+      </w:pPr>
       <w:r>
         <w:rPr>
           <w:rFonts w:hint="eastAsia" w:ascii="Times New Roman" w:hAnsi="Times New Roman" w:eastAsia="FangSong" w:cs="Times New Roman"/>
@@ -23557,12 +22277,6 @@
       </w:r>
       <w:r>
         <w:rPr>
-          <w:rFonts w:ascii="Times New Roman" w:hAnsi="Times New Roman" w:eastAsia="Times New Roman" w:cs="Times New Roman"/>
-        </w:rPr>
-        <w:t xml:space="preserve">&gt; </w:t>
-      </w:r>
-      <w:r>
-        <w:rPr>
           <w:rFonts w:hint="eastAsia" w:ascii="Times New Roman" w:hAnsi="Times New Roman" w:eastAsia="FangSong" w:cs="Times New Roman"/>
         </w:rPr>
         <w:t xml:space="preserve">但</w:t>
@@ -23734,18 +22448,6 @@
       </w:r>
       <w:r>
         <w:rPr>
-          <w:rFonts w:ascii="Times New Roman" w:hAnsi="Times New Roman" w:eastAsia="Times New Roman" w:cs="Times New Roman"/>
-        </w:rPr>
-        <w:t xml:space="preserve">&gt;</w:t>
-      </w:r>
-      <w:r>
-        <w:rPr>
-          <w:rFonts w:ascii="Times New Roman" w:hAnsi="Times New Roman" w:eastAsia="Times New Roman" w:cs="Times New Roman"/>
-        </w:rPr>
-        <w:t xml:space="preserve"> </w:t>
-      </w:r>
-      <w:r>
-        <w:rPr>
           <w:rFonts w:hint="eastAsia" w:ascii="Times New Roman" w:hAnsi="Times New Roman" w:eastAsia="FangSong" w:cs="Times New Roman"/>
           <w:b/>
           <w:bCs/>
@@ -23787,9 +22489,9 @@
         </w:pict>
       </w:r>
     </w:p>
+    <w:bookmarkEnd w:id="39"/>
     <w:bookmarkEnd w:id="40"/>
-    <w:bookmarkEnd w:id="41"/>
-    <w:bookmarkStart w:id="45" w:name="八选择题的快速排除量纲与量级"/>
+    <w:bookmarkStart w:id="44" w:name="选择题的快速排除量纲与量级"/>
     <w:p>
       <w:pPr>
         <w:pStyle w:val="Heading2"/>
@@ -23797,36 +22499,30 @@
       </w:pPr>
       <w:r>
         <w:rPr>
+          <w:rFonts w:ascii="Times New Roman" w:hAnsi="Times New Roman" w:eastAsia="Times New Roman" w:cs="Times New Roman"/>
+        </w:rPr>
+        <w:t xml:space="preserve">§8 </w:t>
+      </w:r>
+      <w:r>
+        <w:rPr>
           <w:rFonts w:hint="eastAsia" w:ascii="Times New Roman" w:hAnsi="Times New Roman" w:eastAsia="SimHei" w:cs="Times New Roman"/>
         </w:rPr>
-        <w:t>八</w:t>
-      </w:r>
-      <w:r>
-        <w:rPr>
-          <w:rFonts w:hint="eastAsia" w:ascii="Times New Roman" w:hAnsi="Times New Roman" w:eastAsia="Times New Roman" w:cs="Times New Roman"/>
-        </w:rPr>
-        <w:t>、</w:t>
+        <w:t>选择题的快速排除</w:t>
+      </w:r>
+      <w:r>
+        <w:rPr>
+          <w:rFonts w:hint="eastAsia" w:ascii="Times New Roman" w:hAnsi="Times New Roman" w:eastAsia="Times New Roman" w:cs="Times New Roman"/>
+        </w:rPr>
+        <w:t>：</w:t>
       </w:r>
       <w:r>
         <w:rPr>
           <w:rFonts w:hint="eastAsia" w:ascii="Times New Roman" w:hAnsi="Times New Roman" w:eastAsia="SimHei" w:cs="Times New Roman"/>
         </w:rPr>
-        <w:t>选择题的快速排除</w:t>
-      </w:r>
-      <w:r>
-        <w:rPr>
-          <w:rFonts w:hint="eastAsia" w:ascii="Times New Roman" w:hAnsi="Times New Roman" w:eastAsia="Times New Roman" w:cs="Times New Roman"/>
-        </w:rPr>
-        <w:t>：</w:t>
-      </w:r>
-      <w:r>
-        <w:rPr>
-          <w:rFonts w:hint="eastAsia" w:ascii="Times New Roman" w:hAnsi="Times New Roman" w:eastAsia="SimHei" w:cs="Times New Roman"/>
-        </w:rPr>
         <w:t>量纲与量级</w:t>
       </w:r>
     </w:p>
-    <w:bookmarkStart w:id="42" w:name="量纲排除最快"/>
+    <w:bookmarkStart w:id="41" w:name="量纲排除最快"/>
     <w:p>
       <w:pPr>
         <w:pStyle w:val="Heading3"/>
@@ -24155,8 +22851,8 @@
         <w:t>。</w:t>
       </w:r>
     </w:p>
-    <w:bookmarkEnd w:id="42"/>
-    <w:bookmarkStart w:id="43" w:name="量级排除"/>
+    <w:bookmarkEnd w:id="41"/>
+    <w:bookmarkStart w:id="42" w:name="量级排除"/>
     <w:p>
       <w:pPr>
         <w:pStyle w:val="Heading3"/>
@@ -24754,8 +23450,8 @@
         <w:t>。</w:t>
       </w:r>
     </w:p>
-    <w:bookmarkEnd w:id="43"/>
-    <w:bookmarkStart w:id="44" w:name="极端情形检验"/>
+    <w:bookmarkEnd w:id="42"/>
+    <w:bookmarkStart w:id="43" w:name="极端情形检验"/>
     <w:p>
       <w:pPr>
         <w:pStyle w:val="Heading3"/>
@@ -25268,24 +23964,16 @@
         </w:rPr>
         <w:t>）</w:t>
       </w:r>
-      <w:r>
-        <w:rPr>
-          <w:rFonts w:ascii="Times New Roman" w:hAnsi="Times New Roman" w:eastAsia="Times New Roman" w:cs="Times New Roman"/>
-        </w:rPr>
-        <w:t xml:space="preserve"> </w:t>
-      </w:r>
-      <w:r>
-        <w:rPr>
-          <w:rFonts w:ascii="Times New Roman" w:hAnsi="Times New Roman" w:eastAsia="Times New Roman" w:cs="Times New Roman"/>
-        </w:rPr>
-        <w:t xml:space="preserve">&gt; 1.</w:t>
-      </w:r>
-      <w:r>
-        <w:rPr>
-          <w:rFonts w:ascii="Times New Roman" w:hAnsi="Times New Roman" w:eastAsia="Times New Roman" w:cs="Times New Roman"/>
-        </w:rPr>
-        <w:t xml:space="preserve"> </w:t>
-      </w:r>
+    </w:p>
+    <w:p>
+      <w:pPr>
+        <w:pStyle w:val="Compact"/>
+        <w:numPr>
+          <w:ilvl w:val="0"/>
+          <w:numId w:val="1001"/>
+        </w:numPr>
+        <w:ind w:firstLine="420"/>
+      </w:pPr>
       <w:r>
         <w:rPr>
           <w:rFonts w:hint="eastAsia" w:ascii="Times New Roman" w:hAnsi="Times New Roman" w:eastAsia="FangSong" w:cs="Times New Roman"/>
@@ -25336,24 +24024,16 @@
         </w:rPr>
         <w:t>？</w:t>
       </w:r>
-      <w:r>
-        <w:rPr>
-          <w:rFonts w:ascii="Times New Roman" w:hAnsi="Times New Roman" w:eastAsia="Times New Roman" w:cs="Times New Roman"/>
-        </w:rPr>
-        <w:t xml:space="preserve"> </w:t>
-      </w:r>
-      <w:r>
-        <w:rPr>
-          <w:rFonts w:ascii="Times New Roman" w:hAnsi="Times New Roman" w:eastAsia="Times New Roman" w:cs="Times New Roman"/>
-        </w:rPr>
-        <w:t xml:space="preserve">&gt; 2.</w:t>
-      </w:r>
-      <w:r>
-        <w:rPr>
-          <w:rFonts w:ascii="Times New Roman" w:hAnsi="Times New Roman" w:eastAsia="Times New Roman" w:cs="Times New Roman"/>
-        </w:rPr>
-        <w:t xml:space="preserve"> </w:t>
-      </w:r>
+    </w:p>
+    <w:p>
+      <w:pPr>
+        <w:pStyle w:val="Compact"/>
+        <w:numPr>
+          <w:ilvl w:val="0"/>
+          <w:numId w:val="1001"/>
+        </w:numPr>
+        <w:ind w:firstLine="420"/>
+      </w:pPr>
       <w:r>
         <w:rPr>
           <w:rFonts w:hint="eastAsia" w:ascii="Times New Roman" w:hAnsi="Times New Roman" w:eastAsia="FangSong" w:cs="Times New Roman"/>
@@ -25392,24 +24072,16 @@
         </w:rPr>
         <w:t>？</w:t>
       </w:r>
-      <w:r>
-        <w:rPr>
-          <w:rFonts w:ascii="Times New Roman" w:hAnsi="Times New Roman" w:eastAsia="Times New Roman" w:cs="Times New Roman"/>
-        </w:rPr>
-        <w:t xml:space="preserve"> </w:t>
-      </w:r>
-      <w:r>
-        <w:rPr>
-          <w:rFonts w:ascii="Times New Roman" w:hAnsi="Times New Roman" w:eastAsia="Times New Roman" w:cs="Times New Roman"/>
-        </w:rPr>
-        <w:t xml:space="preserve">&gt; 3.</w:t>
-      </w:r>
-      <w:r>
-        <w:rPr>
-          <w:rFonts w:ascii="Times New Roman" w:hAnsi="Times New Roman" w:eastAsia="Times New Roman" w:cs="Times New Roman"/>
-        </w:rPr>
-        <w:t xml:space="preserve"> </w:t>
-      </w:r>
+    </w:p>
+    <w:p>
+      <w:pPr>
+        <w:pStyle w:val="Compact"/>
+        <w:numPr>
+          <w:ilvl w:val="0"/>
+          <w:numId w:val="1001"/>
+        </w:numPr>
+        <w:ind w:firstLine="420"/>
+      </w:pPr>
       <w:r>
         <w:rPr>
           <w:rFonts w:hint="eastAsia" w:ascii="Times New Roman" w:hAnsi="Times New Roman" w:eastAsia="FangSong" w:cs="Times New Roman"/>
@@ -25496,24 +24168,16 @@
         </w:rPr>
         <w:t>？</w:t>
       </w:r>
-      <w:r>
-        <w:rPr>
-          <w:rFonts w:ascii="Times New Roman" w:hAnsi="Times New Roman" w:eastAsia="Times New Roman" w:cs="Times New Roman"/>
-        </w:rPr>
-        <w:t xml:space="preserve"> </w:t>
-      </w:r>
-      <w:r>
-        <w:rPr>
-          <w:rFonts w:ascii="Times New Roman" w:hAnsi="Times New Roman" w:eastAsia="Times New Roman" w:cs="Times New Roman"/>
-        </w:rPr>
-        <w:t xml:space="preserve">&gt; 4.</w:t>
-      </w:r>
-      <w:r>
-        <w:rPr>
-          <w:rFonts w:ascii="Times New Roman" w:hAnsi="Times New Roman" w:eastAsia="Times New Roman" w:cs="Times New Roman"/>
-        </w:rPr>
-        <w:t xml:space="preserve"> </w:t>
-      </w:r>
+    </w:p>
+    <w:p>
+      <w:pPr>
+        <w:pStyle w:val="Compact"/>
+        <w:numPr>
+          <w:ilvl w:val="0"/>
+          <w:numId w:val="1001"/>
+        </w:numPr>
+        <w:ind w:firstLine="420"/>
+      </w:pPr>
       <w:r>
         <w:rPr>
           <w:rFonts w:hint="eastAsia" w:ascii="Times New Roman" w:hAnsi="Times New Roman" w:eastAsia="FangSong" w:cs="Times New Roman"/>
@@ -25592,14 +24256,20 @@
         </w:pict>
       </w:r>
     </w:p>
+    <w:bookmarkEnd w:id="43"/>
     <w:bookmarkEnd w:id="44"/>
-    <w:bookmarkEnd w:id="45"/>
-    <w:bookmarkStart w:id="46" w:name="本讲小结"/>
+    <w:bookmarkStart w:id="45" w:name="本讲小结"/>
     <w:p>
       <w:pPr>
         <w:pStyle w:val="Heading2"/>
         <w:spacing w:before="280" w:after="120"/>
       </w:pPr>
+      <w:r>
+        <w:rPr>
+          <w:rFonts w:ascii="Times New Roman" w:hAnsi="Times New Roman" w:eastAsia="Times New Roman" w:cs="Times New Roman"/>
+        </w:rPr>
+        <w:t xml:space="preserve">§9 </w:t>
+      </w:r>
       <w:r>
         <w:rPr>
           <w:rFonts w:hint="eastAsia" w:ascii="Times New Roman" w:hAnsi="Times New Roman" w:eastAsia="SimHei" w:cs="Times New Roman"/>
@@ -25673,11 +24343,7 @@
     </w:p>
     <w:p>
       <w:pPr>
-        <w:pStyle w:val="Compact"/>
-        <w:numPr>
-          <w:ilvl w:val="0"/>
-          <w:numId w:val="1005"/>
-        </w:numPr>
+        <w:pStyle w:val="BodyText"/>
         <w:ind w:firstLine="420"/>
       </w:pPr>
       <w:r>
@@ -25727,11 +24393,7 @@
     </w:p>
     <w:p>
       <w:pPr>
-        <w:pStyle w:val="Compact"/>
-        <w:numPr>
-          <w:ilvl w:val="0"/>
-          <w:numId w:val="1005"/>
-        </w:numPr>
+        <w:pStyle w:val="BodyText"/>
         <w:ind w:firstLine="420"/>
       </w:pPr>
       <w:r>
@@ -25787,11 +24449,7 @@
     </w:p>
     <w:p>
       <w:pPr>
-        <w:pStyle w:val="Compact"/>
-        <w:numPr>
-          <w:ilvl w:val="0"/>
-          <w:numId w:val="1005"/>
-        </w:numPr>
+        <w:pStyle w:val="BodyText"/>
         <w:ind w:firstLine="420"/>
       </w:pPr>
       <w:r>
@@ -25946,11 +24604,7 @@
     </w:p>
     <w:p>
       <w:pPr>
-        <w:pStyle w:val="Compact"/>
-        <w:numPr>
-          <w:ilvl w:val="0"/>
-          <w:numId w:val="1005"/>
-        </w:numPr>
+        <w:pStyle w:val="BodyText"/>
         <w:ind w:firstLine="420"/>
       </w:pPr>
       <w:r>
@@ -25994,7 +24648,7 @@
     </w:p>
     <w:p>
       <w:pPr>
-        <w:pStyle w:val="FirstParagraph"/>
+        <w:pStyle w:val="BodyText"/>
         <w:ind w:firstLine="420"/>
       </w:pPr>
       <w:r>
@@ -26046,8 +24700,8 @@
         <w:t>」。</w:t>
       </w:r>
     </w:p>
-    <w:bookmarkEnd w:id="46"/>
-    <w:bookmarkStart w:id="47" w:name="九本讲速查"/>
+    <w:bookmarkEnd w:id="45"/>
+    <w:bookmarkStart w:id="46" w:name="本讲速查"/>
     <w:p>
       <w:pPr>
         <w:pStyle w:val="Heading2"/>
@@ -26055,21 +24709,15 @@
       </w:pPr>
       <w:r>
         <w:rPr>
+          <w:rFonts w:ascii="Times New Roman" w:hAnsi="Times New Roman" w:eastAsia="Times New Roman" w:cs="Times New Roman"/>
+        </w:rPr>
+        <w:t xml:space="preserve">§10 </w:t>
+      </w:r>
+      <w:r>
+        <w:rPr>
           <w:rFonts w:hint="eastAsia" w:ascii="Times New Roman" w:hAnsi="Times New Roman" w:eastAsia="SimHei" w:cs="Times New Roman"/>
         </w:rPr>
-        <w:t>九</w:t>
-      </w:r>
-      <w:r>
-        <w:rPr>
-          <w:rFonts w:hint="eastAsia" w:ascii="Times New Roman" w:hAnsi="Times New Roman" w:eastAsia="Times New Roman" w:cs="Times New Roman"/>
-        </w:rPr>
-        <w:t>、</w:t>
-      </w:r>
-      <w:r>
-        <w:rPr>
-          <w:rFonts w:hint="eastAsia" w:ascii="Times New Roman" w:hAnsi="Times New Roman" w:eastAsia="SimHei" w:cs="Times New Roman"/>
-        </w:rPr>
-        <w:t>本讲速查</w:t>
+        <w:t xml:space="preserve">本讲速查</w:t>
       </w:r>
     </w:p>
     <w:tbl>
@@ -27495,8 +26143,8 @@
         </w:pict>
       </w:r>
     </w:p>
-    <w:bookmarkEnd w:id="47"/>
-    <w:bookmarkStart w:id="51" w:name="十练习题"/>
+    <w:bookmarkEnd w:id="46"/>
+    <w:bookmarkStart w:id="50" w:name="课后习题"/>
     <w:p>
       <w:pPr>
         <w:pStyle w:val="Heading2"/>
@@ -27504,24 +26152,18 @@
       </w:pPr>
       <w:r>
         <w:rPr>
+          <w:rFonts w:ascii="Times New Roman" w:hAnsi="Times New Roman" w:eastAsia="Times New Roman" w:cs="Times New Roman"/>
+        </w:rPr>
+        <w:t xml:space="preserve">§11 </w:t>
+      </w:r>
+      <w:r>
+        <w:rPr>
           <w:rFonts w:hint="eastAsia" w:ascii="Times New Roman" w:hAnsi="Times New Roman" w:eastAsia="SimHei" w:cs="Times New Roman"/>
         </w:rPr>
-        <w:t>十</w:t>
-      </w:r>
-      <w:r>
-        <w:rPr>
-          <w:rFonts w:hint="eastAsia" w:ascii="Times New Roman" w:hAnsi="Times New Roman" w:eastAsia="Times New Roman" w:cs="Times New Roman"/>
-        </w:rPr>
-        <w:t>、</w:t>
-      </w:r>
-      <w:r>
-        <w:rPr>
-          <w:rFonts w:hint="eastAsia" w:ascii="Times New Roman" w:hAnsi="Times New Roman" w:eastAsia="SimHei" w:cs="Times New Roman"/>
-        </w:rPr>
-        <w:t>练习题</w:t>
+        <w:t xml:space="preserve">课后习题</w:t>
       </w:r>
     </w:p>
-    <w:bookmarkStart w:id="48" w:name="基础巩固6-题"/>
+    <w:bookmarkStart w:id="47" w:name="基础巩固6-题"/>
     <w:p>
       <w:pPr>
         <w:pStyle w:val="Heading3"/>
@@ -28601,8 +27243,8 @@
         <w:t>）。</w:t>
       </w:r>
     </w:p>
-    <w:bookmarkEnd w:id="48"/>
-    <w:bookmarkStart w:id="49" w:name="竞赛入门6-题"/>
+    <w:bookmarkEnd w:id="47"/>
+    <w:bookmarkStart w:id="48" w:name="竞赛入门6-题"/>
     <w:p>
       <w:pPr>
         <w:pStyle w:val="Heading3"/>
@@ -29464,8 +28106,8 @@
         <w:t>。</w:t>
       </w:r>
     </w:p>
-    <w:bookmarkEnd w:id="49"/>
-    <w:bookmarkStart w:id="50" w:name="真题挑战6-题竞赛风格改编"/>
+    <w:bookmarkEnd w:id="48"/>
+    <w:bookmarkStart w:id="49" w:name="真题挑战6-题竞赛风格改编"/>
     <w:p>
       <w:pPr>
         <w:pStyle w:val="Heading3"/>
@@ -30963,9 +29605,9 @@
         </w:pict>
       </w:r>
     </w:p>
+    <w:bookmarkEnd w:id="49"/>
     <w:bookmarkEnd w:id="50"/>
-    <w:bookmarkEnd w:id="51"/>
-    <w:bookmarkStart w:id="54" w:name="十一参考答案"/>
+    <w:bookmarkStart w:id="53" w:name="参考答案"/>
     <w:p>
       <w:pPr>
         <w:pStyle w:val="Heading2"/>
@@ -30973,24 +29615,18 @@
       </w:pPr>
       <w:r>
         <w:rPr>
+          <w:rFonts w:ascii="Times New Roman" w:hAnsi="Times New Roman" w:eastAsia="Times New Roman" w:cs="Times New Roman"/>
+        </w:rPr>
+        <w:t xml:space="preserve">§12 </w:t>
+      </w:r>
+      <w:r>
+        <w:rPr>
           <w:rFonts w:hint="eastAsia" w:ascii="Times New Roman" w:hAnsi="Times New Roman" w:eastAsia="SimHei" w:cs="Times New Roman"/>
         </w:rPr>
-        <w:t>十一</w:t>
-      </w:r>
-      <w:r>
-        <w:rPr>
-          <w:rFonts w:hint="eastAsia" w:ascii="Times New Roman" w:hAnsi="Times New Roman" w:eastAsia="Times New Roman" w:cs="Times New Roman"/>
-        </w:rPr>
-        <w:t>、</w:t>
-      </w:r>
-      <w:r>
-        <w:rPr>
-          <w:rFonts w:hint="eastAsia" w:ascii="Times New Roman" w:hAnsi="Times New Roman" w:eastAsia="SimHei" w:cs="Times New Roman"/>
-        </w:rPr>
-        <w:t>参考答案</w:t>
+        <w:t xml:space="preserve">参考答案</w:t>
       </w:r>
     </w:p>
-    <w:bookmarkStart w:id="52" w:name="练一练"/>
+    <w:bookmarkStart w:id="51" w:name="练一练"/>
     <w:p>
       <w:pPr>
         <w:pStyle w:val="Heading3"/>
@@ -31030,18 +29666,12 @@
         </w:rPr>
         <w:t xml:space="preserve">：</w:t>
       </w:r>
-      <w:r>
-        <w:rPr>
-          <w:rFonts w:ascii="Times New Roman" w:hAnsi="Times New Roman" w:eastAsia="Times New Roman" w:cs="Times New Roman"/>
-        </w:rPr>
-        <w:t xml:space="preserve"> </w:t>
-      </w:r>
-      <w:r>
-        <w:rPr>
-          <w:rFonts w:ascii="Times New Roman" w:hAnsi="Times New Roman" w:eastAsia="Times New Roman" w:cs="Times New Roman"/>
-        </w:rPr>
-        <w:t xml:space="preserve">- </w:t>
-      </w:r>
+    </w:p>
+    <w:p>
+      <w:pPr>
+        <w:pStyle w:val="BodyText"/>
+        <w:ind w:firstLine="420"/>
+      </w:pPr>
       <w:r>
         <w:rPr>
           <w:rFonts w:hint="eastAsia" w:ascii="Times New Roman" w:hAnsi="Times New Roman" w:eastAsia="FangSong" w:cs="Times New Roman"/>
@@ -31202,18 +29832,12 @@
         </w:rPr>
         <w:t>）</w:t>
       </w:r>
-      <w:r>
-        <w:rPr>
-          <w:rFonts w:ascii="Times New Roman" w:hAnsi="Times New Roman" w:eastAsia="Times New Roman" w:cs="Times New Roman"/>
-        </w:rPr>
-        <w:t xml:space="preserve"> </w:t>
-      </w:r>
-      <w:r>
-        <w:rPr>
-          <w:rFonts w:ascii="Times New Roman" w:hAnsi="Times New Roman" w:eastAsia="Times New Roman" w:cs="Times New Roman"/>
-        </w:rPr>
-        <w:t xml:space="preserve">- </w:t>
-      </w:r>
+    </w:p>
+    <w:p>
+      <w:pPr>
+        <w:pStyle w:val="BodyText"/>
+        <w:ind w:firstLine="420"/>
+      </w:pPr>
       <w:r>
         <w:rPr>
           <w:rFonts w:hint="eastAsia" w:ascii="Times New Roman" w:hAnsi="Times New Roman" w:eastAsia="FangSong" w:cs="Times New Roman"/>
@@ -31816,8 +30440,8 @@
         <w:t xml:space="preserve">✓）</w:t>
       </w:r>
     </w:p>
-    <w:bookmarkEnd w:id="52"/>
-    <w:bookmarkStart w:id="53" w:name="练习题"/>
+    <w:bookmarkEnd w:id="51"/>
+    <w:bookmarkStart w:id="52" w:name="练习题"/>
     <w:p>
       <w:pPr>
         <w:pStyle w:val="Heading3"/>
@@ -38784,24 +37408,12 @@
         </w:rPr>
         <w:t xml:space="preserve">这一讲能解开哪份讲义的什么坎</w:t>
       </w:r>
-      <w:r>
-        <w:rPr>
-          <w:rFonts w:ascii="Times New Roman" w:hAnsi="Times New Roman" w:eastAsia="Times New Roman" w:cs="Times New Roman"/>
-        </w:rPr>
-        <w:t xml:space="preserve"> </w:t>
-      </w:r>
-      <w:r>
-        <w:rPr>
-          <w:rFonts w:ascii="Times New Roman" w:hAnsi="Times New Roman" w:eastAsia="Times New Roman" w:cs="Times New Roman"/>
-        </w:rPr>
-        <w:t xml:space="preserve">&gt; -</w:t>
-      </w:r>
-      <w:r>
-        <w:rPr>
-          <w:rFonts w:ascii="Times New Roman" w:hAnsi="Times New Roman" w:eastAsia="Times New Roman" w:cs="Times New Roman"/>
-        </w:rPr>
-        <w:t xml:space="preserve"> </w:t>
-      </w:r>
+    </w:p>
+    <w:p>
+      <w:pPr>
+        <w:pStyle w:val="BodyText"/>
+        <w:ind w:firstLine="420"/>
+      </w:pPr>
       <w:r>
         <w:rPr>
           <w:rFonts w:hint="eastAsia" w:ascii="Times New Roman" w:hAnsi="Times New Roman" w:eastAsia="FangSong" w:cs="Times New Roman"/>
@@ -38876,24 +37488,12 @@
         </w:rPr>
         <w:t>。</w:t>
       </w:r>
-      <w:r>
-        <w:rPr>
-          <w:rFonts w:ascii="Times New Roman" w:hAnsi="Times New Roman" w:eastAsia="Times New Roman" w:cs="Times New Roman"/>
-        </w:rPr>
-        <w:t xml:space="preserve"> </w:t>
-      </w:r>
-      <w:r>
-        <w:rPr>
-          <w:rFonts w:ascii="Times New Roman" w:hAnsi="Times New Roman" w:eastAsia="Times New Roman" w:cs="Times New Roman"/>
-        </w:rPr>
-        <w:t xml:space="preserve">&gt; -</w:t>
-      </w:r>
-      <w:r>
-        <w:rPr>
-          <w:rFonts w:ascii="Times New Roman" w:hAnsi="Times New Roman" w:eastAsia="Times New Roman" w:cs="Times New Roman"/>
-        </w:rPr>
-        <w:t xml:space="preserve"> </w:t>
-      </w:r>
+    </w:p>
+    <w:p>
+      <w:pPr>
+        <w:pStyle w:val="BodyText"/>
+        <w:ind w:firstLine="420"/>
+      </w:pPr>
       <w:r>
         <w:rPr>
           <w:rFonts w:hint="eastAsia" w:ascii="Times New Roman" w:hAnsi="Times New Roman" w:eastAsia="FangSong" w:cs="Times New Roman"/>
@@ -38979,24 +37579,12 @@
         </w:rPr>
         <w:t>（7.5）。</w:t>
       </w:r>
-      <w:r>
-        <w:rPr>
-          <w:rFonts w:ascii="Times New Roman" w:hAnsi="Times New Roman" w:eastAsia="Times New Roman" w:cs="Times New Roman"/>
-        </w:rPr>
-        <w:t xml:space="preserve"> </w:t>
-      </w:r>
-      <w:r>
-        <w:rPr>
-          <w:rFonts w:ascii="Times New Roman" w:hAnsi="Times New Roman" w:eastAsia="Times New Roman" w:cs="Times New Roman"/>
-        </w:rPr>
-        <w:t xml:space="preserve">&gt; -</w:t>
-      </w:r>
-      <w:r>
-        <w:rPr>
-          <w:rFonts w:ascii="Times New Roman" w:hAnsi="Times New Roman" w:eastAsia="Times New Roman" w:cs="Times New Roman"/>
-        </w:rPr>
-        <w:t xml:space="preserve"> </w:t>
-      </w:r>
+    </w:p>
+    <w:p>
+      <w:pPr>
+        <w:pStyle w:val="BodyText"/>
+        <w:ind w:firstLine="420"/>
+      </w:pPr>
       <w:r>
         <w:rPr>
           <w:rFonts w:hint="eastAsia" w:ascii="Times New Roman" w:hAnsi="Times New Roman" w:eastAsia="FangSong" w:cs="Times New Roman"/>
@@ -39148,24 +37736,12 @@
         </w:rPr>
         <w:t>。</w:t>
       </w:r>
-      <w:r>
-        <w:rPr>
-          <w:rFonts w:ascii="Times New Roman" w:hAnsi="Times New Roman" w:eastAsia="Times New Roman" w:cs="Times New Roman"/>
-        </w:rPr>
-        <w:t xml:space="preserve"> </w:t>
-      </w:r>
-      <w:r>
-        <w:rPr>
-          <w:rFonts w:ascii="Times New Roman" w:hAnsi="Times New Roman" w:eastAsia="Times New Roman" w:cs="Times New Roman"/>
-        </w:rPr>
-        <w:t xml:space="preserve">&gt; -</w:t>
-      </w:r>
-      <w:r>
-        <w:rPr>
-          <w:rFonts w:ascii="Times New Roman" w:hAnsi="Times New Roman" w:eastAsia="Times New Roman" w:cs="Times New Roman"/>
-        </w:rPr>
-        <w:t xml:space="preserve"> </w:t>
-      </w:r>
+    </w:p>
+    <w:p>
+      <w:pPr>
+        <w:pStyle w:val="BodyText"/>
+        <w:ind w:firstLine="420"/>
+      </w:pPr>
       <w:r>
         <w:rPr>
           <w:rFonts w:hint="eastAsia" w:ascii="Times New Roman" w:hAnsi="Times New Roman" w:eastAsia="FangSong" w:cs="Times New Roman"/>
@@ -39264,36 +37840,12 @@
         </w:rPr>
         <w:t>。</w:t>
       </w:r>
-      <w:r>
-        <w:rPr>
-          <w:rFonts w:ascii="Times New Roman" w:hAnsi="Times New Roman" w:eastAsia="Times New Roman" w:cs="Times New Roman"/>
-        </w:rPr>
-        <w:t xml:space="preserve"> </w:t>
-      </w:r>
-      <w:r>
-        <w:rPr>
-          <w:rFonts w:ascii="Times New Roman" w:hAnsi="Times New Roman" w:eastAsia="Times New Roman" w:cs="Times New Roman"/>
-        </w:rPr>
-        <w:t xml:space="preserve">&gt;</w:t>
-      </w:r>
-      <w:r>
-        <w:rPr>
-          <w:rFonts w:ascii="Times New Roman" w:hAnsi="Times New Roman" w:eastAsia="Times New Roman" w:cs="Times New Roman"/>
-        </w:rPr>
-        <w:t xml:space="preserve"> </w:t>
-      </w:r>
-      <w:r>
-        <w:rPr>
-          <w:rFonts w:ascii="Times New Roman" w:hAnsi="Times New Roman" w:eastAsia="Times New Roman" w:cs="Times New Roman"/>
-        </w:rPr>
-        <w:t xml:space="preserve">&gt;</w:t>
-      </w:r>
-      <w:r>
-        <w:rPr>
-          <w:rFonts w:ascii="Times New Roman" w:hAnsi="Times New Roman" w:eastAsia="Times New Roman" w:cs="Times New Roman"/>
-        </w:rPr>
-        <w:t xml:space="preserve"> </w:t>
-      </w:r>
+    </w:p>
+    <w:p>
+      <w:pPr>
+        <w:pStyle w:val="BodyText"/>
+        <w:ind w:firstLine="420"/>
+      </w:pPr>
       <w:r>
         <w:rPr>
           <w:rFonts w:hint="eastAsia" w:ascii="Times New Roman" w:hAnsi="Times New Roman" w:eastAsia="FangSong" w:cs="Times New Roman"/>
@@ -39393,8 +37945,8 @@
         <w:t>。</w:t>
       </w:r>
     </w:p>
+    <w:bookmarkEnd w:id="52"/>
     <w:bookmarkEnd w:id="53"/>
-    <w:bookmarkEnd w:id="54"/>
     <w:sectPr>
       <w:footerReference w:type="default" r:id="rId9"/>
       <w:footnotePr>
@@ -39628,109 +38180,6 @@
       </w:pPr>
     </w:lvl>
   </w:abstractNum>
-  <w:abstractNum w:abstractNumId="991">
-    <w:nsid w:val="0000A991"/>
-    <w:multiLevelType w:val="multilevel"/>
-    <w:lvl w:ilvl="0">
-      <w:numFmt w:val="bullet"/>
-      <w:lvlText w:val=""/>
-      <w:lvlJc w:val="left"/>
-      <w:pPr>
-        <w:ind w:left="720" w:hanging="360"/>
-      </w:pPr>
-      <w:rPr>
-        <w:rFonts w:ascii="Symbol" w:hAnsi="Symbol" w:cs="Symbol" w:hint="default"/>
-      </w:rPr>
-    </w:lvl>
-    <w:lvl w:ilvl="1">
-      <w:numFmt w:val="bullet"/>
-      <w:lvlText w:val="o"/>
-      <w:lvlJc w:val="left"/>
-      <w:pPr>
-        <w:ind w:left="1440" w:hanging="360"/>
-      </w:pPr>
-      <w:rPr>
-        <w:rFonts w:ascii="Courier New" w:hAnsi="Courier New" w:cs="Courier New" w:hint="default"/>
-      </w:rPr>
-    </w:lvl>
-    <w:lvl w:ilvl="2">
-      <w:numFmt w:val="bullet"/>
-      <w:lvlText w:val=""/>
-      <w:lvlJc w:val="left"/>
-      <w:pPr>
-        <w:ind w:left="2160" w:hanging="360"/>
-      </w:pPr>
-      <w:rPr>
-        <w:rFonts w:ascii="Wingdings" w:hAnsi="Wingdings" w:cs="Wingdings" w:hint="default"/>
-      </w:rPr>
-    </w:lvl>
-    <w:lvl w:ilvl="3">
-      <w:numFmt w:val="bullet"/>
-      <w:lvlText w:val=""/>
-      <w:lvlJc w:val="left"/>
-      <w:pPr>
-        <w:ind w:left="2880" w:hanging="360"/>
-      </w:pPr>
-      <w:rPr>
-        <w:rFonts w:ascii="Symbol" w:hAnsi="Symbol" w:cs="Symbol" w:hint="default"/>
-      </w:rPr>
-    </w:lvl>
-    <w:lvl w:ilvl="4">
-      <w:numFmt w:val="bullet"/>
-      <w:lvlText w:val="o"/>
-      <w:lvlJc w:val="left"/>
-      <w:pPr>
-        <w:ind w:left="3600" w:hanging="360"/>
-      </w:pPr>
-      <w:rPr>
-        <w:rFonts w:ascii="Courier New" w:hAnsi="Courier New" w:cs="Courier New" w:hint="default"/>
-      </w:rPr>
-    </w:lvl>
-    <w:lvl w:ilvl="5">
-      <w:numFmt w:val="bullet"/>
-      <w:lvlText w:val=""/>
-      <w:lvlJc w:val="left"/>
-      <w:pPr>
-        <w:ind w:left="4320" w:hanging="360"/>
-      </w:pPr>
-      <w:rPr>
-        <w:rFonts w:ascii="Wingdings" w:hAnsi="Wingdings" w:cs="Wingdings" w:hint="default"/>
-      </w:rPr>
-    </w:lvl>
-    <w:lvl w:ilvl="6">
-      <w:numFmt w:val="bullet"/>
-      <w:lvlText w:val=""/>
-      <w:lvlJc w:val="left"/>
-      <w:pPr>
-        <w:ind w:left="5040" w:hanging="360"/>
-      </w:pPr>
-      <w:rPr>
-        <w:rFonts w:ascii="Symbol" w:hAnsi="Symbol" w:cs="Symbol" w:hint="default"/>
-      </w:rPr>
-    </w:lvl>
-    <w:lvl w:ilvl="7">
-      <w:numFmt w:val="bullet"/>
-      <w:lvlText w:val="o"/>
-      <w:lvlJc w:val="left"/>
-      <w:pPr>
-        <w:ind w:left="5760" w:hanging="360"/>
-      </w:pPr>
-      <w:rPr>
-        <w:rFonts w:ascii="Courier New" w:hAnsi="Courier New" w:cs="Courier New" w:hint="default"/>
-      </w:rPr>
-    </w:lvl>
-    <w:lvl w:ilvl="8">
-      <w:numFmt w:val="bullet"/>
-      <w:lvlText w:val=""/>
-      <w:lvlJc w:val="left"/>
-      <w:pPr>
-        <w:ind w:left="6480" w:hanging="360"/>
-      </w:pPr>
-      <w:rPr>
-        <w:rFonts w:ascii="Wingdings" w:hAnsi="Wingdings" w:cs="Wingdings" w:hint="default"/>
-      </w:rPr>
-    </w:lvl>
-  </w:abstractNum>
   <w:num w:numId="1000">
     <w:abstractNumId w:val="990"/>
   </w:num>
@@ -39763,18 +38212,6 @@
     <w:lvlOverride w:ilvl="8">
       <w:startOverride w:val="1"/>
     </w:lvlOverride>
-  </w:num>
-  <w:num w:numId="1002">
-    <w:abstractNumId w:val="991"/>
-  </w:num>
-  <w:num w:numId="1003">
-    <w:abstractNumId w:val="991"/>
-  </w:num>
-  <w:num w:numId="1004">
-    <w:abstractNumId w:val="991"/>
-  </w:num>
-  <w:num w:numId="1005">
-    <w:abstractNumId w:val="991"/>
   </w:num>
 </w:numbering>
 </file>

--- a/06-学生侧材料/讲义/_数学工具/数学工具-第6讲-量纲数量级与估算.docx
+++ b/06-学生侧材料/讲义/_数学工具/数学工具-第6讲-量纲数量级与估算.docx
@@ -24737,9 +24737,9 @@
         </w:tblBorders>
       </w:tblPr>
       <w:tblGrid>
-        <w:gridCol w:w="2640"/>
-        <w:gridCol w:w="2640"/>
-        <w:gridCol w:w="2640"/>
+        <w:gridCol w:w="1452"/>
+        <w:gridCol w:w="4950"/>
+        <w:gridCol w:w="1518"/>
       </w:tblGrid>
       <w:tr>
         <w:trPr>
